--- a/labs/实验报告.docx
+++ b/labs/实验报告.docx
@@ -623,13 +623,6 @@
           <w:r>
             <w:ptab w:relativeTo="margin" w:alignment="right" w:leader="dot"/>
           </w:r>
-          <w:r>
-            <w:rPr>
-              <w:b/>
-              <w:bCs/>
-            </w:rPr>
-            <w:t>1</w:t>
-          </w:r>
         </w:p>
         <w:p>
           <w:pPr>
@@ -652,14 +645,14 @@
             <w:t xml:space="preserve"> </w:t>
           </w:r>
           <w:r>
-            <w:ptab w:relativeTo="margin" w:alignment="right" w:leader="dot"/>
-          </w:r>
-          <w:r>
             <w:rPr>
               <w:b/>
               <w:bCs/>
             </w:rPr>
-            <w:t>1</w:t>
+            <w:t>神经网络</w:t>
+          </w:r>
+          <w:r>
+            <w:ptab w:relativeTo="margin" w:alignment="right" w:leader="dot"/>
           </w:r>
         </w:p>
         <w:p>
@@ -683,14 +676,28 @@
             <w:t xml:space="preserve"> </w:t>
           </w:r>
           <w:r>
-            <w:ptab w:relativeTo="margin" w:alignment="right" w:leader="dot"/>
+            <w:rPr>
+              <w:b/>
+              <w:bCs/>
+            </w:rPr>
+            <w:t>线性回归与</w:t>
           </w:r>
           <w:r>
             <w:rPr>
               <w:b/>
               <w:bCs/>
             </w:rPr>
-            <w:t>1</w:t>
+            <w:t>SVM</w:t>
+          </w:r>
+          <w:r>
+            <w:rPr>
+              <w:b/>
+              <w:bCs/>
+            </w:rPr>
+            <w:t xml:space="preserve"> </w:t>
+          </w:r>
+          <w:r>
+            <w:ptab w:relativeTo="margin" w:alignment="right" w:leader="dot"/>
           </w:r>
         </w:p>
         <w:p>
@@ -714,14 +721,35 @@
             <w:t xml:space="preserve"> </w:t>
           </w:r>
           <w:r>
-            <w:ptab w:relativeTo="margin" w:alignment="right" w:leader="dot"/>
+            <w:rPr>
+              <w:b/>
+              <w:bCs/>
+            </w:rPr>
+            <w:t>K</w:t>
           </w:r>
           <w:r>
             <w:rPr>
               <w:b/>
               <w:bCs/>
             </w:rPr>
-            <w:t>1</w:t>
+            <w:t>聚类与</w:t>
+          </w:r>
+          <w:r>
+            <w:rPr>
+              <w:b/>
+              <w:bCs/>
+            </w:rPr>
+            <w:t>PCA</w:t>
+          </w:r>
+          <w:r>
+            <w:rPr>
+              <w:b/>
+              <w:bCs/>
+            </w:rPr>
+            <w:t>分析</w:t>
+          </w:r>
+          <w:r>
+            <w:ptab w:relativeTo="margin" w:alignment="right" w:leader="dot"/>
           </w:r>
         </w:p>
         <w:p/>
@@ -2043,23 +2071,7 @@
           <w:b/>
           <w:sz w:val="24"/>
         </w:rPr>
-        <w:t xml:space="preserve">3.2 </w:t>
-      </w:r>
-      <w:r>
-        <w:rPr>
-          <w:rFonts w:ascii="黑体" w:eastAsia="黑体" w:hint="eastAsia"/>
-          <w:b/>
-          <w:sz w:val="24"/>
-        </w:rPr>
-        <w:t>Logistic</w:t>
-      </w:r>
-      <w:r>
-        <w:rPr>
-          <w:rFonts w:ascii="黑体" w:eastAsia="黑体" w:hint="eastAsia"/>
-          <w:b/>
-          <w:sz w:val="24"/>
-        </w:rPr>
-        <w:t>回归</w:t>
+        <w:t>3.2 Logistic回归</w:t>
       </w:r>
     </w:p>
     <w:p>
@@ -3724,7 +3736,25 @@
           <w:b/>
           <w:szCs w:val="21"/>
         </w:rPr>
-        <w:t>4.1.1 数据可视化（plotData.m）</w:t>
+        <w:t>4.1.1 数据可视化（</w:t>
+      </w:r>
+      <w:proofErr w:type="spellStart"/>
+      <w:r>
+        <w:rPr>
+          <w:rFonts w:ascii="宋体" w:hint="eastAsia"/>
+          <w:b/>
+          <w:szCs w:val="21"/>
+        </w:rPr>
+        <w:t>plotData.m</w:t>
+      </w:r>
+      <w:proofErr w:type="spellEnd"/>
+      <w:r>
+        <w:rPr>
+          <w:rFonts w:ascii="宋体" w:hint="eastAsia"/>
+          <w:b/>
+          <w:szCs w:val="21"/>
+        </w:rPr>
+        <w:t>）</w:t>
       </w:r>
     </w:p>
     <w:p>
@@ -3827,7 +3857,7 @@
           <w:szCs w:val="20"/>
         </w:rPr>
         <w:drawing>
-          <wp:inline distT="0" distB="0" distL="0" distR="0" wp14:anchorId="2BDACE34" wp14:editId="1414D0A4">
+          <wp:inline distT="0" distB="0" distL="0" distR="0" wp14:anchorId="2BDACE34" wp14:editId="27B1244E">
             <wp:extent cx="5272405" cy="3424555"/>
             <wp:effectExtent l="0" t="0" r="4445" b="4445"/>
             <wp:docPr id="1518030073" name="图片 1"/>
@@ -4066,7 +4096,25 @@
           <w:b/>
           <w:szCs w:val="21"/>
         </w:rPr>
-        <w:t>4.1.3 梯度下降（gradientDescent.m）</w:t>
+        <w:t>4.1.3 梯度下降（</w:t>
+      </w:r>
+      <w:proofErr w:type="spellStart"/>
+      <w:r>
+        <w:rPr>
+          <w:rFonts w:ascii="宋体" w:hint="eastAsia"/>
+          <w:b/>
+          <w:szCs w:val="21"/>
+        </w:rPr>
+        <w:t>gradientDescent.m</w:t>
+      </w:r>
+      <w:proofErr w:type="spellEnd"/>
+      <w:r>
+        <w:rPr>
+          <w:rFonts w:ascii="宋体" w:hint="eastAsia"/>
+          <w:b/>
+          <w:szCs w:val="21"/>
+        </w:rPr>
+        <w:t>）</w:t>
       </w:r>
     </w:p>
     <w:p>
@@ -4203,7 +4251,25 @@
           <w:sz w:val="20"/>
           <w:szCs w:val="20"/>
         </w:rPr>
-        <w:t>X*theta_s - y);</w:t>
+        <w:t>X*</w:t>
+      </w:r>
+      <w:proofErr w:type="spellStart"/>
+      <w:r>
+        <w:rPr>
+          <w:rFonts w:ascii="Consolas" w:hAnsi="Consolas"/>
+          <w:sz w:val="20"/>
+          <w:szCs w:val="20"/>
+        </w:rPr>
+        <w:t>theta_s</w:t>
+      </w:r>
+      <w:proofErr w:type="spellEnd"/>
+      <w:r>
+        <w:rPr>
+          <w:rFonts w:ascii="Consolas" w:hAnsi="Consolas"/>
+          <w:sz w:val="20"/>
+          <w:szCs w:val="20"/>
+        </w:rPr>
+        <w:t xml:space="preserve"> - y);</w:t>
       </w:r>
     </w:p>
     <w:p>
@@ -4268,7 +4334,25 @@
           <w:sz w:val="20"/>
           <w:szCs w:val="20"/>
         </w:rPr>
-        <w:t>(X*theta_s - y</w:t>
+        <w:t>(X*</w:t>
+      </w:r>
+      <w:proofErr w:type="spellStart"/>
+      <w:r>
+        <w:rPr>
+          <w:rFonts w:ascii="Consolas" w:hAnsi="Consolas"/>
+          <w:sz w:val="20"/>
+          <w:szCs w:val="20"/>
+        </w:rPr>
+        <w:t>theta_s</w:t>
+      </w:r>
+      <w:proofErr w:type="spellEnd"/>
+      <w:r>
+        <w:rPr>
+          <w:rFonts w:ascii="Consolas" w:hAnsi="Consolas"/>
+          <w:sz w:val="20"/>
+          <w:szCs w:val="20"/>
+        </w:rPr>
+        <w:t xml:space="preserve"> - y</w:t>
       </w:r>
       <w:proofErr w:type="gramStart"/>
       <w:r>
@@ -4434,7 +4518,7 @@
           <w:szCs w:val="21"/>
         </w:rPr>
         <w:drawing>
-          <wp:inline distT="0" distB="0" distL="0" distR="0" wp14:anchorId="3986906D" wp14:editId="7F9F0F24">
+          <wp:inline distT="0" distB="0" distL="0" distR="0" wp14:anchorId="3986906D" wp14:editId="334CE31A">
             <wp:extent cx="5272405" cy="3424555"/>
             <wp:effectExtent l="0" t="0" r="4445" b="4445"/>
             <wp:docPr id="462652158" name="图片 2"/>
@@ -4720,7 +4804,7 @@
         </w:rPr>
         <w:lastRenderedPageBreak/>
         <w:drawing>
-          <wp:inline distT="0" distB="0" distL="0" distR="0" wp14:anchorId="3D9448BF" wp14:editId="6E7AFF3F">
+          <wp:inline distT="0" distB="0" distL="0" distR="0" wp14:anchorId="3D9448BF" wp14:editId="5BB469D4">
             <wp:extent cx="5272405" cy="3190875"/>
             <wp:effectExtent l="0" t="0" r="4445" b="9525"/>
             <wp:docPr id="494045287" name="图片 3"/>
@@ -4785,7 +4869,7 @@
           <w:szCs w:val="21"/>
         </w:rPr>
         <w:drawing>
-          <wp:inline distT="0" distB="0" distL="0" distR="0" wp14:anchorId="73278961" wp14:editId="4309EAA1">
+          <wp:inline distT="0" distB="0" distL="0" distR="0" wp14:anchorId="73278961" wp14:editId="30E85292">
             <wp:extent cx="5272405" cy="3381375"/>
             <wp:effectExtent l="0" t="0" r="4445" b="9525"/>
             <wp:docPr id="1027489514" name="图片 4"/>
@@ -4885,7 +4969,25 @@
           <w:b/>
           <w:szCs w:val="21"/>
         </w:rPr>
-        <w:t>4.2.1 Sigmoid函数（sigmoid.m）</w:t>
+        <w:t>4.2.1 Sigmoid函数（</w:t>
+      </w:r>
+      <w:proofErr w:type="spellStart"/>
+      <w:r>
+        <w:rPr>
+          <w:rFonts w:ascii="宋体" w:hint="eastAsia"/>
+          <w:b/>
+          <w:szCs w:val="21"/>
+        </w:rPr>
+        <w:t>sigmoid.m</w:t>
+      </w:r>
+      <w:proofErr w:type="spellEnd"/>
+      <w:r>
+        <w:rPr>
+          <w:rFonts w:ascii="宋体" w:hint="eastAsia"/>
+          <w:b/>
+          <w:szCs w:val="21"/>
+        </w:rPr>
+        <w:t>）</w:t>
       </w:r>
     </w:p>
     <w:p>
@@ -5098,7 +5200,25 @@
           <w:b/>
           <w:szCs w:val="21"/>
         </w:rPr>
-        <w:t>4.2.2 代价函数与梯度（costFunction.m）</w:t>
+        <w:t>4.2.2 代价函数与梯度（</w:t>
+      </w:r>
+      <w:proofErr w:type="spellStart"/>
+      <w:r>
+        <w:rPr>
+          <w:rFonts w:ascii="宋体" w:hint="eastAsia"/>
+          <w:b/>
+          <w:szCs w:val="21"/>
+        </w:rPr>
+        <w:t>costFunction.m</w:t>
+      </w:r>
+      <w:proofErr w:type="spellEnd"/>
+      <w:r>
+        <w:rPr>
+          <w:rFonts w:ascii="宋体" w:hint="eastAsia"/>
+          <w:b/>
+          <w:szCs w:val="21"/>
+        </w:rPr>
+        <w:t>）</w:t>
       </w:r>
     </w:p>
     <w:p>
@@ -5225,7 +5345,23 @@
           <w:rFonts w:ascii="宋体" w:hint="eastAsia"/>
           <w:szCs w:val="21"/>
         </w:rPr>
-        <w:t>初始θ=0时代价值为0.693，使用fminunc优化后代价降至0.203。训练集准确率约为89%。优化后的决策边界如下图所示，可以看到一条直线将录取和未录取的学生较好地分开。</w:t>
+        <w:t>初始θ=0时代价值为0.693，使用</w:t>
+      </w:r>
+      <w:proofErr w:type="spellStart"/>
+      <w:r>
+        <w:rPr>
+          <w:rFonts w:ascii="宋体" w:hint="eastAsia"/>
+          <w:szCs w:val="21"/>
+        </w:rPr>
+        <w:t>fminunc</w:t>
+      </w:r>
+      <w:proofErr w:type="spellEnd"/>
+      <w:r>
+        <w:rPr>
+          <w:rFonts w:ascii="宋体" w:hint="eastAsia"/>
+          <w:szCs w:val="21"/>
+        </w:rPr>
+        <w:t>优化后代价降至0.203。训练集准确率约为89%。优化后的决策边界如下图所示，可以看到一条直线将录取和未录取的学生较好地分开。</w:t>
       </w:r>
     </w:p>
     <w:p>
@@ -5244,7 +5380,7 @@
           <w:szCs w:val="21"/>
         </w:rPr>
         <w:drawing>
-          <wp:inline distT="0" distB="0" distL="0" distR="0" wp14:anchorId="15F7D871" wp14:editId="5078BD7B">
+          <wp:inline distT="0" distB="0" distL="0" distR="0" wp14:anchorId="15F7D871" wp14:editId="0255CEB9">
             <wp:extent cx="5272405" cy="3367405"/>
             <wp:effectExtent l="0" t="0" r="4445" b="4445"/>
             <wp:docPr id="178944803" name="图片 5"/>
@@ -5556,7 +5692,7 @@
           <w:szCs w:val="21"/>
         </w:rPr>
         <w:drawing>
-          <wp:inline distT="0" distB="0" distL="0" distR="0" wp14:anchorId="683AF839" wp14:editId="58B26FD2">
+          <wp:inline distT="0" distB="0" distL="0" distR="0" wp14:anchorId="683AF839" wp14:editId="7566C30D">
             <wp:extent cx="5267325" cy="3453130"/>
             <wp:effectExtent l="0" t="0" r="9525" b="0"/>
             <wp:docPr id="132924491" name="图片 6"/>
@@ -5710,7 +5846,7 @@
           <w:szCs w:val="21"/>
         </w:rPr>
         <w:drawing>
-          <wp:inline distT="0" distB="0" distL="0" distR="0" wp14:anchorId="6102B3C0" wp14:editId="41A7AD5C">
+          <wp:inline distT="0" distB="0" distL="0" distR="0" wp14:anchorId="6102B3C0" wp14:editId="280F7E23">
             <wp:extent cx="5267325" cy="3453130"/>
             <wp:effectExtent l="0" t="0" r="9525" b="0"/>
             <wp:docPr id="1762876825" name="图片 7"/>
@@ -5778,7 +5914,7 @@
         </w:rPr>
         <w:lastRenderedPageBreak/>
         <w:drawing>
-          <wp:inline distT="0" distB="0" distL="0" distR="0" wp14:anchorId="16D23314" wp14:editId="4D549A13">
+          <wp:inline distT="0" distB="0" distL="0" distR="0" wp14:anchorId="16D23314" wp14:editId="55E407E3">
             <wp:extent cx="5267325" cy="3453130"/>
             <wp:effectExtent l="0" t="0" r="9525" b="0"/>
             <wp:docPr id="1968067426" name="图片 8"/>
@@ -6135,7 +6271,23 @@
           <w:szCs w:val="21"/>
         </w:rPr>
         <w:lastRenderedPageBreak/>
-        <w:t>通过本次实验，我深入理解并实践了线性回归和逻辑回归两种基础机器学习算法。在线性回归部分，掌握了代价函数的定义和梯度下降的迭代过程，理解了学习率对收敛速度的影响，并通过代价函数的三维可视化直观感受了优化过程。在逻辑回归部分，学会了sigmoid函数的作用，理解了逻辑回归代价函数与线性回归代价函数的本质区别，掌握了使用fminunc等优化器替代手动梯度下降的方法。在正则化部分，通过对比不同λ值下的决策边界，深刻体会到正则化参数对模型复杂度的调控作用，以及过拟合与欠拟合之间的权衡关系。</w:t>
+        <w:t>通过本次实验，我深入理解并实践了线性回归和逻辑回归两种基础机器学习算法。在线性回归部分，掌握了代价函数的定义和梯度下降的迭代过程，理解了学习率对收敛速度的影响，并通过代价函数的三维可视化直观感受了优化过程。在逻辑回归部分，学会了sigmoid函数的作用，理解了逻辑回归代价函数与线性回归代价函数的本质区别，掌握了使用</w:t>
+      </w:r>
+      <w:proofErr w:type="spellStart"/>
+      <w:r>
+        <w:rPr>
+          <w:rFonts w:ascii="宋体" w:hint="eastAsia"/>
+          <w:szCs w:val="21"/>
+        </w:rPr>
+        <w:t>fminunc</w:t>
+      </w:r>
+      <w:proofErr w:type="spellEnd"/>
+      <w:r>
+        <w:rPr>
+          <w:rFonts w:ascii="宋体" w:hint="eastAsia"/>
+          <w:szCs w:val="21"/>
+        </w:rPr>
+        <w:t>等优化器替代手动梯度下降的方法。在正则化部分，通过对比不同λ值下的决策边界，深刻体会到正则化参数对模型复杂度的调控作用，以及过拟合与欠拟合之间的权衡关系。</w:t>
       </w:r>
     </w:p>
     <w:p>
@@ -6170,6 +6322,28 @@
         </w:rPr>
         <w:lastRenderedPageBreak/>
         <w:t>实验二</w:t>
+      </w:r>
+      <w:r>
+        <w:rPr>
+          <w:rFonts w:hint="eastAsia"/>
+          <w:b/>
+          <w:bCs/>
+          <w:kern w:val="44"/>
+          <w:sz w:val="44"/>
+          <w:szCs w:val="44"/>
+        </w:rPr>
+        <w:t xml:space="preserve"> </w:t>
+      </w:r>
+      <w:r>
+        <w:rPr>
+          <w:rFonts w:hint="eastAsia"/>
+          <w:b/>
+          <w:bCs/>
+          <w:kern w:val="44"/>
+          <w:sz w:val="44"/>
+          <w:szCs w:val="44"/>
+        </w:rPr>
+        <w:t>神经网络</w:t>
       </w:r>
     </w:p>
     <w:p>
@@ -7313,7 +7487,7 @@
           <w:szCs w:val="21"/>
         </w:rPr>
         <w:drawing>
-          <wp:inline distT="0" distB="0" distL="0" distR="0" wp14:anchorId="5437D100" wp14:editId="3D0D9687">
+          <wp:inline distT="0" distB="0" distL="0" distR="0" wp14:anchorId="5437D100" wp14:editId="17A2A6C1">
             <wp:extent cx="5272405" cy="3724275"/>
             <wp:effectExtent l="0" t="0" r="4445" b="9525"/>
             <wp:docPr id="920781285" name="图片 2"/>
@@ -7894,18 +8068,75 @@
         <w:ind w:firstLineChars="200" w:firstLine="420"/>
         <w:rPr>
           <w:rFonts w:ascii="宋体"/>
-          <w:color w:val="808080"/>
-          <w:szCs w:val="21"/>
-        </w:rPr>
-      </w:pPr>
-      <w:r>
-        <w:rPr>
-          <w:rFonts w:ascii="宋体" w:hint="eastAsia"/>
-          <w:color w:val="808080"/>
-          <w:szCs w:val="21"/>
-        </w:rPr>
-        <w:t>（请在此处插入梯度检验结果截图）</w:t>
-      </w:r>
+          <w:szCs w:val="21"/>
+        </w:rPr>
+      </w:pPr>
+      <w:r>
+        <w:rPr>
+          <w:rFonts w:ascii="宋体"/>
+          <w:noProof/>
+          <w:szCs w:val="21"/>
+        </w:rPr>
+        <w:lastRenderedPageBreak/>
+        <w:drawing>
+          <wp:inline distT="0" distB="0" distL="0" distR="0" wp14:anchorId="43F427C8" wp14:editId="1DFF4237">
+            <wp:extent cx="5270500" cy="4191000"/>
+            <wp:effectExtent l="0" t="0" r="6350" b="0"/>
+            <wp:docPr id="123360614" name="图片 11"/>
+            <wp:cNvGraphicFramePr>
+              <a:graphicFrameLocks xmlns:a="http://schemas.openxmlformats.org/drawingml/2006/main" noChangeAspect="1"/>
+            </wp:cNvGraphicFramePr>
+            <a:graphic xmlns:a="http://schemas.openxmlformats.org/drawingml/2006/main">
+              <a:graphicData uri="http://schemas.openxmlformats.org/drawingml/2006/picture">
+                <pic:pic xmlns:pic="http://schemas.openxmlformats.org/drawingml/2006/picture">
+                  <pic:nvPicPr>
+                    <pic:cNvPr id="0" name="Picture 11"/>
+                    <pic:cNvPicPr>
+                      <a:picLocks noChangeAspect="1" noChangeArrowheads="1"/>
+                    </pic:cNvPicPr>
+                  </pic:nvPicPr>
+                  <pic:blipFill>
+                    <a:blip r:embed="rId19" cstate="print">
+                      <a:extLst>
+                        <a:ext uri="{28A0092B-C50C-407E-A947-70E740481C1C}">
+                          <a14:useLocalDpi xmlns:a14="http://schemas.microsoft.com/office/drawing/2010/main" val="0"/>
+                        </a:ext>
+                      </a:extLst>
+                    </a:blip>
+                    <a:srcRect/>
+                    <a:stretch>
+                      <a:fillRect/>
+                    </a:stretch>
+                  </pic:blipFill>
+                  <pic:spPr bwMode="auto">
+                    <a:xfrm>
+                      <a:off x="0" y="0"/>
+                      <a:ext cx="5270500" cy="4191000"/>
+                    </a:xfrm>
+                    <a:prstGeom prst="rect">
+                      <a:avLst/>
+                    </a:prstGeom>
+                    <a:noFill/>
+                    <a:ln>
+                      <a:noFill/>
+                    </a:ln>
+                  </pic:spPr>
+                </pic:pic>
+              </a:graphicData>
+            </a:graphic>
+          </wp:inline>
+        </w:drawing>
+      </w:r>
+    </w:p>
+    <w:p>
+      <w:pPr>
+        <w:spacing w:line="360" w:lineRule="auto"/>
+        <w:ind w:firstLineChars="200" w:firstLine="420"/>
+        <w:rPr>
+          <w:rFonts w:ascii="宋体"/>
+          <w:szCs w:val="21"/>
+        </w:rPr>
+      </w:pPr>
     </w:p>
     <w:p>
       <w:pPr>
@@ -7980,18 +8211,130 @@
         <w:ind w:firstLineChars="200" w:firstLine="420"/>
         <w:rPr>
           <w:rFonts w:ascii="宋体"/>
-          <w:color w:val="808080"/>
-          <w:szCs w:val="21"/>
-        </w:rPr>
-      </w:pPr>
-      <w:r>
-        <w:rPr>
-          <w:rFonts w:ascii="宋体" w:hint="eastAsia"/>
-          <w:color w:val="808080"/>
+          <w:szCs w:val="21"/>
+        </w:rPr>
+      </w:pPr>
+      <w:r>
+        <w:rPr>
+          <w:rFonts w:ascii="宋体"/>
+          <w:noProof/>
           <w:szCs w:val="21"/>
         </w:rPr>
         <w:lastRenderedPageBreak/>
-        <w:t>（请在此处插入训练准确率截图和隐藏层权重可视化图）</w:t>
+        <w:drawing>
+          <wp:inline distT="0" distB="0" distL="0" distR="0" wp14:anchorId="266A5043" wp14:editId="0D80B728">
+            <wp:extent cx="5264150" cy="3721100"/>
+            <wp:effectExtent l="0" t="0" r="0" b="0"/>
+            <wp:docPr id="1446986760" name="图片 12"/>
+            <wp:cNvGraphicFramePr>
+              <a:graphicFrameLocks xmlns:a="http://schemas.openxmlformats.org/drawingml/2006/main" noChangeAspect="1"/>
+            </wp:cNvGraphicFramePr>
+            <a:graphic xmlns:a="http://schemas.openxmlformats.org/drawingml/2006/main">
+              <a:graphicData uri="http://schemas.openxmlformats.org/drawingml/2006/picture">
+                <pic:pic xmlns:pic="http://schemas.openxmlformats.org/drawingml/2006/picture">
+                  <pic:nvPicPr>
+                    <pic:cNvPr id="0" name="Picture 12"/>
+                    <pic:cNvPicPr>
+                      <a:picLocks noChangeAspect="1" noChangeArrowheads="1"/>
+                    </pic:cNvPicPr>
+                  </pic:nvPicPr>
+                  <pic:blipFill>
+                    <a:blip r:embed="rId20" cstate="print">
+                      <a:extLst>
+                        <a:ext uri="{28A0092B-C50C-407E-A947-70E740481C1C}">
+                          <a14:useLocalDpi xmlns:a14="http://schemas.microsoft.com/office/drawing/2010/main" val="0"/>
+                        </a:ext>
+                      </a:extLst>
+                    </a:blip>
+                    <a:srcRect/>
+                    <a:stretch>
+                      <a:fillRect/>
+                    </a:stretch>
+                  </pic:blipFill>
+                  <pic:spPr bwMode="auto">
+                    <a:xfrm>
+                      <a:off x="0" y="0"/>
+                      <a:ext cx="5264150" cy="3721100"/>
+                    </a:xfrm>
+                    <a:prstGeom prst="rect">
+                      <a:avLst/>
+                    </a:prstGeom>
+                    <a:noFill/>
+                    <a:ln>
+                      <a:noFill/>
+                    </a:ln>
+                  </pic:spPr>
+                </pic:pic>
+              </a:graphicData>
+            </a:graphic>
+          </wp:inline>
+        </w:drawing>
+      </w:r>
+    </w:p>
+    <w:p>
+      <w:pPr>
+        <w:spacing w:line="360" w:lineRule="auto"/>
+        <w:ind w:firstLineChars="200" w:firstLine="420"/>
+        <w:rPr>
+          <w:rFonts w:ascii="宋体"/>
+          <w:szCs w:val="21"/>
+        </w:rPr>
+      </w:pPr>
+      <w:r>
+        <w:rPr>
+          <w:rFonts w:ascii="宋体"/>
+          <w:noProof/>
+          <w:szCs w:val="21"/>
+        </w:rPr>
+        <w:lastRenderedPageBreak/>
+        <w:drawing>
+          <wp:inline distT="0" distB="0" distL="0" distR="0" wp14:anchorId="7BDF5E9C" wp14:editId="778F95FC">
+            <wp:extent cx="5270500" cy="5270500"/>
+            <wp:effectExtent l="0" t="0" r="6350" b="6350"/>
+            <wp:docPr id="962569011" name="图片 13"/>
+            <wp:cNvGraphicFramePr>
+              <a:graphicFrameLocks xmlns:a="http://schemas.openxmlformats.org/drawingml/2006/main" noChangeAspect="1"/>
+            </wp:cNvGraphicFramePr>
+            <a:graphic xmlns:a="http://schemas.openxmlformats.org/drawingml/2006/main">
+              <a:graphicData uri="http://schemas.openxmlformats.org/drawingml/2006/picture">
+                <pic:pic xmlns:pic="http://schemas.openxmlformats.org/drawingml/2006/picture">
+                  <pic:nvPicPr>
+                    <pic:cNvPr id="0" name="Picture 13"/>
+                    <pic:cNvPicPr>
+                      <a:picLocks noChangeAspect="1" noChangeArrowheads="1"/>
+                    </pic:cNvPicPr>
+                  </pic:nvPicPr>
+                  <pic:blipFill>
+                    <a:blip r:embed="rId21">
+                      <a:extLst>
+                        <a:ext uri="{28A0092B-C50C-407E-A947-70E740481C1C}">
+                          <a14:useLocalDpi xmlns:a14="http://schemas.microsoft.com/office/drawing/2010/main" val="0"/>
+                        </a:ext>
+                      </a:extLst>
+                    </a:blip>
+                    <a:srcRect/>
+                    <a:stretch>
+                      <a:fillRect/>
+                    </a:stretch>
+                  </pic:blipFill>
+                  <pic:spPr bwMode="auto">
+                    <a:xfrm>
+                      <a:off x="0" y="0"/>
+                      <a:ext cx="5270500" cy="5270500"/>
+                    </a:xfrm>
+                    <a:prstGeom prst="rect">
+                      <a:avLst/>
+                    </a:prstGeom>
+                    <a:noFill/>
+                    <a:ln>
+                      <a:noFill/>
+                    </a:ln>
+                  </pic:spPr>
+                </pic:pic>
+              </a:graphicData>
+            </a:graphic>
+          </wp:inline>
+        </w:drawing>
       </w:r>
     </w:p>
     <w:p>
@@ -8115,6 +8458,7 @@
           <w:b/>
           <w:sz w:val="24"/>
         </w:rPr>
+        <w:lastRenderedPageBreak/>
         <w:t>5.3 代价函数验证</w:t>
       </w:r>
     </w:p>
@@ -8221,6 +8565,7 @@
       <w:pPr>
         <w:keepNext/>
         <w:keepLines/>
+        <w:pageBreakBefore/>
         <w:spacing w:before="340" w:after="330" w:line="578" w:lineRule="auto"/>
         <w:jc w:val="center"/>
         <w:outlineLvl w:val="0"/>
@@ -8235,7 +8580,7 @@
           <w:szCs w:val="44"/>
         </w:rPr>
         <w:lastRenderedPageBreak/>
-        <w:t>实验</w:t>
+        <w:t>实验三</w:t>
       </w:r>
       <w:r>
         <w:rPr>
@@ -8246,7 +8591,29 @@
           <w:sz w:val="44"/>
           <w:szCs w:val="44"/>
         </w:rPr>
-        <w:t>四</w:t>
+        <w:t xml:space="preserve"> </w:t>
+      </w:r>
+      <w:r>
+        <w:rPr>
+          <w:rFonts w:hint="eastAsia"/>
+          <w:b/>
+          <w:bCs/>
+          <w:kern w:val="44"/>
+          <w:sz w:val="44"/>
+          <w:szCs w:val="44"/>
+        </w:rPr>
+        <w:t>线性回归与</w:t>
+      </w:r>
+      <w:r>
+        <w:rPr>
+          <w:rFonts w:hint="eastAsia"/>
+          <w:b/>
+          <w:bCs/>
+          <w:kern w:val="44"/>
+          <w:sz w:val="44"/>
+          <w:szCs w:val="44"/>
+        </w:rPr>
+        <w:t>SVM</w:t>
       </w:r>
     </w:p>
     <w:p>
@@ -8283,7 +8650,7 @@
           <w:rFonts w:ascii="宋体" w:hint="eastAsia"/>
           <w:szCs w:val="21"/>
         </w:rPr>
-        <w:t>1. 理解无监督学习的基本概念，掌握K-means聚类算法的原理与实现。</w:t>
+        <w:t>1. 理解正则化线性回归的代价函数与梯度，掌握其向量化实现。</w:t>
       </w:r>
     </w:p>
     <w:p>
@@ -8300,7 +8667,23 @@
           <w:rFonts w:ascii="宋体" w:hint="eastAsia"/>
           <w:szCs w:val="21"/>
         </w:rPr>
-        <w:t>2. 掌握K-means在图像压缩中的应用，理解如何用聚类减少图像的颜色数量。</w:t>
+        <w:t>2. 理解偏差-方差权衡，掌握用学习曲线</w:t>
+      </w:r>
+      <w:proofErr w:type="gramStart"/>
+      <w:r>
+        <w:rPr>
+          <w:rFonts w:ascii="宋体" w:hint="eastAsia"/>
+          <w:szCs w:val="21"/>
+        </w:rPr>
+        <w:t>诊断高</w:t>
+      </w:r>
+      <w:proofErr w:type="gramEnd"/>
+      <w:r>
+        <w:rPr>
+          <w:rFonts w:ascii="宋体" w:hint="eastAsia"/>
+          <w:szCs w:val="21"/>
+        </w:rPr>
+        <w:t>偏差（欠拟合）与高方差（过拟合）问题。</w:t>
       </w:r>
     </w:p>
     <w:p>
@@ -8317,7 +8700,7 @@
           <w:rFonts w:ascii="宋体" w:hint="eastAsia"/>
           <w:szCs w:val="21"/>
         </w:rPr>
-        <w:t>3. 理解主成分分析（PCA）的原理，掌握协方差矩阵计算与SVD分解。</w:t>
+        <w:t>3. 掌握多项式回归与特征归一化，并学会通过交叉验证集自动选择正则化参数 λ。</w:t>
       </w:r>
     </w:p>
     <w:p>
@@ -8334,39 +8717,7 @@
           <w:rFonts w:ascii="宋体" w:hint="eastAsia"/>
           <w:szCs w:val="21"/>
         </w:rPr>
-        <w:t>4. 掌握PCA进行</w:t>
-      </w:r>
-      <w:proofErr w:type="gramStart"/>
-      <w:r>
-        <w:rPr>
-          <w:rFonts w:ascii="宋体" w:hint="eastAsia"/>
-          <w:szCs w:val="21"/>
-        </w:rPr>
-        <w:t>数据降维与</w:t>
-      </w:r>
-      <w:proofErr w:type="gramEnd"/>
-      <w:r>
-        <w:rPr>
-          <w:rFonts w:ascii="宋体" w:hint="eastAsia"/>
-          <w:szCs w:val="21"/>
-        </w:rPr>
-        <w:t>重建的方法，</w:t>
-      </w:r>
-      <w:proofErr w:type="gramStart"/>
-      <w:r>
-        <w:rPr>
-          <w:rFonts w:ascii="宋体" w:hint="eastAsia"/>
-          <w:szCs w:val="21"/>
-        </w:rPr>
-        <w:t>理解降维在人脸</w:t>
-      </w:r>
-      <w:proofErr w:type="gramEnd"/>
-      <w:r>
-        <w:rPr>
-          <w:rFonts w:ascii="宋体" w:hint="eastAsia"/>
-          <w:szCs w:val="21"/>
-        </w:rPr>
-        <w:t>图像等高维数据上的应用。</w:t>
+        <w:t>4. 理解支持向量机（SVM）的基本原理与 C 参数的作用，掌握高斯核的实现，并通过交叉验证选择 SVM 的 C 与 σ 参数。</w:t>
       </w:r>
     </w:p>
     <w:p>
@@ -8437,14 +8788,5906 @@
           <w:rFonts w:ascii="宋体" w:hint="eastAsia"/>
           <w:szCs w:val="21"/>
         </w:rPr>
-        <w:t>实验材料： Exercise 7</w:t>
-      </w:r>
-      <w:r>
-        <w:rPr>
-          <w:rFonts w:ascii="宋体" w:hint="eastAsia"/>
-          <w:szCs w:val="21"/>
-        </w:rPr>
-        <w:t>文件</w:t>
+        <w:t>实验材料：</w:t>
+      </w:r>
+      <w:proofErr w:type="gramStart"/>
+      <w:r>
+        <w:rPr>
+          <w:rFonts w:ascii="宋体" w:hint="eastAsia"/>
+          <w:szCs w:val="21"/>
+        </w:rPr>
+        <w:t>吴恩达机器学习</w:t>
+      </w:r>
+      <w:proofErr w:type="gramEnd"/>
+      <w:r>
+        <w:rPr>
+          <w:rFonts w:ascii="宋体" w:hint="eastAsia"/>
+          <w:szCs w:val="21"/>
+        </w:rPr>
+        <w:t>课程 Programming Exercise 5（正则化线性回归与偏差-方差）和 Programming Exercise 6（支持向量机）</w:t>
+      </w:r>
+    </w:p>
+    <w:p>
+      <w:pPr>
+        <w:spacing w:line="360" w:lineRule="auto"/>
+        <w:ind w:firstLineChars="200" w:firstLine="420"/>
+        <w:rPr>
+          <w:rFonts w:ascii="宋体"/>
+          <w:szCs w:val="21"/>
+        </w:rPr>
+      </w:pPr>
+      <w:r>
+        <w:rPr>
+          <w:rFonts w:ascii="宋体" w:hint="eastAsia"/>
+          <w:szCs w:val="21"/>
+        </w:rPr>
+        <w:t>数据集：水位变化-出水量数据集 ex5data1.mat；SVM 二维示例数据集 ex6data1.mat、ex6data2.mat、ex6data3.mat</w:t>
+      </w:r>
+    </w:p>
+    <w:p>
+      <w:pPr>
+        <w:spacing w:line="360" w:lineRule="auto"/>
+        <w:rPr>
+          <w:rFonts w:ascii="黑体" w:eastAsia="黑体"/>
+          <w:b/>
+          <w:sz w:val="28"/>
+          <w:szCs w:val="28"/>
+        </w:rPr>
+      </w:pPr>
+      <w:r>
+        <w:rPr>
+          <w:rFonts w:ascii="黑体" w:eastAsia="黑体" w:hint="eastAsia"/>
+          <w:b/>
+          <w:sz w:val="28"/>
+          <w:szCs w:val="28"/>
+        </w:rPr>
+        <w:t>三、实验原理</w:t>
+      </w:r>
+    </w:p>
+    <w:p>
+      <w:pPr>
+        <w:spacing w:line="360" w:lineRule="auto"/>
+        <w:rPr>
+          <w:rFonts w:ascii="宋体"/>
+          <w:b/>
+          <w:szCs w:val="21"/>
+        </w:rPr>
+      </w:pPr>
+      <w:r>
+        <w:rPr>
+          <w:rFonts w:ascii="宋体" w:hint="eastAsia"/>
+          <w:b/>
+          <w:szCs w:val="21"/>
+        </w:rPr>
+        <w:t>3.1 正则化线性回归</w:t>
+      </w:r>
+    </w:p>
+    <w:p>
+      <w:pPr>
+        <w:spacing w:line="360" w:lineRule="auto"/>
+        <w:ind w:firstLineChars="200" w:firstLine="420"/>
+        <w:rPr>
+          <w:rFonts w:ascii="宋体"/>
+          <w:szCs w:val="21"/>
+        </w:rPr>
+      </w:pPr>
+      <w:r>
+        <w:rPr>
+          <w:rFonts w:ascii="宋体" w:hint="eastAsia"/>
+          <w:szCs w:val="21"/>
+        </w:rPr>
+        <w:t>线性回归通过最小化代价函数来拟合数据。为了防止在高维特征下出现过拟合，正则化在代价函数中加入对参数大小的惩罚项（注意不惩罚偏置项 θ0）：</w:t>
+      </w:r>
+    </w:p>
+    <w:p>
+      <w:pPr>
+        <w:spacing w:line="360" w:lineRule="auto"/>
+      </w:pPr>
+      <m:oMathPara>
+        <m:oMathParaPr>
+          <m:jc m:val="center"/>
+        </m:oMathParaPr>
+        <m:oMath>
+          <m:r>
+            <w:rPr>
+              <w:rFonts w:ascii="Cambria Math" w:hAnsi="Cambria Math"/>
+            </w:rPr>
+            <m:t>J</m:t>
+          </m:r>
+          <m:d>
+            <m:dPr>
+              <m:ctrlPr>
+                <w:rPr>
+                  <w:rFonts w:ascii="Cambria Math" w:hAnsi="Cambria Math"/>
+                </w:rPr>
+              </m:ctrlPr>
+            </m:dPr>
+            <m:e>
+              <m:r>
+                <w:rPr>
+                  <w:rFonts w:ascii="Cambria Math" w:hAnsi="Cambria Math"/>
+                </w:rPr>
+                <m:t>θ</m:t>
+              </m:r>
+            </m:e>
+          </m:d>
+          <m:r>
+            <m:rPr>
+              <m:sty m:val="p"/>
+            </m:rPr>
+            <w:rPr>
+              <w:rFonts w:ascii="Cambria Math" w:hAnsi="Cambria Math"/>
+            </w:rPr>
+            <m:t>=</m:t>
+          </m:r>
+          <m:f>
+            <m:fPr>
+              <m:ctrlPr>
+                <w:rPr>
+                  <w:rFonts w:ascii="Cambria Math" w:hAnsi="Cambria Math"/>
+                </w:rPr>
+              </m:ctrlPr>
+            </m:fPr>
+            <m:num>
+              <m:r>
+                <w:rPr>
+                  <w:rFonts w:ascii="Cambria Math" w:hAnsi="Cambria Math"/>
+                </w:rPr>
+                <m:t>1</m:t>
+              </m:r>
+            </m:num>
+            <m:den>
+              <m:r>
+                <w:rPr>
+                  <w:rFonts w:ascii="Cambria Math" w:hAnsi="Cambria Math"/>
+                </w:rPr>
+                <m:t>2m</m:t>
+              </m:r>
+            </m:den>
+          </m:f>
+          <m:nary>
+            <m:naryPr>
+              <m:chr m:val="∑"/>
+              <m:limLoc m:val="undOvr"/>
+              <m:ctrlPr>
+                <w:rPr>
+                  <w:rFonts w:ascii="Cambria Math" w:hAnsi="Cambria Math"/>
+                </w:rPr>
+              </m:ctrlPr>
+            </m:naryPr>
+            <m:sub>
+              <m:r>
+                <w:rPr>
+                  <w:rFonts w:ascii="Cambria Math" w:hAnsi="Cambria Math"/>
+                </w:rPr>
+                <m:t>i</m:t>
+              </m:r>
+              <m:r>
+                <m:rPr>
+                  <m:sty m:val="p"/>
+                </m:rPr>
+                <w:rPr>
+                  <w:rFonts w:ascii="Cambria Math" w:hAnsi="Cambria Math"/>
+                </w:rPr>
+                <m:t>=</m:t>
+              </m:r>
+              <m:r>
+                <w:rPr>
+                  <w:rFonts w:ascii="Cambria Math" w:hAnsi="Cambria Math"/>
+                </w:rPr>
+                <m:t>1</m:t>
+              </m:r>
+            </m:sub>
+            <m:sup>
+              <m:r>
+                <w:rPr>
+                  <w:rFonts w:ascii="Cambria Math" w:hAnsi="Cambria Math"/>
+                </w:rPr>
+                <m:t>m</m:t>
+              </m:r>
+            </m:sup>
+            <m:e>
+              <m:sSup>
+                <m:sSupPr>
+                  <m:ctrlPr>
+                    <w:rPr>
+                      <w:rFonts w:ascii="Cambria Math" w:hAnsi="Cambria Math"/>
+                    </w:rPr>
+                  </m:ctrlPr>
+                </m:sSupPr>
+                <m:e>
+                  <m:d>
+                    <m:dPr>
+                      <m:ctrlPr>
+                        <w:rPr>
+                          <w:rFonts w:ascii="Cambria Math" w:hAnsi="Cambria Math"/>
+                        </w:rPr>
+                      </m:ctrlPr>
+                    </m:dPr>
+                    <m:e>
+                      <m:sSub>
+                        <m:sSubPr>
+                          <m:ctrlPr>
+                            <w:rPr>
+                              <w:rFonts w:ascii="Cambria Math" w:hAnsi="Cambria Math"/>
+                            </w:rPr>
+                          </m:ctrlPr>
+                        </m:sSubPr>
+                        <m:e>
+                          <m:r>
+                            <w:rPr>
+                              <w:rFonts w:ascii="Cambria Math" w:hAnsi="Cambria Math"/>
+                            </w:rPr>
+                            <m:t>h</m:t>
+                          </m:r>
+                        </m:e>
+                        <m:sub>
+                          <m:r>
+                            <w:rPr>
+                              <w:rFonts w:ascii="Cambria Math" w:hAnsi="Cambria Math"/>
+                            </w:rPr>
+                            <m:t>θ</m:t>
+                          </m:r>
+                        </m:sub>
+                      </m:sSub>
+                      <m:d>
+                        <m:dPr>
+                          <m:ctrlPr>
+                            <w:rPr>
+                              <w:rFonts w:ascii="Cambria Math" w:hAnsi="Cambria Math"/>
+                            </w:rPr>
+                          </m:ctrlPr>
+                        </m:dPr>
+                        <m:e>
+                          <m:sSup>
+                            <m:sSupPr>
+                              <m:ctrlPr>
+                                <w:rPr>
+                                  <w:rFonts w:ascii="Cambria Math" w:hAnsi="Cambria Math"/>
+                                </w:rPr>
+                              </m:ctrlPr>
+                            </m:sSupPr>
+                            <m:e>
+                              <m:r>
+                                <w:rPr>
+                                  <w:rFonts w:ascii="Cambria Math" w:hAnsi="Cambria Math"/>
+                                </w:rPr>
+                                <m:t>x</m:t>
+                              </m:r>
+                            </m:e>
+                            <m:sup>
+                              <m:d>
+                                <m:dPr>
+                                  <m:ctrlPr>
+                                    <w:rPr>
+                                      <w:rFonts w:ascii="Cambria Math" w:hAnsi="Cambria Math"/>
+                                    </w:rPr>
+                                  </m:ctrlPr>
+                                </m:dPr>
+                                <m:e>
+                                  <m:r>
+                                    <w:rPr>
+                                      <w:rFonts w:ascii="Cambria Math" w:hAnsi="Cambria Math"/>
+                                    </w:rPr>
+                                    <m:t>i</m:t>
+                                  </m:r>
+                                </m:e>
+                              </m:d>
+                            </m:sup>
+                          </m:sSup>
+                        </m:e>
+                      </m:d>
+                      <m:r>
+                        <m:rPr>
+                          <m:sty m:val="p"/>
+                        </m:rPr>
+                        <w:rPr>
+                          <w:rFonts w:ascii="Cambria Math" w:hAnsi="Cambria Math"/>
+                        </w:rPr>
+                        <m:t>-</m:t>
+                      </m:r>
+                      <m:sSup>
+                        <m:sSupPr>
+                          <m:ctrlPr>
+                            <w:rPr>
+                              <w:rFonts w:ascii="Cambria Math" w:hAnsi="Cambria Math"/>
+                            </w:rPr>
+                          </m:ctrlPr>
+                        </m:sSupPr>
+                        <m:e>
+                          <m:r>
+                            <w:rPr>
+                              <w:rFonts w:ascii="Cambria Math" w:hAnsi="Cambria Math"/>
+                            </w:rPr>
+                            <m:t>y</m:t>
+                          </m:r>
+                        </m:e>
+                        <m:sup>
+                          <m:d>
+                            <m:dPr>
+                              <m:ctrlPr>
+                                <w:rPr>
+                                  <w:rFonts w:ascii="Cambria Math" w:hAnsi="Cambria Math"/>
+                                </w:rPr>
+                              </m:ctrlPr>
+                            </m:dPr>
+                            <m:e>
+                              <m:r>
+                                <w:rPr>
+                                  <w:rFonts w:ascii="Cambria Math" w:hAnsi="Cambria Math"/>
+                                </w:rPr>
+                                <m:t>i</m:t>
+                              </m:r>
+                            </m:e>
+                          </m:d>
+                        </m:sup>
+                      </m:sSup>
+                    </m:e>
+                  </m:d>
+                </m:e>
+                <m:sup>
+                  <m:r>
+                    <w:rPr>
+                      <w:rFonts w:ascii="Cambria Math" w:hAnsi="Cambria Math"/>
+                    </w:rPr>
+                    <m:t>2</m:t>
+                  </m:r>
+                </m:sup>
+              </m:sSup>
+            </m:e>
+          </m:nary>
+          <m:r>
+            <m:rPr>
+              <m:sty m:val="p"/>
+            </m:rPr>
+            <w:rPr>
+              <w:rFonts w:ascii="Cambria Math" w:hAnsi="Cambria Math"/>
+            </w:rPr>
+            <m:t>+</m:t>
+          </m:r>
+          <m:f>
+            <m:fPr>
+              <m:ctrlPr>
+                <w:rPr>
+                  <w:rFonts w:ascii="Cambria Math" w:hAnsi="Cambria Math"/>
+                </w:rPr>
+              </m:ctrlPr>
+            </m:fPr>
+            <m:num>
+              <m:r>
+                <w:rPr>
+                  <w:rFonts w:ascii="Cambria Math" w:hAnsi="Cambria Math"/>
+                </w:rPr>
+                <m:t>λ</m:t>
+              </m:r>
+            </m:num>
+            <m:den>
+              <m:r>
+                <w:rPr>
+                  <w:rFonts w:ascii="Cambria Math" w:hAnsi="Cambria Math"/>
+                </w:rPr>
+                <m:t>2m</m:t>
+              </m:r>
+            </m:den>
+          </m:f>
+          <m:nary>
+            <m:naryPr>
+              <m:chr m:val="∑"/>
+              <m:limLoc m:val="undOvr"/>
+              <m:ctrlPr>
+                <w:rPr>
+                  <w:rFonts w:ascii="Cambria Math" w:hAnsi="Cambria Math"/>
+                </w:rPr>
+              </m:ctrlPr>
+            </m:naryPr>
+            <m:sub>
+              <m:r>
+                <w:rPr>
+                  <w:rFonts w:ascii="Cambria Math" w:hAnsi="Cambria Math"/>
+                </w:rPr>
+                <m:t>j</m:t>
+              </m:r>
+              <m:r>
+                <m:rPr>
+                  <m:sty m:val="p"/>
+                </m:rPr>
+                <w:rPr>
+                  <w:rFonts w:ascii="Cambria Math" w:hAnsi="Cambria Math"/>
+                </w:rPr>
+                <m:t>=</m:t>
+              </m:r>
+              <m:r>
+                <w:rPr>
+                  <w:rFonts w:ascii="Cambria Math" w:hAnsi="Cambria Math"/>
+                </w:rPr>
+                <m:t>1</m:t>
+              </m:r>
+            </m:sub>
+            <m:sup>
+              <m:r>
+                <w:rPr>
+                  <w:rFonts w:ascii="Cambria Math" w:hAnsi="Cambria Math"/>
+                </w:rPr>
+                <m:t>n</m:t>
+              </m:r>
+            </m:sup>
+            <m:e>
+              <m:sSubSup>
+                <m:sSubSupPr>
+                  <m:ctrlPr>
+                    <w:rPr>
+                      <w:rFonts w:ascii="Cambria Math" w:hAnsi="Cambria Math"/>
+                    </w:rPr>
+                  </m:ctrlPr>
+                </m:sSubSupPr>
+                <m:e>
+                  <m:r>
+                    <w:rPr>
+                      <w:rFonts w:ascii="Cambria Math" w:hAnsi="Cambria Math"/>
+                    </w:rPr>
+                    <m:t>θ</m:t>
+                  </m:r>
+                </m:e>
+                <m:sub>
+                  <m:r>
+                    <w:rPr>
+                      <w:rFonts w:ascii="Cambria Math" w:hAnsi="Cambria Math"/>
+                    </w:rPr>
+                    <m:t>j</m:t>
+                  </m:r>
+                </m:sub>
+                <m:sup>
+                  <m:r>
+                    <w:rPr>
+                      <w:rFonts w:ascii="Cambria Math" w:hAnsi="Cambria Math"/>
+                    </w:rPr>
+                    <m:t>2</m:t>
+                  </m:r>
+                </m:sup>
+              </m:sSubSup>
+            </m:e>
+          </m:nary>
+        </m:oMath>
+      </m:oMathPara>
+    </w:p>
+    <w:p>
+      <w:pPr>
+        <w:spacing w:line="360" w:lineRule="auto"/>
+        <w:ind w:firstLineChars="200" w:firstLine="420"/>
+        <w:rPr>
+          <w:rFonts w:ascii="宋体"/>
+          <w:szCs w:val="21"/>
+        </w:rPr>
+      </w:pPr>
+      <w:r>
+        <w:rPr>
+          <w:rFonts w:ascii="宋体" w:hint="eastAsia"/>
+          <w:szCs w:val="21"/>
+        </w:rPr>
+        <w:t>其中 λ 为正则化参数，m 为训练样本数，n 为特征数。λ 越大，对参数的惩罚越强。相应地，其梯度分为偏置项与非偏置</w:t>
+      </w:r>
+      <w:proofErr w:type="gramStart"/>
+      <w:r>
+        <w:rPr>
+          <w:rFonts w:ascii="宋体" w:hint="eastAsia"/>
+          <w:szCs w:val="21"/>
+        </w:rPr>
+        <w:t>项两种</w:t>
+      </w:r>
+      <w:proofErr w:type="gramEnd"/>
+      <w:r>
+        <w:rPr>
+          <w:rFonts w:ascii="宋体" w:hint="eastAsia"/>
+          <w:szCs w:val="21"/>
+        </w:rPr>
+        <w:t>情况（θ0 不参与正则化）：</w:t>
+      </w:r>
+    </w:p>
+    <w:p>
+      <w:pPr>
+        <w:spacing w:line="360" w:lineRule="auto"/>
+      </w:pPr>
+      <m:oMathPara>
+        <m:oMathParaPr>
+          <m:jc m:val="center"/>
+        </m:oMathParaPr>
+        <m:oMath>
+          <m:f>
+            <m:fPr>
+              <m:ctrlPr>
+                <w:rPr>
+                  <w:rFonts w:ascii="Cambria Math" w:hAnsi="Cambria Math"/>
+                </w:rPr>
+              </m:ctrlPr>
+            </m:fPr>
+            <m:num>
+              <m:r>
+                <m:rPr>
+                  <m:sty m:val="p"/>
+                </m:rPr>
+                <w:rPr>
+                  <w:rFonts w:ascii="Cambria Math" w:hAnsi="Cambria Math"/>
+                </w:rPr>
+                <m:t>∂</m:t>
+              </m:r>
+              <m:r>
+                <w:rPr>
+                  <w:rFonts w:ascii="Cambria Math" w:hAnsi="Cambria Math"/>
+                </w:rPr>
+                <m:t>J</m:t>
+              </m:r>
+              <m:d>
+                <m:dPr>
+                  <m:ctrlPr>
+                    <w:rPr>
+                      <w:rFonts w:ascii="Cambria Math" w:hAnsi="Cambria Math"/>
+                    </w:rPr>
+                  </m:ctrlPr>
+                </m:dPr>
+                <m:e>
+                  <m:r>
+                    <w:rPr>
+                      <w:rFonts w:ascii="Cambria Math" w:hAnsi="Cambria Math"/>
+                    </w:rPr>
+                    <m:t>θ</m:t>
+                  </m:r>
+                </m:e>
+              </m:d>
+            </m:num>
+            <m:den>
+              <m:r>
+                <m:rPr>
+                  <m:sty m:val="p"/>
+                </m:rPr>
+                <w:rPr>
+                  <w:rFonts w:ascii="Cambria Math" w:hAnsi="Cambria Math"/>
+                </w:rPr>
+                <m:t>∂</m:t>
+              </m:r>
+              <m:sSub>
+                <m:sSubPr>
+                  <m:ctrlPr>
+                    <w:rPr>
+                      <w:rFonts w:ascii="Cambria Math" w:hAnsi="Cambria Math"/>
+                    </w:rPr>
+                  </m:ctrlPr>
+                </m:sSubPr>
+                <m:e>
+                  <m:r>
+                    <w:rPr>
+                      <w:rFonts w:ascii="Cambria Math" w:hAnsi="Cambria Math"/>
+                    </w:rPr>
+                    <m:t>θ</m:t>
+                  </m:r>
+                </m:e>
+                <m:sub>
+                  <m:r>
+                    <w:rPr>
+                      <w:rFonts w:ascii="Cambria Math" w:hAnsi="Cambria Math"/>
+                    </w:rPr>
+                    <m:t>0</m:t>
+                  </m:r>
+                </m:sub>
+              </m:sSub>
+            </m:den>
+          </m:f>
+          <m:r>
+            <m:rPr>
+              <m:sty m:val="p"/>
+            </m:rPr>
+            <w:rPr>
+              <w:rFonts w:ascii="Cambria Math" w:hAnsi="Cambria Math"/>
+            </w:rPr>
+            <m:t>=</m:t>
+          </m:r>
+          <m:f>
+            <m:fPr>
+              <m:ctrlPr>
+                <w:rPr>
+                  <w:rFonts w:ascii="Cambria Math" w:hAnsi="Cambria Math"/>
+                </w:rPr>
+              </m:ctrlPr>
+            </m:fPr>
+            <m:num>
+              <m:r>
+                <w:rPr>
+                  <w:rFonts w:ascii="Cambria Math" w:hAnsi="Cambria Math"/>
+                </w:rPr>
+                <m:t>1</m:t>
+              </m:r>
+            </m:num>
+            <m:den>
+              <m:r>
+                <w:rPr>
+                  <w:rFonts w:ascii="Cambria Math" w:hAnsi="Cambria Math"/>
+                </w:rPr>
+                <m:t>m</m:t>
+              </m:r>
+            </m:den>
+          </m:f>
+          <m:nary>
+            <m:naryPr>
+              <m:chr m:val="∑"/>
+              <m:limLoc m:val="undOvr"/>
+              <m:ctrlPr>
+                <w:rPr>
+                  <w:rFonts w:ascii="Cambria Math" w:hAnsi="Cambria Math"/>
+                </w:rPr>
+              </m:ctrlPr>
+            </m:naryPr>
+            <m:sub>
+              <m:r>
+                <w:rPr>
+                  <w:rFonts w:ascii="Cambria Math" w:hAnsi="Cambria Math"/>
+                </w:rPr>
+                <m:t>i</m:t>
+              </m:r>
+              <m:r>
+                <m:rPr>
+                  <m:sty m:val="p"/>
+                </m:rPr>
+                <w:rPr>
+                  <w:rFonts w:ascii="Cambria Math" w:hAnsi="Cambria Math"/>
+                </w:rPr>
+                <m:t>=</m:t>
+              </m:r>
+              <m:r>
+                <w:rPr>
+                  <w:rFonts w:ascii="Cambria Math" w:hAnsi="Cambria Math"/>
+                </w:rPr>
+                <m:t>1</m:t>
+              </m:r>
+            </m:sub>
+            <m:sup>
+              <m:r>
+                <w:rPr>
+                  <w:rFonts w:ascii="Cambria Math" w:hAnsi="Cambria Math"/>
+                </w:rPr>
+                <m:t>m</m:t>
+              </m:r>
+            </m:sup>
+            <m:e>
+              <m:d>
+                <m:dPr>
+                  <m:ctrlPr>
+                    <w:rPr>
+                      <w:rFonts w:ascii="Cambria Math" w:hAnsi="Cambria Math"/>
+                    </w:rPr>
+                  </m:ctrlPr>
+                </m:dPr>
+                <m:e>
+                  <m:sSub>
+                    <m:sSubPr>
+                      <m:ctrlPr>
+                        <w:rPr>
+                          <w:rFonts w:ascii="Cambria Math" w:hAnsi="Cambria Math"/>
+                        </w:rPr>
+                      </m:ctrlPr>
+                    </m:sSubPr>
+                    <m:e>
+                      <m:r>
+                        <w:rPr>
+                          <w:rFonts w:ascii="Cambria Math" w:hAnsi="Cambria Math"/>
+                        </w:rPr>
+                        <m:t>h</m:t>
+                      </m:r>
+                    </m:e>
+                    <m:sub>
+                      <m:r>
+                        <w:rPr>
+                          <w:rFonts w:ascii="Cambria Math" w:hAnsi="Cambria Math"/>
+                        </w:rPr>
+                        <m:t>θ</m:t>
+                      </m:r>
+                    </m:sub>
+                  </m:sSub>
+                  <m:d>
+                    <m:dPr>
+                      <m:ctrlPr>
+                        <w:rPr>
+                          <w:rFonts w:ascii="Cambria Math" w:hAnsi="Cambria Math"/>
+                        </w:rPr>
+                      </m:ctrlPr>
+                    </m:dPr>
+                    <m:e>
+                      <m:sSup>
+                        <m:sSupPr>
+                          <m:ctrlPr>
+                            <w:rPr>
+                              <w:rFonts w:ascii="Cambria Math" w:hAnsi="Cambria Math"/>
+                            </w:rPr>
+                          </m:ctrlPr>
+                        </m:sSupPr>
+                        <m:e>
+                          <m:r>
+                            <w:rPr>
+                              <w:rFonts w:ascii="Cambria Math" w:hAnsi="Cambria Math"/>
+                            </w:rPr>
+                            <m:t>x</m:t>
+                          </m:r>
+                        </m:e>
+                        <m:sup>
+                          <m:d>
+                            <m:dPr>
+                              <m:ctrlPr>
+                                <w:rPr>
+                                  <w:rFonts w:ascii="Cambria Math" w:hAnsi="Cambria Math"/>
+                                </w:rPr>
+                              </m:ctrlPr>
+                            </m:dPr>
+                            <m:e>
+                              <m:r>
+                                <w:rPr>
+                                  <w:rFonts w:ascii="Cambria Math" w:hAnsi="Cambria Math"/>
+                                </w:rPr>
+                                <m:t>i</m:t>
+                              </m:r>
+                            </m:e>
+                          </m:d>
+                        </m:sup>
+                      </m:sSup>
+                    </m:e>
+                  </m:d>
+                  <m:r>
+                    <m:rPr>
+                      <m:sty m:val="p"/>
+                    </m:rPr>
+                    <w:rPr>
+                      <w:rFonts w:ascii="Cambria Math" w:hAnsi="Cambria Math"/>
+                    </w:rPr>
+                    <m:t>-</m:t>
+                  </m:r>
+                  <m:sSup>
+                    <m:sSupPr>
+                      <m:ctrlPr>
+                        <w:rPr>
+                          <w:rFonts w:ascii="Cambria Math" w:hAnsi="Cambria Math"/>
+                        </w:rPr>
+                      </m:ctrlPr>
+                    </m:sSupPr>
+                    <m:e>
+                      <m:r>
+                        <w:rPr>
+                          <w:rFonts w:ascii="Cambria Math" w:hAnsi="Cambria Math"/>
+                        </w:rPr>
+                        <m:t>y</m:t>
+                      </m:r>
+                    </m:e>
+                    <m:sup>
+                      <m:d>
+                        <m:dPr>
+                          <m:ctrlPr>
+                            <w:rPr>
+                              <w:rFonts w:ascii="Cambria Math" w:hAnsi="Cambria Math"/>
+                            </w:rPr>
+                          </m:ctrlPr>
+                        </m:dPr>
+                        <m:e>
+                          <m:r>
+                            <w:rPr>
+                              <w:rFonts w:ascii="Cambria Math" w:hAnsi="Cambria Math"/>
+                            </w:rPr>
+                            <m:t>i</m:t>
+                          </m:r>
+                        </m:e>
+                      </m:d>
+                    </m:sup>
+                  </m:sSup>
+                </m:e>
+              </m:d>
+            </m:e>
+          </m:nary>
+          <m:sSubSup>
+            <m:sSubSupPr>
+              <m:ctrlPr>
+                <w:rPr>
+                  <w:rFonts w:ascii="Cambria Math" w:hAnsi="Cambria Math"/>
+                </w:rPr>
+              </m:ctrlPr>
+            </m:sSubSupPr>
+            <m:e>
+              <m:r>
+                <w:rPr>
+                  <w:rFonts w:ascii="Cambria Math" w:hAnsi="Cambria Math"/>
+                </w:rPr>
+                <m:t>x</m:t>
+              </m:r>
+            </m:e>
+            <m:sub>
+              <m:r>
+                <w:rPr>
+                  <w:rFonts w:ascii="Cambria Math" w:hAnsi="Cambria Math"/>
+                </w:rPr>
+                <m:t>j</m:t>
+              </m:r>
+            </m:sub>
+            <m:sup>
+              <m:d>
+                <m:dPr>
+                  <m:ctrlPr>
+                    <w:rPr>
+                      <w:rFonts w:ascii="Cambria Math" w:hAnsi="Cambria Math"/>
+                    </w:rPr>
+                  </m:ctrlPr>
+                </m:dPr>
+                <m:e>
+                  <m:r>
+                    <w:rPr>
+                      <w:rFonts w:ascii="Cambria Math" w:hAnsi="Cambria Math"/>
+                    </w:rPr>
+                    <m:t>i</m:t>
+                  </m:r>
+                </m:e>
+              </m:d>
+            </m:sup>
+          </m:sSubSup>
+        </m:oMath>
+      </m:oMathPara>
+    </w:p>
+    <w:p>
+      <w:pPr>
+        <w:spacing w:line="360" w:lineRule="auto"/>
+      </w:pPr>
+      <m:oMathPara>
+        <m:oMathParaPr>
+          <m:jc m:val="center"/>
+        </m:oMathParaPr>
+        <m:oMath>
+          <m:f>
+            <m:fPr>
+              <m:ctrlPr>
+                <w:rPr>
+                  <w:rFonts w:ascii="Cambria Math" w:hAnsi="Cambria Math"/>
+                </w:rPr>
+              </m:ctrlPr>
+            </m:fPr>
+            <m:num>
+              <m:r>
+                <m:rPr>
+                  <m:sty m:val="p"/>
+                </m:rPr>
+                <w:rPr>
+                  <w:rFonts w:ascii="Cambria Math" w:hAnsi="Cambria Math"/>
+                </w:rPr>
+                <m:t>∂</m:t>
+              </m:r>
+              <m:r>
+                <w:rPr>
+                  <w:rFonts w:ascii="Cambria Math" w:hAnsi="Cambria Math"/>
+                </w:rPr>
+                <m:t>J</m:t>
+              </m:r>
+              <m:d>
+                <m:dPr>
+                  <m:ctrlPr>
+                    <w:rPr>
+                      <w:rFonts w:ascii="Cambria Math" w:hAnsi="Cambria Math"/>
+                    </w:rPr>
+                  </m:ctrlPr>
+                </m:dPr>
+                <m:e>
+                  <m:r>
+                    <w:rPr>
+                      <w:rFonts w:ascii="Cambria Math" w:hAnsi="Cambria Math"/>
+                    </w:rPr>
+                    <m:t>θ</m:t>
+                  </m:r>
+                </m:e>
+              </m:d>
+            </m:num>
+            <m:den>
+              <m:r>
+                <m:rPr>
+                  <m:sty m:val="p"/>
+                </m:rPr>
+                <w:rPr>
+                  <w:rFonts w:ascii="Cambria Math" w:hAnsi="Cambria Math"/>
+                </w:rPr>
+                <m:t>∂</m:t>
+              </m:r>
+              <m:sSub>
+                <m:sSubPr>
+                  <m:ctrlPr>
+                    <w:rPr>
+                      <w:rFonts w:ascii="Cambria Math" w:hAnsi="Cambria Math"/>
+                    </w:rPr>
+                  </m:ctrlPr>
+                </m:sSubPr>
+                <m:e>
+                  <m:r>
+                    <w:rPr>
+                      <w:rFonts w:ascii="Cambria Math" w:hAnsi="Cambria Math"/>
+                    </w:rPr>
+                    <m:t>θ</m:t>
+                  </m:r>
+                </m:e>
+                <m:sub>
+                  <m:r>
+                    <w:rPr>
+                      <w:rFonts w:ascii="Cambria Math" w:hAnsi="Cambria Math"/>
+                    </w:rPr>
+                    <m:t>j</m:t>
+                  </m:r>
+                </m:sub>
+              </m:sSub>
+            </m:den>
+          </m:f>
+          <m:r>
+            <m:rPr>
+              <m:sty m:val="p"/>
+            </m:rPr>
+            <w:rPr>
+              <w:rFonts w:ascii="Cambria Math" w:hAnsi="Cambria Math"/>
+            </w:rPr>
+            <m:t>=</m:t>
+          </m:r>
+          <m:f>
+            <m:fPr>
+              <m:ctrlPr>
+                <w:rPr>
+                  <w:rFonts w:ascii="Cambria Math" w:hAnsi="Cambria Math"/>
+                </w:rPr>
+              </m:ctrlPr>
+            </m:fPr>
+            <m:num>
+              <m:r>
+                <w:rPr>
+                  <w:rFonts w:ascii="Cambria Math" w:hAnsi="Cambria Math"/>
+                </w:rPr>
+                <m:t>1</m:t>
+              </m:r>
+            </m:num>
+            <m:den>
+              <m:r>
+                <w:rPr>
+                  <w:rFonts w:ascii="Cambria Math" w:hAnsi="Cambria Math"/>
+                </w:rPr>
+                <m:t>m</m:t>
+              </m:r>
+            </m:den>
+          </m:f>
+          <m:nary>
+            <m:naryPr>
+              <m:chr m:val="∑"/>
+              <m:limLoc m:val="undOvr"/>
+              <m:ctrlPr>
+                <w:rPr>
+                  <w:rFonts w:ascii="Cambria Math" w:hAnsi="Cambria Math"/>
+                </w:rPr>
+              </m:ctrlPr>
+            </m:naryPr>
+            <m:sub>
+              <m:r>
+                <w:rPr>
+                  <w:rFonts w:ascii="Cambria Math" w:hAnsi="Cambria Math"/>
+                </w:rPr>
+                <m:t>i</m:t>
+              </m:r>
+              <m:r>
+                <m:rPr>
+                  <m:sty m:val="p"/>
+                </m:rPr>
+                <w:rPr>
+                  <w:rFonts w:ascii="Cambria Math" w:hAnsi="Cambria Math"/>
+                </w:rPr>
+                <m:t>=</m:t>
+              </m:r>
+              <m:r>
+                <w:rPr>
+                  <w:rFonts w:ascii="Cambria Math" w:hAnsi="Cambria Math"/>
+                </w:rPr>
+                <m:t>1</m:t>
+              </m:r>
+            </m:sub>
+            <m:sup>
+              <m:r>
+                <w:rPr>
+                  <w:rFonts w:ascii="Cambria Math" w:hAnsi="Cambria Math"/>
+                </w:rPr>
+                <m:t>m</m:t>
+              </m:r>
+            </m:sup>
+            <m:e>
+              <m:d>
+                <m:dPr>
+                  <m:ctrlPr>
+                    <w:rPr>
+                      <w:rFonts w:ascii="Cambria Math" w:hAnsi="Cambria Math"/>
+                    </w:rPr>
+                  </m:ctrlPr>
+                </m:dPr>
+                <m:e>
+                  <m:sSub>
+                    <m:sSubPr>
+                      <m:ctrlPr>
+                        <w:rPr>
+                          <w:rFonts w:ascii="Cambria Math" w:hAnsi="Cambria Math"/>
+                        </w:rPr>
+                      </m:ctrlPr>
+                    </m:sSubPr>
+                    <m:e>
+                      <m:r>
+                        <w:rPr>
+                          <w:rFonts w:ascii="Cambria Math" w:hAnsi="Cambria Math"/>
+                        </w:rPr>
+                        <m:t>h</m:t>
+                      </m:r>
+                    </m:e>
+                    <m:sub>
+                      <m:r>
+                        <w:rPr>
+                          <w:rFonts w:ascii="Cambria Math" w:hAnsi="Cambria Math"/>
+                        </w:rPr>
+                        <m:t>θ</m:t>
+                      </m:r>
+                    </m:sub>
+                  </m:sSub>
+                  <m:d>
+                    <m:dPr>
+                      <m:ctrlPr>
+                        <w:rPr>
+                          <w:rFonts w:ascii="Cambria Math" w:hAnsi="Cambria Math"/>
+                        </w:rPr>
+                      </m:ctrlPr>
+                    </m:dPr>
+                    <m:e>
+                      <m:sSup>
+                        <m:sSupPr>
+                          <m:ctrlPr>
+                            <w:rPr>
+                              <w:rFonts w:ascii="Cambria Math" w:hAnsi="Cambria Math"/>
+                            </w:rPr>
+                          </m:ctrlPr>
+                        </m:sSupPr>
+                        <m:e>
+                          <m:r>
+                            <w:rPr>
+                              <w:rFonts w:ascii="Cambria Math" w:hAnsi="Cambria Math"/>
+                            </w:rPr>
+                            <m:t>x</m:t>
+                          </m:r>
+                        </m:e>
+                        <m:sup>
+                          <m:d>
+                            <m:dPr>
+                              <m:ctrlPr>
+                                <w:rPr>
+                                  <w:rFonts w:ascii="Cambria Math" w:hAnsi="Cambria Math"/>
+                                </w:rPr>
+                              </m:ctrlPr>
+                            </m:dPr>
+                            <m:e>
+                              <m:r>
+                                <w:rPr>
+                                  <w:rFonts w:ascii="Cambria Math" w:hAnsi="Cambria Math"/>
+                                </w:rPr>
+                                <m:t>i</m:t>
+                              </m:r>
+                            </m:e>
+                          </m:d>
+                        </m:sup>
+                      </m:sSup>
+                    </m:e>
+                  </m:d>
+                  <m:r>
+                    <m:rPr>
+                      <m:sty m:val="p"/>
+                    </m:rPr>
+                    <w:rPr>
+                      <w:rFonts w:ascii="Cambria Math" w:hAnsi="Cambria Math"/>
+                    </w:rPr>
+                    <m:t>-</m:t>
+                  </m:r>
+                  <m:sSup>
+                    <m:sSupPr>
+                      <m:ctrlPr>
+                        <w:rPr>
+                          <w:rFonts w:ascii="Cambria Math" w:hAnsi="Cambria Math"/>
+                        </w:rPr>
+                      </m:ctrlPr>
+                    </m:sSupPr>
+                    <m:e>
+                      <m:r>
+                        <w:rPr>
+                          <w:rFonts w:ascii="Cambria Math" w:hAnsi="Cambria Math"/>
+                        </w:rPr>
+                        <m:t>y</m:t>
+                      </m:r>
+                    </m:e>
+                    <m:sup>
+                      <m:d>
+                        <m:dPr>
+                          <m:ctrlPr>
+                            <w:rPr>
+                              <w:rFonts w:ascii="Cambria Math" w:hAnsi="Cambria Math"/>
+                            </w:rPr>
+                          </m:ctrlPr>
+                        </m:dPr>
+                        <m:e>
+                          <m:r>
+                            <w:rPr>
+                              <w:rFonts w:ascii="Cambria Math" w:hAnsi="Cambria Math"/>
+                            </w:rPr>
+                            <m:t>i</m:t>
+                          </m:r>
+                        </m:e>
+                      </m:d>
+                    </m:sup>
+                  </m:sSup>
+                </m:e>
+              </m:d>
+            </m:e>
+          </m:nary>
+          <m:sSubSup>
+            <m:sSubSupPr>
+              <m:ctrlPr>
+                <w:rPr>
+                  <w:rFonts w:ascii="Cambria Math" w:hAnsi="Cambria Math"/>
+                </w:rPr>
+              </m:ctrlPr>
+            </m:sSubSupPr>
+            <m:e>
+              <m:r>
+                <w:rPr>
+                  <w:rFonts w:ascii="Cambria Math" w:hAnsi="Cambria Math"/>
+                </w:rPr>
+                <m:t>x</m:t>
+              </m:r>
+            </m:e>
+            <m:sub>
+              <m:r>
+                <w:rPr>
+                  <w:rFonts w:ascii="Cambria Math" w:hAnsi="Cambria Math"/>
+                </w:rPr>
+                <m:t>j</m:t>
+              </m:r>
+            </m:sub>
+            <m:sup>
+              <m:d>
+                <m:dPr>
+                  <m:ctrlPr>
+                    <w:rPr>
+                      <w:rFonts w:ascii="Cambria Math" w:hAnsi="Cambria Math"/>
+                    </w:rPr>
+                  </m:ctrlPr>
+                </m:dPr>
+                <m:e>
+                  <m:r>
+                    <w:rPr>
+                      <w:rFonts w:ascii="Cambria Math" w:hAnsi="Cambria Math"/>
+                    </w:rPr>
+                    <m:t>i</m:t>
+                  </m:r>
+                </m:e>
+              </m:d>
+            </m:sup>
+          </m:sSubSup>
+          <m:r>
+            <m:rPr>
+              <m:sty m:val="p"/>
+            </m:rPr>
+            <w:rPr>
+              <w:rFonts w:ascii="Cambria Math" w:hAnsi="Cambria Math"/>
+            </w:rPr>
+            <m:t>+</m:t>
+          </m:r>
+          <m:f>
+            <m:fPr>
+              <m:ctrlPr>
+                <w:rPr>
+                  <w:rFonts w:ascii="Cambria Math" w:hAnsi="Cambria Math"/>
+                </w:rPr>
+              </m:ctrlPr>
+            </m:fPr>
+            <m:num>
+              <m:r>
+                <w:rPr>
+                  <w:rFonts w:ascii="Cambria Math" w:hAnsi="Cambria Math"/>
+                </w:rPr>
+                <m:t>λ</m:t>
+              </m:r>
+            </m:num>
+            <m:den>
+              <m:r>
+                <w:rPr>
+                  <w:rFonts w:ascii="Cambria Math" w:hAnsi="Cambria Math"/>
+                </w:rPr>
+                <m:t>m</m:t>
+              </m:r>
+            </m:den>
+          </m:f>
+          <m:sSub>
+            <m:sSubPr>
+              <m:ctrlPr>
+                <w:rPr>
+                  <w:rFonts w:ascii="Cambria Math" w:hAnsi="Cambria Math"/>
+                </w:rPr>
+              </m:ctrlPr>
+            </m:sSubPr>
+            <m:e>
+              <m:r>
+                <w:rPr>
+                  <w:rFonts w:ascii="Cambria Math" w:hAnsi="Cambria Math"/>
+                </w:rPr>
+                <m:t>θ</m:t>
+              </m:r>
+            </m:e>
+            <m:sub>
+              <m:r>
+                <w:rPr>
+                  <w:rFonts w:ascii="Cambria Math" w:hAnsi="Cambria Math"/>
+                </w:rPr>
+                <m:t>j</m:t>
+              </m:r>
+            </m:sub>
+          </m:sSub>
+        </m:oMath>
+      </m:oMathPara>
+    </w:p>
+    <w:p>
+      <w:pPr>
+        <w:spacing w:line="360" w:lineRule="auto"/>
+        <w:rPr>
+          <w:rFonts w:ascii="宋体"/>
+          <w:b/>
+          <w:szCs w:val="21"/>
+        </w:rPr>
+      </w:pPr>
+      <w:r>
+        <w:rPr>
+          <w:rFonts w:ascii="宋体" w:hint="eastAsia"/>
+          <w:b/>
+          <w:szCs w:val="21"/>
+        </w:rPr>
+        <w:lastRenderedPageBreak/>
+        <w:t>3.2 偏差-方差权衡</w:t>
+      </w:r>
+    </w:p>
+    <w:p>
+      <w:pPr>
+        <w:spacing w:line="360" w:lineRule="auto"/>
+        <w:ind w:firstLineChars="200" w:firstLine="420"/>
+        <w:rPr>
+          <w:rFonts w:ascii="宋体"/>
+          <w:szCs w:val="21"/>
+        </w:rPr>
+      </w:pPr>
+      <w:r>
+        <w:rPr>
+          <w:rFonts w:ascii="宋体" w:hint="eastAsia"/>
+          <w:szCs w:val="21"/>
+        </w:rPr>
+        <w:t>偏差-方差权衡是机器学习中的核心概念。高偏差的模型过于简单，在训练集和验证集上误差都很高，表现为欠拟合；高方差的模型过于复杂，在训练集上误差很低、但在验证集上误差很高，表现为过拟合。学习曲线把训练误差和交叉验证误差随训练样本数 m 的变化绘制出来，可用于判断模型究竟处于哪一种状态。需要注意训练误差本身不包含正则化项：</w:t>
+      </w:r>
+    </w:p>
+    <w:p>
+      <w:pPr>
+        <w:spacing w:line="360" w:lineRule="auto"/>
+      </w:pPr>
+      <m:oMathPara>
+        <m:oMathParaPr>
+          <m:jc m:val="center"/>
+        </m:oMathParaPr>
+        <m:oMath>
+          <m:sSub>
+            <m:sSubPr>
+              <m:ctrlPr>
+                <w:rPr>
+                  <w:rFonts w:ascii="Cambria Math" w:hAnsi="Cambria Math"/>
+                </w:rPr>
+              </m:ctrlPr>
+            </m:sSubPr>
+            <m:e>
+              <m:r>
+                <w:rPr>
+                  <w:rFonts w:ascii="Cambria Math" w:hAnsi="Cambria Math"/>
+                </w:rPr>
+                <m:t>J</m:t>
+              </m:r>
+            </m:e>
+            <m:sub>
+              <m:r>
+                <w:rPr>
+                  <w:rFonts w:ascii="Cambria Math" w:hAnsi="Cambria Math"/>
+                </w:rPr>
+                <m:t>train</m:t>
+              </m:r>
+            </m:sub>
+          </m:sSub>
+          <m:d>
+            <m:dPr>
+              <m:ctrlPr>
+                <w:rPr>
+                  <w:rFonts w:ascii="Cambria Math" w:hAnsi="Cambria Math"/>
+                </w:rPr>
+              </m:ctrlPr>
+            </m:dPr>
+            <m:e>
+              <m:r>
+                <w:rPr>
+                  <w:rFonts w:ascii="Cambria Math" w:hAnsi="Cambria Math"/>
+                </w:rPr>
+                <m:t>θ</m:t>
+              </m:r>
+            </m:e>
+          </m:d>
+          <m:r>
+            <m:rPr>
+              <m:sty m:val="p"/>
+            </m:rPr>
+            <w:rPr>
+              <w:rFonts w:ascii="Cambria Math" w:hAnsi="Cambria Math"/>
+            </w:rPr>
+            <m:t>=</m:t>
+          </m:r>
+          <m:f>
+            <m:fPr>
+              <m:ctrlPr>
+                <w:rPr>
+                  <w:rFonts w:ascii="Cambria Math" w:hAnsi="Cambria Math"/>
+                </w:rPr>
+              </m:ctrlPr>
+            </m:fPr>
+            <m:num>
+              <m:r>
+                <w:rPr>
+                  <w:rFonts w:ascii="Cambria Math" w:hAnsi="Cambria Math"/>
+                </w:rPr>
+                <m:t>1</m:t>
+              </m:r>
+            </m:num>
+            <m:den>
+              <m:r>
+                <w:rPr>
+                  <w:rFonts w:ascii="Cambria Math" w:hAnsi="Cambria Math"/>
+                </w:rPr>
+                <m:t>2m</m:t>
+              </m:r>
+            </m:den>
+          </m:f>
+          <m:nary>
+            <m:naryPr>
+              <m:chr m:val="∑"/>
+              <m:limLoc m:val="undOvr"/>
+              <m:ctrlPr>
+                <w:rPr>
+                  <w:rFonts w:ascii="Cambria Math" w:hAnsi="Cambria Math"/>
+                </w:rPr>
+              </m:ctrlPr>
+            </m:naryPr>
+            <m:sub>
+              <m:r>
+                <w:rPr>
+                  <w:rFonts w:ascii="Cambria Math" w:hAnsi="Cambria Math"/>
+                </w:rPr>
+                <m:t>i</m:t>
+              </m:r>
+              <m:r>
+                <m:rPr>
+                  <m:sty m:val="p"/>
+                </m:rPr>
+                <w:rPr>
+                  <w:rFonts w:ascii="Cambria Math" w:hAnsi="Cambria Math"/>
+                </w:rPr>
+                <m:t>=</m:t>
+              </m:r>
+              <m:r>
+                <w:rPr>
+                  <w:rFonts w:ascii="Cambria Math" w:hAnsi="Cambria Math"/>
+                </w:rPr>
+                <m:t>1</m:t>
+              </m:r>
+            </m:sub>
+            <m:sup>
+              <m:r>
+                <w:rPr>
+                  <w:rFonts w:ascii="Cambria Math" w:hAnsi="Cambria Math"/>
+                </w:rPr>
+                <m:t>m</m:t>
+              </m:r>
+            </m:sup>
+            <m:e>
+              <m:sSup>
+                <m:sSupPr>
+                  <m:ctrlPr>
+                    <w:rPr>
+                      <w:rFonts w:ascii="Cambria Math" w:hAnsi="Cambria Math"/>
+                    </w:rPr>
+                  </m:ctrlPr>
+                </m:sSupPr>
+                <m:e>
+                  <m:d>
+                    <m:dPr>
+                      <m:ctrlPr>
+                        <w:rPr>
+                          <w:rFonts w:ascii="Cambria Math" w:hAnsi="Cambria Math"/>
+                        </w:rPr>
+                      </m:ctrlPr>
+                    </m:dPr>
+                    <m:e>
+                      <m:sSub>
+                        <m:sSubPr>
+                          <m:ctrlPr>
+                            <w:rPr>
+                              <w:rFonts w:ascii="Cambria Math" w:hAnsi="Cambria Math"/>
+                            </w:rPr>
+                          </m:ctrlPr>
+                        </m:sSubPr>
+                        <m:e>
+                          <m:r>
+                            <w:rPr>
+                              <w:rFonts w:ascii="Cambria Math" w:hAnsi="Cambria Math"/>
+                            </w:rPr>
+                            <m:t>h</m:t>
+                          </m:r>
+                        </m:e>
+                        <m:sub>
+                          <m:r>
+                            <w:rPr>
+                              <w:rFonts w:ascii="Cambria Math" w:hAnsi="Cambria Math"/>
+                            </w:rPr>
+                            <m:t>θ</m:t>
+                          </m:r>
+                        </m:sub>
+                      </m:sSub>
+                      <m:d>
+                        <m:dPr>
+                          <m:ctrlPr>
+                            <w:rPr>
+                              <w:rFonts w:ascii="Cambria Math" w:hAnsi="Cambria Math"/>
+                            </w:rPr>
+                          </m:ctrlPr>
+                        </m:dPr>
+                        <m:e>
+                          <m:sSup>
+                            <m:sSupPr>
+                              <m:ctrlPr>
+                                <w:rPr>
+                                  <w:rFonts w:ascii="Cambria Math" w:hAnsi="Cambria Math"/>
+                                </w:rPr>
+                              </m:ctrlPr>
+                            </m:sSupPr>
+                            <m:e>
+                              <m:r>
+                                <w:rPr>
+                                  <w:rFonts w:ascii="Cambria Math" w:hAnsi="Cambria Math"/>
+                                </w:rPr>
+                                <m:t>x</m:t>
+                              </m:r>
+                            </m:e>
+                            <m:sup>
+                              <m:d>
+                                <m:dPr>
+                                  <m:ctrlPr>
+                                    <w:rPr>
+                                      <w:rFonts w:ascii="Cambria Math" w:hAnsi="Cambria Math"/>
+                                    </w:rPr>
+                                  </m:ctrlPr>
+                                </m:dPr>
+                                <m:e>
+                                  <m:r>
+                                    <w:rPr>
+                                      <w:rFonts w:ascii="Cambria Math" w:hAnsi="Cambria Math"/>
+                                    </w:rPr>
+                                    <m:t>i</m:t>
+                                  </m:r>
+                                </m:e>
+                              </m:d>
+                            </m:sup>
+                          </m:sSup>
+                        </m:e>
+                      </m:d>
+                      <m:r>
+                        <m:rPr>
+                          <m:sty m:val="p"/>
+                        </m:rPr>
+                        <w:rPr>
+                          <w:rFonts w:ascii="Cambria Math" w:hAnsi="Cambria Math"/>
+                        </w:rPr>
+                        <m:t>-</m:t>
+                      </m:r>
+                      <m:sSup>
+                        <m:sSupPr>
+                          <m:ctrlPr>
+                            <w:rPr>
+                              <w:rFonts w:ascii="Cambria Math" w:hAnsi="Cambria Math"/>
+                            </w:rPr>
+                          </m:ctrlPr>
+                        </m:sSupPr>
+                        <m:e>
+                          <m:r>
+                            <w:rPr>
+                              <w:rFonts w:ascii="Cambria Math" w:hAnsi="Cambria Math"/>
+                            </w:rPr>
+                            <m:t>y</m:t>
+                          </m:r>
+                        </m:e>
+                        <m:sup>
+                          <m:d>
+                            <m:dPr>
+                              <m:ctrlPr>
+                                <w:rPr>
+                                  <w:rFonts w:ascii="Cambria Math" w:hAnsi="Cambria Math"/>
+                                </w:rPr>
+                              </m:ctrlPr>
+                            </m:dPr>
+                            <m:e>
+                              <m:r>
+                                <w:rPr>
+                                  <w:rFonts w:ascii="Cambria Math" w:hAnsi="Cambria Math"/>
+                                </w:rPr>
+                                <m:t>i</m:t>
+                              </m:r>
+                            </m:e>
+                          </m:d>
+                        </m:sup>
+                      </m:sSup>
+                    </m:e>
+                  </m:d>
+                </m:e>
+                <m:sup>
+                  <m:r>
+                    <w:rPr>
+                      <w:rFonts w:ascii="Cambria Math" w:hAnsi="Cambria Math"/>
+                    </w:rPr>
+                    <m:t>2</m:t>
+                  </m:r>
+                </m:sup>
+              </m:sSup>
+            </m:e>
+          </m:nary>
+        </m:oMath>
+      </m:oMathPara>
+    </w:p>
+    <w:p>
+      <w:pPr>
+        <w:spacing w:line="360" w:lineRule="auto"/>
+        <w:rPr>
+          <w:rFonts w:ascii="宋体"/>
+          <w:b/>
+          <w:szCs w:val="21"/>
+        </w:rPr>
+      </w:pPr>
+      <w:r>
+        <w:rPr>
+          <w:rFonts w:ascii="宋体" w:hint="eastAsia"/>
+          <w:b/>
+          <w:szCs w:val="21"/>
+        </w:rPr>
+        <w:t>3.3 多项式回归</w:t>
+      </w:r>
+    </w:p>
+    <w:p>
+      <w:pPr>
+        <w:spacing w:line="360" w:lineRule="auto"/>
+        <w:ind w:firstLineChars="200" w:firstLine="420"/>
+        <w:rPr>
+          <w:rFonts w:ascii="宋体"/>
+          <w:szCs w:val="21"/>
+        </w:rPr>
+      </w:pPr>
+      <w:r>
+        <w:rPr>
+          <w:rFonts w:ascii="宋体" w:hint="eastAsia"/>
+          <w:szCs w:val="21"/>
+        </w:rPr>
+        <w:t>当线性模型欠拟合时，可以通过引入原始特征的高次</w:t>
+      </w:r>
+      <w:proofErr w:type="gramStart"/>
+      <w:r>
+        <w:rPr>
+          <w:rFonts w:ascii="宋体" w:hint="eastAsia"/>
+          <w:szCs w:val="21"/>
+        </w:rPr>
+        <w:t>幂</w:t>
+      </w:r>
+      <w:proofErr w:type="gramEnd"/>
+      <w:r>
+        <w:rPr>
+          <w:rFonts w:ascii="宋体" w:hint="eastAsia"/>
+          <w:szCs w:val="21"/>
+        </w:rPr>
+        <w:t>来构造更复杂的模型，其假设函数为：</w:t>
+      </w:r>
+    </w:p>
+    <w:p>
+      <w:pPr>
+        <w:spacing w:line="360" w:lineRule="auto"/>
+      </w:pPr>
+      <m:oMathPara>
+        <m:oMathParaPr>
+          <m:jc m:val="center"/>
+        </m:oMathParaPr>
+        <m:oMath>
+          <m:sSub>
+            <m:sSubPr>
+              <m:ctrlPr>
+                <w:rPr>
+                  <w:rFonts w:ascii="Cambria Math" w:hAnsi="Cambria Math"/>
+                </w:rPr>
+              </m:ctrlPr>
+            </m:sSubPr>
+            <m:e>
+              <m:r>
+                <w:rPr>
+                  <w:rFonts w:ascii="Cambria Math" w:hAnsi="Cambria Math"/>
+                </w:rPr>
+                <m:t>h</m:t>
+              </m:r>
+            </m:e>
+            <m:sub>
+              <m:r>
+                <w:rPr>
+                  <w:rFonts w:ascii="Cambria Math" w:hAnsi="Cambria Math"/>
+                </w:rPr>
+                <m:t>θ</m:t>
+              </m:r>
+            </m:sub>
+          </m:sSub>
+          <m:d>
+            <m:dPr>
+              <m:ctrlPr>
+                <w:rPr>
+                  <w:rFonts w:ascii="Cambria Math" w:hAnsi="Cambria Math"/>
+                </w:rPr>
+              </m:ctrlPr>
+            </m:dPr>
+            <m:e>
+              <m:r>
+                <w:rPr>
+                  <w:rFonts w:ascii="Cambria Math" w:hAnsi="Cambria Math"/>
+                </w:rPr>
+                <m:t>x</m:t>
+              </m:r>
+            </m:e>
+          </m:d>
+          <m:r>
+            <m:rPr>
+              <m:sty m:val="p"/>
+            </m:rPr>
+            <w:rPr>
+              <w:rFonts w:ascii="Cambria Math" w:hAnsi="Cambria Math"/>
+            </w:rPr>
+            <m:t>=</m:t>
+          </m:r>
+          <m:sSub>
+            <m:sSubPr>
+              <m:ctrlPr>
+                <w:rPr>
+                  <w:rFonts w:ascii="Cambria Math" w:hAnsi="Cambria Math"/>
+                </w:rPr>
+              </m:ctrlPr>
+            </m:sSubPr>
+            <m:e>
+              <m:r>
+                <w:rPr>
+                  <w:rFonts w:ascii="Cambria Math" w:hAnsi="Cambria Math"/>
+                </w:rPr>
+                <m:t>θ</m:t>
+              </m:r>
+            </m:e>
+            <m:sub>
+              <m:r>
+                <w:rPr>
+                  <w:rFonts w:ascii="Cambria Math" w:hAnsi="Cambria Math"/>
+                </w:rPr>
+                <m:t>0</m:t>
+              </m:r>
+            </m:sub>
+          </m:sSub>
+          <m:r>
+            <m:rPr>
+              <m:sty m:val="p"/>
+            </m:rPr>
+            <w:rPr>
+              <w:rFonts w:ascii="Cambria Math" w:hAnsi="Cambria Math"/>
+            </w:rPr>
+            <m:t>+</m:t>
+          </m:r>
+          <m:sSub>
+            <m:sSubPr>
+              <m:ctrlPr>
+                <w:rPr>
+                  <w:rFonts w:ascii="Cambria Math" w:hAnsi="Cambria Math"/>
+                </w:rPr>
+              </m:ctrlPr>
+            </m:sSubPr>
+            <m:e>
+              <m:r>
+                <w:rPr>
+                  <w:rFonts w:ascii="Cambria Math" w:hAnsi="Cambria Math"/>
+                </w:rPr>
+                <m:t>θ</m:t>
+              </m:r>
+            </m:e>
+            <m:sub>
+              <m:r>
+                <w:rPr>
+                  <w:rFonts w:ascii="Cambria Math" w:hAnsi="Cambria Math"/>
+                </w:rPr>
+                <m:t>1</m:t>
+              </m:r>
+            </m:sub>
+          </m:sSub>
+          <m:r>
+            <w:rPr>
+              <w:rFonts w:ascii="Cambria Math" w:hAnsi="Cambria Math"/>
+            </w:rPr>
+            <m:t>x</m:t>
+          </m:r>
+          <m:r>
+            <m:rPr>
+              <m:sty m:val="p"/>
+            </m:rPr>
+            <w:rPr>
+              <w:rFonts w:ascii="Cambria Math" w:hAnsi="Cambria Math"/>
+            </w:rPr>
+            <m:t>+</m:t>
+          </m:r>
+          <m:sSub>
+            <m:sSubPr>
+              <m:ctrlPr>
+                <w:rPr>
+                  <w:rFonts w:ascii="Cambria Math" w:hAnsi="Cambria Math"/>
+                </w:rPr>
+              </m:ctrlPr>
+            </m:sSubPr>
+            <m:e>
+              <m:r>
+                <w:rPr>
+                  <w:rFonts w:ascii="Cambria Math" w:hAnsi="Cambria Math"/>
+                </w:rPr>
+                <m:t>θ</m:t>
+              </m:r>
+            </m:e>
+            <m:sub>
+              <m:r>
+                <w:rPr>
+                  <w:rFonts w:ascii="Cambria Math" w:hAnsi="Cambria Math"/>
+                </w:rPr>
+                <m:t>2</m:t>
+              </m:r>
+            </m:sub>
+          </m:sSub>
+          <m:sSup>
+            <m:sSupPr>
+              <m:ctrlPr>
+                <w:rPr>
+                  <w:rFonts w:ascii="Cambria Math" w:hAnsi="Cambria Math"/>
+                </w:rPr>
+              </m:ctrlPr>
+            </m:sSupPr>
+            <m:e>
+              <m:r>
+                <w:rPr>
+                  <w:rFonts w:ascii="Cambria Math" w:hAnsi="Cambria Math"/>
+                </w:rPr>
+                <m:t>x</m:t>
+              </m:r>
+            </m:e>
+            <m:sup>
+              <m:r>
+                <w:rPr>
+                  <w:rFonts w:ascii="Cambria Math" w:hAnsi="Cambria Math"/>
+                </w:rPr>
+                <m:t>2</m:t>
+              </m:r>
+            </m:sup>
+          </m:sSup>
+          <m:r>
+            <m:rPr>
+              <m:sty m:val="p"/>
+            </m:rPr>
+            <w:rPr>
+              <w:rFonts w:ascii="Cambria Math" w:hAnsi="Cambria Math"/>
+            </w:rPr>
+            <m:t>+⋯+</m:t>
+          </m:r>
+          <m:sSub>
+            <m:sSubPr>
+              <m:ctrlPr>
+                <w:rPr>
+                  <w:rFonts w:ascii="Cambria Math" w:hAnsi="Cambria Math"/>
+                </w:rPr>
+              </m:ctrlPr>
+            </m:sSubPr>
+            <m:e>
+              <m:r>
+                <w:rPr>
+                  <w:rFonts w:ascii="Cambria Math" w:hAnsi="Cambria Math"/>
+                </w:rPr>
+                <m:t>θ</m:t>
+              </m:r>
+            </m:e>
+            <m:sub>
+              <m:r>
+                <w:rPr>
+                  <w:rFonts w:ascii="Cambria Math" w:hAnsi="Cambria Math"/>
+                </w:rPr>
+                <m:t>p</m:t>
+              </m:r>
+            </m:sub>
+          </m:sSub>
+          <m:sSup>
+            <m:sSupPr>
+              <m:ctrlPr>
+                <w:rPr>
+                  <w:rFonts w:ascii="Cambria Math" w:hAnsi="Cambria Math"/>
+                </w:rPr>
+              </m:ctrlPr>
+            </m:sSupPr>
+            <m:e>
+              <m:r>
+                <w:rPr>
+                  <w:rFonts w:ascii="Cambria Math" w:hAnsi="Cambria Math"/>
+                </w:rPr>
+                <m:t>x</m:t>
+              </m:r>
+            </m:e>
+            <m:sup>
+              <m:r>
+                <w:rPr>
+                  <w:rFonts w:ascii="Cambria Math" w:hAnsi="Cambria Math"/>
+                </w:rPr>
+                <m:t>p</m:t>
+              </m:r>
+            </m:sup>
+          </m:sSup>
+        </m:oMath>
+      </m:oMathPara>
+    </w:p>
+    <w:p>
+      <w:pPr>
+        <w:spacing w:line="360" w:lineRule="auto"/>
+        <w:ind w:firstLineChars="200" w:firstLine="420"/>
+        <w:rPr>
+          <w:rFonts w:ascii="宋体"/>
+          <w:szCs w:val="21"/>
+        </w:rPr>
+      </w:pPr>
+      <w:r>
+        <w:rPr>
+          <w:rFonts w:ascii="宋体" w:hint="eastAsia"/>
+          <w:szCs w:val="21"/>
+        </w:rPr>
+        <w:t>令 x1=x、x2=x的平方、…、</w:t>
+      </w:r>
+      <w:proofErr w:type="spellStart"/>
+      <w:r>
+        <w:rPr>
+          <w:rFonts w:ascii="宋体" w:hint="eastAsia"/>
+          <w:szCs w:val="21"/>
+        </w:rPr>
+        <w:t>xp</w:t>
+      </w:r>
+      <w:proofErr w:type="spellEnd"/>
+      <w:r>
+        <w:rPr>
+          <w:rFonts w:ascii="宋体" w:hint="eastAsia"/>
+          <w:szCs w:val="21"/>
+        </w:rPr>
+        <w:t>=x的p次方，多项式回归本质上仍是关于这些新特征的线性回归问题。由于高次</w:t>
+      </w:r>
+      <w:proofErr w:type="gramStart"/>
+      <w:r>
+        <w:rPr>
+          <w:rFonts w:ascii="宋体" w:hint="eastAsia"/>
+          <w:szCs w:val="21"/>
+        </w:rPr>
+        <w:t>幂</w:t>
+      </w:r>
+      <w:proofErr w:type="gramEnd"/>
+      <w:r>
+        <w:rPr>
+          <w:rFonts w:ascii="宋体" w:hint="eastAsia"/>
+          <w:szCs w:val="21"/>
+        </w:rPr>
+        <w:t>会使不同特征的数值尺度相差悬殊（例如 x=40 时其 8 次</w:t>
+      </w:r>
+      <w:proofErr w:type="gramStart"/>
+      <w:r>
+        <w:rPr>
+          <w:rFonts w:ascii="宋体" w:hint="eastAsia"/>
+          <w:szCs w:val="21"/>
+        </w:rPr>
+        <w:t>幂</w:t>
+      </w:r>
+      <w:proofErr w:type="gramEnd"/>
+      <w:r>
+        <w:rPr>
+          <w:rFonts w:ascii="宋体" w:hint="eastAsia"/>
+          <w:szCs w:val="21"/>
+        </w:rPr>
+        <w:t>约为 6.5×10的12次方），因此在训练前必须先对特征进行归一化处理。</w:t>
+      </w:r>
+    </w:p>
+    <w:p>
+      <w:pPr>
+        <w:spacing w:line="360" w:lineRule="auto"/>
+        <w:rPr>
+          <w:rFonts w:ascii="宋体"/>
+          <w:b/>
+          <w:szCs w:val="21"/>
+        </w:rPr>
+      </w:pPr>
+      <w:r>
+        <w:rPr>
+          <w:rFonts w:ascii="宋体" w:hint="eastAsia"/>
+          <w:b/>
+          <w:szCs w:val="21"/>
+        </w:rPr>
+        <w:t>3.4 支持向量机</w:t>
+      </w:r>
+    </w:p>
+    <w:p>
+      <w:pPr>
+        <w:spacing w:line="360" w:lineRule="auto"/>
+        <w:ind w:firstLineChars="200" w:firstLine="420"/>
+        <w:rPr>
+          <w:rFonts w:ascii="宋体"/>
+          <w:szCs w:val="21"/>
+        </w:rPr>
+      </w:pPr>
+      <w:r>
+        <w:rPr>
+          <w:rFonts w:ascii="宋体" w:hint="eastAsia"/>
+          <w:szCs w:val="21"/>
+        </w:rPr>
+        <w:t>支持向量机（SVM）是一种大间隔分类器。参数 C 控制对误分类样本的惩罚力度，其作用类似于正则化参数的倒数（C 约等于 1/λ）：C 越大，越倾向于把每个训练样本都分类正确，决策边界越复杂、间隔越小；C 越小，则容许部分样本被误分类，间隔更大、泛化能力往往更好。为了得到非线性的决策边界，引入高斯核（径向基核）作为衡量两个样本相似度的函数：</w:t>
+      </w:r>
+    </w:p>
+    <w:p>
+      <w:pPr>
+        <w:spacing w:line="360" w:lineRule="auto"/>
+      </w:pPr>
+      <m:oMathPara>
+        <m:oMathParaPr>
+          <m:jc m:val="center"/>
+        </m:oMathParaPr>
+        <m:oMath>
+          <m:r>
+            <w:rPr>
+              <w:rFonts w:ascii="Cambria Math" w:hAnsi="Cambria Math"/>
+            </w:rPr>
+            <m:t>K</m:t>
+          </m:r>
+          <m:d>
+            <m:dPr>
+              <m:ctrlPr>
+                <w:rPr>
+                  <w:rFonts w:ascii="Cambria Math" w:hAnsi="Cambria Math"/>
+                </w:rPr>
+              </m:ctrlPr>
+            </m:dPr>
+            <m:e>
+              <m:sSup>
+                <m:sSupPr>
+                  <m:ctrlPr>
+                    <w:rPr>
+                      <w:rFonts w:ascii="Cambria Math" w:hAnsi="Cambria Math"/>
+                    </w:rPr>
+                  </m:ctrlPr>
+                </m:sSupPr>
+                <m:e>
+                  <m:r>
+                    <w:rPr>
+                      <w:rFonts w:ascii="Cambria Math" w:hAnsi="Cambria Math"/>
+                    </w:rPr>
+                    <m:t>x</m:t>
+                  </m:r>
+                </m:e>
+                <m:sup>
+                  <m:d>
+                    <m:dPr>
+                      <m:ctrlPr>
+                        <w:rPr>
+                          <w:rFonts w:ascii="Cambria Math" w:hAnsi="Cambria Math"/>
+                        </w:rPr>
+                      </m:ctrlPr>
+                    </m:dPr>
+                    <m:e>
+                      <m:r>
+                        <w:rPr>
+                          <w:rFonts w:ascii="Cambria Math" w:hAnsi="Cambria Math"/>
+                        </w:rPr>
+                        <m:t>i</m:t>
+                      </m:r>
+                    </m:e>
+                  </m:d>
+                </m:sup>
+              </m:sSup>
+              <m:r>
+                <m:rPr>
+                  <m:sty m:val="p"/>
+                </m:rPr>
+                <w:rPr>
+                  <w:rFonts w:ascii="Cambria Math" w:hAnsi="Cambria Math"/>
+                </w:rPr>
+                <m:t>,</m:t>
+              </m:r>
+              <m:sSup>
+                <m:sSupPr>
+                  <m:ctrlPr>
+                    <w:rPr>
+                      <w:rFonts w:ascii="Cambria Math" w:hAnsi="Cambria Math"/>
+                    </w:rPr>
+                  </m:ctrlPr>
+                </m:sSupPr>
+                <m:e>
+                  <m:r>
+                    <w:rPr>
+                      <w:rFonts w:ascii="Cambria Math" w:hAnsi="Cambria Math"/>
+                    </w:rPr>
+                    <m:t>x</m:t>
+                  </m:r>
+                </m:e>
+                <m:sup>
+                  <m:d>
+                    <m:dPr>
+                      <m:ctrlPr>
+                        <w:rPr>
+                          <w:rFonts w:ascii="Cambria Math" w:hAnsi="Cambria Math"/>
+                        </w:rPr>
+                      </m:ctrlPr>
+                    </m:dPr>
+                    <m:e>
+                      <m:r>
+                        <w:rPr>
+                          <w:rFonts w:ascii="Cambria Math" w:hAnsi="Cambria Math"/>
+                        </w:rPr>
+                        <m:t>j</m:t>
+                      </m:r>
+                    </m:e>
+                  </m:d>
+                </m:sup>
+              </m:sSup>
+            </m:e>
+          </m:d>
+          <m:r>
+            <m:rPr>
+              <m:sty m:val="p"/>
+            </m:rPr>
+            <w:rPr>
+              <w:rFonts w:ascii="Cambria Math" w:hAnsi="Cambria Math"/>
+            </w:rPr>
+            <m:t>=exp</m:t>
+          </m:r>
+          <m:d>
+            <m:dPr>
+              <m:ctrlPr>
+                <w:rPr>
+                  <w:rFonts w:ascii="Cambria Math" w:hAnsi="Cambria Math"/>
+                </w:rPr>
+              </m:ctrlPr>
+            </m:dPr>
+            <m:e>
+              <m:r>
+                <m:rPr>
+                  <m:sty m:val="p"/>
+                </m:rPr>
+                <w:rPr>
+                  <w:rFonts w:ascii="Cambria Math" w:hAnsi="Cambria Math"/>
+                </w:rPr>
+                <m:t>-</m:t>
+              </m:r>
+              <m:f>
+                <m:fPr>
+                  <m:ctrlPr>
+                    <w:rPr>
+                      <w:rFonts w:ascii="Cambria Math" w:hAnsi="Cambria Math"/>
+                    </w:rPr>
+                  </m:ctrlPr>
+                </m:fPr>
+                <m:num>
+                  <m:r>
+                    <m:rPr>
+                      <m:sty m:val="p"/>
+                    </m:rPr>
+                    <w:rPr>
+                      <w:rFonts w:ascii="Cambria Math" w:hAnsi="Cambria Math"/>
+                    </w:rPr>
+                    <m:t>∥</m:t>
+                  </m:r>
+                  <m:sSup>
+                    <m:sSupPr>
+                      <m:ctrlPr>
+                        <w:rPr>
+                          <w:rFonts w:ascii="Cambria Math" w:hAnsi="Cambria Math"/>
+                        </w:rPr>
+                      </m:ctrlPr>
+                    </m:sSupPr>
+                    <m:e>
+                      <m:r>
+                        <w:rPr>
+                          <w:rFonts w:ascii="Cambria Math" w:hAnsi="Cambria Math"/>
+                        </w:rPr>
+                        <m:t>x</m:t>
+                      </m:r>
+                    </m:e>
+                    <m:sup>
+                      <m:d>
+                        <m:dPr>
+                          <m:ctrlPr>
+                            <w:rPr>
+                              <w:rFonts w:ascii="Cambria Math" w:hAnsi="Cambria Math"/>
+                            </w:rPr>
+                          </m:ctrlPr>
+                        </m:dPr>
+                        <m:e>
+                          <m:r>
+                            <w:rPr>
+                              <w:rFonts w:ascii="Cambria Math" w:hAnsi="Cambria Math"/>
+                            </w:rPr>
+                            <m:t>i</m:t>
+                          </m:r>
+                        </m:e>
+                      </m:d>
+                    </m:sup>
+                  </m:sSup>
+                  <m:r>
+                    <m:rPr>
+                      <m:sty m:val="p"/>
+                    </m:rPr>
+                    <w:rPr>
+                      <w:rFonts w:ascii="Cambria Math" w:hAnsi="Cambria Math"/>
+                    </w:rPr>
+                    <m:t>-</m:t>
+                  </m:r>
+                  <m:sSup>
+                    <m:sSupPr>
+                      <m:ctrlPr>
+                        <w:rPr>
+                          <w:rFonts w:ascii="Cambria Math" w:hAnsi="Cambria Math"/>
+                        </w:rPr>
+                      </m:ctrlPr>
+                    </m:sSupPr>
+                    <m:e>
+                      <m:r>
+                        <w:rPr>
+                          <w:rFonts w:ascii="Cambria Math" w:hAnsi="Cambria Math"/>
+                        </w:rPr>
+                        <m:t>x</m:t>
+                      </m:r>
+                    </m:e>
+                    <m:sup>
+                      <m:d>
+                        <m:dPr>
+                          <m:ctrlPr>
+                            <w:rPr>
+                              <w:rFonts w:ascii="Cambria Math" w:hAnsi="Cambria Math"/>
+                            </w:rPr>
+                          </m:ctrlPr>
+                        </m:dPr>
+                        <m:e>
+                          <m:r>
+                            <w:rPr>
+                              <w:rFonts w:ascii="Cambria Math" w:hAnsi="Cambria Math"/>
+                            </w:rPr>
+                            <m:t>j</m:t>
+                          </m:r>
+                        </m:e>
+                      </m:d>
+                    </m:sup>
+                  </m:sSup>
+                  <m:sSup>
+                    <m:sSupPr>
+                      <m:ctrlPr>
+                        <w:rPr>
+                          <w:rFonts w:ascii="Cambria Math" w:hAnsi="Cambria Math"/>
+                        </w:rPr>
+                      </m:ctrlPr>
+                    </m:sSupPr>
+                    <m:e>
+                      <m:r>
+                        <m:rPr>
+                          <m:sty m:val="p"/>
+                        </m:rPr>
+                        <w:rPr>
+                          <w:rFonts w:ascii="Cambria Math" w:hAnsi="Cambria Math"/>
+                        </w:rPr>
+                        <m:t>∥</m:t>
+                      </m:r>
+                    </m:e>
+                    <m:sup>
+                      <m:r>
+                        <w:rPr>
+                          <w:rFonts w:ascii="Cambria Math" w:hAnsi="Cambria Math"/>
+                        </w:rPr>
+                        <m:t>2</m:t>
+                      </m:r>
+                    </m:sup>
+                  </m:sSup>
+                </m:num>
+                <m:den>
+                  <m:r>
+                    <w:rPr>
+                      <w:rFonts w:ascii="Cambria Math" w:hAnsi="Cambria Math"/>
+                    </w:rPr>
+                    <m:t>2</m:t>
+                  </m:r>
+                  <m:sSup>
+                    <m:sSupPr>
+                      <m:ctrlPr>
+                        <w:rPr>
+                          <w:rFonts w:ascii="Cambria Math" w:hAnsi="Cambria Math"/>
+                        </w:rPr>
+                      </m:ctrlPr>
+                    </m:sSupPr>
+                    <m:e>
+                      <m:r>
+                        <w:rPr>
+                          <w:rFonts w:ascii="Cambria Math" w:hAnsi="Cambria Math"/>
+                        </w:rPr>
+                        <m:t>σ</m:t>
+                      </m:r>
+                    </m:e>
+                    <m:sup>
+                      <m:r>
+                        <w:rPr>
+                          <w:rFonts w:ascii="Cambria Math" w:hAnsi="Cambria Math"/>
+                        </w:rPr>
+                        <m:t>2</m:t>
+                      </m:r>
+                    </m:sup>
+                  </m:sSup>
+                </m:den>
+              </m:f>
+            </m:e>
+          </m:d>
+          <m:r>
+            <m:rPr>
+              <m:sty m:val="p"/>
+            </m:rPr>
+            <w:rPr>
+              <w:rFonts w:ascii="Cambria Math" w:hAnsi="Cambria Math"/>
+            </w:rPr>
+            <m:t>=exp</m:t>
+          </m:r>
+          <m:d>
+            <m:dPr>
+              <m:ctrlPr>
+                <w:rPr>
+                  <w:rFonts w:ascii="Cambria Math" w:hAnsi="Cambria Math"/>
+                </w:rPr>
+              </m:ctrlPr>
+            </m:dPr>
+            <m:e>
+              <m:r>
+                <m:rPr>
+                  <m:sty m:val="p"/>
+                </m:rPr>
+                <w:rPr>
+                  <w:rFonts w:ascii="Cambria Math" w:hAnsi="Cambria Math"/>
+                </w:rPr>
+                <m:t>-</m:t>
+              </m:r>
+              <m:f>
+                <m:fPr>
+                  <m:ctrlPr>
+                    <w:rPr>
+                      <w:rFonts w:ascii="Cambria Math" w:hAnsi="Cambria Math"/>
+                    </w:rPr>
+                  </m:ctrlPr>
+                </m:fPr>
+                <m:num>
+                  <m:nary>
+                    <m:naryPr>
+                      <m:chr m:val="∑"/>
+                      <m:limLoc m:val="undOvr"/>
+                      <m:ctrlPr>
+                        <w:rPr>
+                          <w:rFonts w:ascii="Cambria Math" w:hAnsi="Cambria Math"/>
+                        </w:rPr>
+                      </m:ctrlPr>
+                    </m:naryPr>
+                    <m:sub>
+                      <m:r>
+                        <w:rPr>
+                          <w:rFonts w:ascii="Cambria Math" w:hAnsi="Cambria Math"/>
+                        </w:rPr>
+                        <m:t>k</m:t>
+                      </m:r>
+                      <m:r>
+                        <m:rPr>
+                          <m:sty m:val="p"/>
+                        </m:rPr>
+                        <w:rPr>
+                          <w:rFonts w:ascii="Cambria Math" w:hAnsi="Cambria Math"/>
+                        </w:rPr>
+                        <m:t>=</m:t>
+                      </m:r>
+                      <m:r>
+                        <w:rPr>
+                          <w:rFonts w:ascii="Cambria Math" w:hAnsi="Cambria Math"/>
+                        </w:rPr>
+                        <m:t>1</m:t>
+                      </m:r>
+                    </m:sub>
+                    <m:sup>
+                      <m:r>
+                        <w:rPr>
+                          <w:rFonts w:ascii="Cambria Math" w:hAnsi="Cambria Math"/>
+                        </w:rPr>
+                        <m:t>n</m:t>
+                      </m:r>
+                    </m:sup>
+                    <m:e>
+                      <m:sSup>
+                        <m:sSupPr>
+                          <m:ctrlPr>
+                            <w:rPr>
+                              <w:rFonts w:ascii="Cambria Math" w:hAnsi="Cambria Math"/>
+                            </w:rPr>
+                          </m:ctrlPr>
+                        </m:sSupPr>
+                        <m:e>
+                          <m:d>
+                            <m:dPr>
+                              <m:ctrlPr>
+                                <w:rPr>
+                                  <w:rFonts w:ascii="Cambria Math" w:hAnsi="Cambria Math"/>
+                                </w:rPr>
+                              </m:ctrlPr>
+                            </m:dPr>
+                            <m:e>
+                              <m:sSubSup>
+                                <m:sSubSupPr>
+                                  <m:ctrlPr>
+                                    <w:rPr>
+                                      <w:rFonts w:ascii="Cambria Math" w:hAnsi="Cambria Math"/>
+                                    </w:rPr>
+                                  </m:ctrlPr>
+                                </m:sSubSupPr>
+                                <m:e>
+                                  <m:r>
+                                    <w:rPr>
+                                      <w:rFonts w:ascii="Cambria Math" w:hAnsi="Cambria Math"/>
+                                    </w:rPr>
+                                    <m:t>x</m:t>
+                                  </m:r>
+                                </m:e>
+                                <m:sub>
+                                  <m:r>
+                                    <w:rPr>
+                                      <w:rFonts w:ascii="Cambria Math" w:hAnsi="Cambria Math"/>
+                                    </w:rPr>
+                                    <m:t>k</m:t>
+                                  </m:r>
+                                </m:sub>
+                                <m:sup>
+                                  <m:d>
+                                    <m:dPr>
+                                      <m:ctrlPr>
+                                        <w:rPr>
+                                          <w:rFonts w:ascii="Cambria Math" w:hAnsi="Cambria Math"/>
+                                        </w:rPr>
+                                      </m:ctrlPr>
+                                    </m:dPr>
+                                    <m:e>
+                                      <m:r>
+                                        <w:rPr>
+                                          <w:rFonts w:ascii="Cambria Math" w:hAnsi="Cambria Math"/>
+                                        </w:rPr>
+                                        <m:t>i</m:t>
+                                      </m:r>
+                                    </m:e>
+                                  </m:d>
+                                </m:sup>
+                              </m:sSubSup>
+                              <m:r>
+                                <m:rPr>
+                                  <m:sty m:val="p"/>
+                                </m:rPr>
+                                <w:rPr>
+                                  <w:rFonts w:ascii="Cambria Math" w:hAnsi="Cambria Math"/>
+                                </w:rPr>
+                                <m:t>-</m:t>
+                              </m:r>
+                              <m:sSubSup>
+                                <m:sSubSupPr>
+                                  <m:ctrlPr>
+                                    <w:rPr>
+                                      <w:rFonts w:ascii="Cambria Math" w:hAnsi="Cambria Math"/>
+                                    </w:rPr>
+                                  </m:ctrlPr>
+                                </m:sSubSupPr>
+                                <m:e>
+                                  <m:r>
+                                    <w:rPr>
+                                      <w:rFonts w:ascii="Cambria Math" w:hAnsi="Cambria Math"/>
+                                    </w:rPr>
+                                    <m:t>x</m:t>
+                                  </m:r>
+                                </m:e>
+                                <m:sub>
+                                  <m:r>
+                                    <w:rPr>
+                                      <w:rFonts w:ascii="Cambria Math" w:hAnsi="Cambria Math"/>
+                                    </w:rPr>
+                                    <m:t>k</m:t>
+                                  </m:r>
+                                </m:sub>
+                                <m:sup>
+                                  <m:d>
+                                    <m:dPr>
+                                      <m:ctrlPr>
+                                        <w:rPr>
+                                          <w:rFonts w:ascii="Cambria Math" w:hAnsi="Cambria Math"/>
+                                        </w:rPr>
+                                      </m:ctrlPr>
+                                    </m:dPr>
+                                    <m:e>
+                                      <m:r>
+                                        <w:rPr>
+                                          <w:rFonts w:ascii="Cambria Math" w:hAnsi="Cambria Math"/>
+                                        </w:rPr>
+                                        <m:t>j</m:t>
+                                      </m:r>
+                                    </m:e>
+                                  </m:d>
+                                </m:sup>
+                              </m:sSubSup>
+                            </m:e>
+                          </m:d>
+                        </m:e>
+                        <m:sup>
+                          <m:r>
+                            <w:rPr>
+                              <w:rFonts w:ascii="Cambria Math" w:hAnsi="Cambria Math"/>
+                            </w:rPr>
+                            <m:t>2</m:t>
+                          </m:r>
+                        </m:sup>
+                      </m:sSup>
+                    </m:e>
+                  </m:nary>
+                </m:num>
+                <m:den>
+                  <m:r>
+                    <w:rPr>
+                      <w:rFonts w:ascii="Cambria Math" w:hAnsi="Cambria Math"/>
+                    </w:rPr>
+                    <m:t>2</m:t>
+                  </m:r>
+                  <m:sSup>
+                    <m:sSupPr>
+                      <m:ctrlPr>
+                        <w:rPr>
+                          <w:rFonts w:ascii="Cambria Math" w:hAnsi="Cambria Math"/>
+                        </w:rPr>
+                      </m:ctrlPr>
+                    </m:sSupPr>
+                    <m:e>
+                      <m:r>
+                        <w:rPr>
+                          <w:rFonts w:ascii="Cambria Math" w:hAnsi="Cambria Math"/>
+                        </w:rPr>
+                        <m:t>σ</m:t>
+                      </m:r>
+                    </m:e>
+                    <m:sup>
+                      <m:r>
+                        <w:rPr>
+                          <w:rFonts w:ascii="Cambria Math" w:hAnsi="Cambria Math"/>
+                        </w:rPr>
+                        <m:t>2</m:t>
+                      </m:r>
+                    </m:sup>
+                  </m:sSup>
+                </m:den>
+              </m:f>
+            </m:e>
+          </m:d>
+        </m:oMath>
+      </m:oMathPara>
+    </w:p>
+    <w:p>
+      <w:pPr>
+        <w:spacing w:line="360" w:lineRule="auto"/>
+        <w:ind w:firstLineChars="200" w:firstLine="420"/>
+        <w:rPr>
+          <w:rFonts w:ascii="宋体"/>
+          <w:szCs w:val="21"/>
+        </w:rPr>
+      </w:pPr>
+      <w:r>
+        <w:rPr>
+          <w:rFonts w:ascii="宋体" w:hint="eastAsia"/>
+          <w:szCs w:val="21"/>
+        </w:rPr>
+        <w:t>其中带宽参数 σ 决定相似度随样本间距离衰减的快慢。在使用交叉验证</w:t>
+      </w:r>
+      <w:proofErr w:type="gramStart"/>
+      <w:r>
+        <w:rPr>
+          <w:rFonts w:ascii="宋体" w:hint="eastAsia"/>
+          <w:szCs w:val="21"/>
+        </w:rPr>
+        <w:t>集选择</w:t>
+      </w:r>
+      <w:proofErr w:type="gramEnd"/>
+      <w:r>
+        <w:rPr>
+          <w:rFonts w:ascii="宋体" w:hint="eastAsia"/>
+          <w:szCs w:val="21"/>
+        </w:rPr>
+        <w:t xml:space="preserve"> SVM 参数时，分类误差被定义为验证集中被错误分类的样本所占的比例：</w:t>
+      </w:r>
+    </w:p>
+    <w:p>
+      <w:pPr>
+        <w:spacing w:line="360" w:lineRule="auto"/>
+      </w:pPr>
+      <m:oMathPara>
+        <m:oMathParaPr>
+          <m:jc m:val="center"/>
+        </m:oMathParaPr>
+        <m:oMath>
+          <m:r>
+            <w:rPr>
+              <w:rFonts w:ascii="Cambria Math" w:hAnsi="Cambria Math"/>
+            </w:rPr>
+            <m:t>err</m:t>
+          </m:r>
+          <m:r>
+            <m:rPr>
+              <m:sty m:val="p"/>
+            </m:rPr>
+            <w:rPr>
+              <w:rFonts w:ascii="Cambria Math" w:hAnsi="Cambria Math"/>
+            </w:rPr>
+            <m:t>=</m:t>
+          </m:r>
+          <m:f>
+            <m:fPr>
+              <m:ctrlPr>
+                <w:rPr>
+                  <w:rFonts w:ascii="Cambria Math" w:hAnsi="Cambria Math"/>
+                </w:rPr>
+              </m:ctrlPr>
+            </m:fPr>
+            <m:num>
+              <m:r>
+                <w:rPr>
+                  <w:rFonts w:ascii="Cambria Math" w:hAnsi="Cambria Math"/>
+                </w:rPr>
+                <m:t>1</m:t>
+              </m:r>
+            </m:num>
+            <m:den>
+              <m:sSub>
+                <m:sSubPr>
+                  <m:ctrlPr>
+                    <w:rPr>
+                      <w:rFonts w:ascii="Cambria Math" w:hAnsi="Cambria Math"/>
+                    </w:rPr>
+                  </m:ctrlPr>
+                </m:sSubPr>
+                <m:e>
+                  <m:r>
+                    <w:rPr>
+                      <w:rFonts w:ascii="Cambria Math" w:hAnsi="Cambria Math"/>
+                    </w:rPr>
+                    <m:t>m</m:t>
+                  </m:r>
+                </m:e>
+                <m:sub>
+                  <m:r>
+                    <w:rPr>
+                      <w:rFonts w:ascii="Cambria Math" w:hAnsi="Cambria Math"/>
+                    </w:rPr>
+                    <m:t>cv</m:t>
+                  </m:r>
+                </m:sub>
+              </m:sSub>
+            </m:den>
+          </m:f>
+          <m:nary>
+            <m:naryPr>
+              <m:chr m:val="∑"/>
+              <m:limLoc m:val="undOvr"/>
+              <m:ctrlPr>
+                <w:rPr>
+                  <w:rFonts w:ascii="Cambria Math" w:hAnsi="Cambria Math"/>
+                </w:rPr>
+              </m:ctrlPr>
+            </m:naryPr>
+            <m:sub>
+              <m:r>
+                <w:rPr>
+                  <w:rFonts w:ascii="Cambria Math" w:hAnsi="Cambria Math"/>
+                </w:rPr>
+                <m:t>i</m:t>
+              </m:r>
+              <m:r>
+                <m:rPr>
+                  <m:sty m:val="p"/>
+                </m:rPr>
+                <w:rPr>
+                  <w:rFonts w:ascii="Cambria Math" w:hAnsi="Cambria Math"/>
+                </w:rPr>
+                <m:t>=</m:t>
+              </m:r>
+              <m:r>
+                <w:rPr>
+                  <w:rFonts w:ascii="Cambria Math" w:hAnsi="Cambria Math"/>
+                </w:rPr>
+                <m:t>1</m:t>
+              </m:r>
+            </m:sub>
+            <m:sup>
+              <m:sSub>
+                <m:sSubPr>
+                  <m:ctrlPr>
+                    <w:rPr>
+                      <w:rFonts w:ascii="Cambria Math" w:hAnsi="Cambria Math"/>
+                    </w:rPr>
+                  </m:ctrlPr>
+                </m:sSubPr>
+                <m:e>
+                  <m:r>
+                    <w:rPr>
+                      <w:rFonts w:ascii="Cambria Math" w:hAnsi="Cambria Math"/>
+                    </w:rPr>
+                    <m:t>m</m:t>
+                  </m:r>
+                </m:e>
+                <m:sub>
+                  <m:r>
+                    <w:rPr>
+                      <w:rFonts w:ascii="Cambria Math" w:hAnsi="Cambria Math"/>
+                    </w:rPr>
+                    <m:t>cv</m:t>
+                  </m:r>
+                </m:sub>
+              </m:sSub>
+            </m:sup>
+            <m:e>
+              <m:r>
+                <m:rPr>
+                  <m:sty m:val="b"/>
+                </m:rPr>
+                <w:rPr>
+                  <w:rFonts w:ascii="Cambria Math" w:hAnsi="Cambria Math"/>
+                </w:rPr>
+                <m:t>1</m:t>
+              </m:r>
+            </m:e>
+          </m:nary>
+          <m:d>
+            <m:dPr>
+              <m:begChr m:val="{"/>
+              <m:endChr m:val="}"/>
+              <m:ctrlPr>
+                <w:rPr>
+                  <w:rFonts w:ascii="Cambria Math" w:hAnsi="Cambria Math"/>
+                </w:rPr>
+              </m:ctrlPr>
+            </m:dPr>
+            <m:e>
+              <m:r>
+                <w:rPr>
+                  <w:rFonts w:ascii="Cambria Math" w:hAnsi="Cambria Math"/>
+                </w:rPr>
+                <m:t>p</m:t>
+              </m:r>
+              <m:d>
+                <m:dPr>
+                  <m:ctrlPr>
+                    <w:rPr>
+                      <w:rFonts w:ascii="Cambria Math" w:hAnsi="Cambria Math"/>
+                    </w:rPr>
+                  </m:ctrlPr>
+                </m:dPr>
+                <m:e>
+                  <m:sSup>
+                    <m:sSupPr>
+                      <m:ctrlPr>
+                        <w:rPr>
+                          <w:rFonts w:ascii="Cambria Math" w:hAnsi="Cambria Math"/>
+                        </w:rPr>
+                      </m:ctrlPr>
+                    </m:sSupPr>
+                    <m:e>
+                      <m:r>
+                        <w:rPr>
+                          <w:rFonts w:ascii="Cambria Math" w:hAnsi="Cambria Math"/>
+                        </w:rPr>
+                        <m:t>x</m:t>
+                      </m:r>
+                    </m:e>
+                    <m:sup>
+                      <m:d>
+                        <m:dPr>
+                          <m:ctrlPr>
+                            <w:rPr>
+                              <w:rFonts w:ascii="Cambria Math" w:hAnsi="Cambria Math"/>
+                            </w:rPr>
+                          </m:ctrlPr>
+                        </m:dPr>
+                        <m:e>
+                          <m:r>
+                            <w:rPr>
+                              <w:rFonts w:ascii="Cambria Math" w:hAnsi="Cambria Math"/>
+                            </w:rPr>
+                            <m:t>i</m:t>
+                          </m:r>
+                        </m:e>
+                      </m:d>
+                    </m:sup>
+                  </m:sSup>
+                </m:e>
+              </m:d>
+              <m:r>
+                <m:rPr>
+                  <m:sty m:val="p"/>
+                </m:rPr>
+                <w:rPr>
+                  <w:rFonts w:ascii="Cambria Math" w:hAnsi="Cambria Math"/>
+                </w:rPr>
+                <m:t>≠</m:t>
+              </m:r>
+              <m:sSup>
+                <m:sSupPr>
+                  <m:ctrlPr>
+                    <w:rPr>
+                      <w:rFonts w:ascii="Cambria Math" w:hAnsi="Cambria Math"/>
+                    </w:rPr>
+                  </m:ctrlPr>
+                </m:sSupPr>
+                <m:e>
+                  <m:r>
+                    <w:rPr>
+                      <w:rFonts w:ascii="Cambria Math" w:hAnsi="Cambria Math"/>
+                    </w:rPr>
+                    <m:t>y</m:t>
+                  </m:r>
+                </m:e>
+                <m:sup>
+                  <m:d>
+                    <m:dPr>
+                      <m:ctrlPr>
+                        <w:rPr>
+                          <w:rFonts w:ascii="Cambria Math" w:hAnsi="Cambria Math"/>
+                        </w:rPr>
+                      </m:ctrlPr>
+                    </m:dPr>
+                    <m:e>
+                      <m:r>
+                        <w:rPr>
+                          <w:rFonts w:ascii="Cambria Math" w:hAnsi="Cambria Math"/>
+                        </w:rPr>
+                        <m:t>i</m:t>
+                      </m:r>
+                    </m:e>
+                  </m:d>
+                </m:sup>
+              </m:sSup>
+            </m:e>
+          </m:d>
+        </m:oMath>
+      </m:oMathPara>
+    </w:p>
+    <w:p>
+      <w:pPr>
+        <w:spacing w:line="360" w:lineRule="auto"/>
+        <w:rPr>
+          <w:rFonts w:ascii="黑体" w:eastAsia="黑体"/>
+          <w:b/>
+          <w:sz w:val="28"/>
+          <w:szCs w:val="28"/>
+        </w:rPr>
+      </w:pPr>
+      <w:r>
+        <w:rPr>
+          <w:rFonts w:ascii="黑体" w:eastAsia="黑体" w:hint="eastAsia"/>
+          <w:b/>
+          <w:sz w:val="28"/>
+          <w:szCs w:val="28"/>
+        </w:rPr>
+        <w:t>四、实验内容与步骤</w:t>
+      </w:r>
+    </w:p>
+    <w:p>
+      <w:pPr>
+        <w:spacing w:line="360" w:lineRule="auto"/>
+        <w:rPr>
+          <w:rFonts w:ascii="宋体"/>
+          <w:b/>
+          <w:szCs w:val="21"/>
+        </w:rPr>
+      </w:pPr>
+      <w:r>
+        <w:rPr>
+          <w:rFonts w:ascii="宋体" w:hint="eastAsia"/>
+          <w:b/>
+          <w:szCs w:val="21"/>
+        </w:rPr>
+        <w:t>4.1 正则化线性回归（Ex5）</w:t>
+      </w:r>
+    </w:p>
+    <w:p>
+      <w:pPr>
+        <w:spacing w:line="360" w:lineRule="auto"/>
+        <w:rPr>
+          <w:rFonts w:ascii="宋体"/>
+          <w:b/>
+          <w:szCs w:val="21"/>
+        </w:rPr>
+      </w:pPr>
+      <w:r>
+        <w:rPr>
+          <w:rFonts w:ascii="宋体" w:hint="eastAsia"/>
+          <w:b/>
+          <w:szCs w:val="21"/>
+        </w:rPr>
+        <w:t>4.1.1 代价函数与梯度（</w:t>
+      </w:r>
+      <w:proofErr w:type="spellStart"/>
+      <w:r>
+        <w:rPr>
+          <w:rFonts w:ascii="宋体" w:hint="eastAsia"/>
+          <w:b/>
+          <w:szCs w:val="21"/>
+        </w:rPr>
+        <w:t>linearRegCostFunction.m</w:t>
+      </w:r>
+      <w:proofErr w:type="spellEnd"/>
+      <w:r>
+        <w:rPr>
+          <w:rFonts w:ascii="宋体" w:hint="eastAsia"/>
+          <w:b/>
+          <w:szCs w:val="21"/>
+        </w:rPr>
+        <w:t>）</w:t>
+      </w:r>
+    </w:p>
+    <w:p>
+      <w:pPr>
+        <w:spacing w:line="360" w:lineRule="auto"/>
+        <w:ind w:firstLineChars="200" w:firstLine="420"/>
+        <w:rPr>
+          <w:rFonts w:ascii="宋体"/>
+          <w:szCs w:val="21"/>
+        </w:rPr>
+      </w:pPr>
+      <w:r>
+        <w:rPr>
+          <w:rFonts w:ascii="宋体" w:hint="eastAsia"/>
+          <w:szCs w:val="21"/>
+        </w:rPr>
+        <w:lastRenderedPageBreak/>
+        <w:t>实现正则化线性回归的代价函数与梯度，采用向量化写法以避免显式循环。核心代码如下：</w:t>
+      </w:r>
+    </w:p>
+    <w:p>
+      <w:pPr>
+        <w:spacing w:line="360" w:lineRule="auto"/>
+        <w:ind w:firstLineChars="200" w:firstLine="400"/>
+        <w:rPr>
+          <w:rFonts w:ascii="Consolas" w:hAnsi="Consolas"/>
+          <w:sz w:val="20"/>
+          <w:szCs w:val="20"/>
+        </w:rPr>
+      </w:pPr>
+      <w:r>
+        <w:rPr>
+          <w:rFonts w:ascii="Consolas" w:hAnsi="Consolas"/>
+          <w:sz w:val="20"/>
+          <w:szCs w:val="20"/>
+        </w:rPr>
+        <w:t xml:space="preserve">h = X * </w:t>
+      </w:r>
+      <w:proofErr w:type="gramStart"/>
+      <w:r>
+        <w:rPr>
+          <w:rFonts w:ascii="Consolas" w:hAnsi="Consolas"/>
+          <w:sz w:val="20"/>
+          <w:szCs w:val="20"/>
+        </w:rPr>
+        <w:t>theta;  errors</w:t>
+      </w:r>
+      <w:proofErr w:type="gramEnd"/>
+      <w:r>
+        <w:rPr>
+          <w:rFonts w:ascii="Consolas" w:hAnsi="Consolas"/>
+          <w:sz w:val="20"/>
+          <w:szCs w:val="20"/>
+        </w:rPr>
+        <w:t xml:space="preserve"> = h - y;</w:t>
+      </w:r>
+    </w:p>
+    <w:p>
+      <w:pPr>
+        <w:spacing w:line="360" w:lineRule="auto"/>
+        <w:ind w:firstLineChars="200" w:firstLine="400"/>
+        <w:rPr>
+          <w:rFonts w:ascii="Consolas" w:hAnsi="Consolas"/>
+          <w:sz w:val="20"/>
+          <w:szCs w:val="20"/>
+        </w:rPr>
+      </w:pPr>
+      <w:proofErr w:type="spellStart"/>
+      <w:r>
+        <w:rPr>
+          <w:rFonts w:ascii="Consolas" w:hAnsi="Consolas"/>
+          <w:sz w:val="20"/>
+          <w:szCs w:val="20"/>
+        </w:rPr>
+        <w:t>reg_theta</w:t>
+      </w:r>
+      <w:proofErr w:type="spellEnd"/>
+      <w:r>
+        <w:rPr>
+          <w:rFonts w:ascii="Consolas" w:hAnsi="Consolas"/>
+          <w:sz w:val="20"/>
+          <w:szCs w:val="20"/>
+        </w:rPr>
+        <w:t xml:space="preserve"> = theta;  </w:t>
+      </w:r>
+      <w:proofErr w:type="spellStart"/>
+      <w:r>
+        <w:rPr>
+          <w:rFonts w:ascii="Consolas" w:hAnsi="Consolas"/>
+          <w:sz w:val="20"/>
+          <w:szCs w:val="20"/>
+        </w:rPr>
+        <w:t>reg_theta</w:t>
+      </w:r>
+      <w:proofErr w:type="spellEnd"/>
+      <w:r>
+        <w:rPr>
+          <w:rFonts w:ascii="Consolas" w:hAnsi="Consolas"/>
+          <w:sz w:val="20"/>
+          <w:szCs w:val="20"/>
+        </w:rPr>
+        <w:t xml:space="preserve">(1) = 0;        % </w:t>
+      </w:r>
+      <w:r>
+        <w:rPr>
+          <w:rFonts w:ascii="Consolas" w:hAnsi="Consolas"/>
+          <w:sz w:val="20"/>
+          <w:szCs w:val="20"/>
+        </w:rPr>
+        <w:t>不正则化</w:t>
+      </w:r>
+      <w:r>
+        <w:rPr>
+          <w:rFonts w:ascii="Consolas" w:hAnsi="Consolas"/>
+          <w:sz w:val="20"/>
+          <w:szCs w:val="20"/>
+        </w:rPr>
+        <w:t xml:space="preserve"> theta0</w:t>
+      </w:r>
+    </w:p>
+    <w:p>
+      <w:pPr>
+        <w:spacing w:line="360" w:lineRule="auto"/>
+        <w:ind w:firstLineChars="200" w:firstLine="400"/>
+        <w:rPr>
+          <w:rFonts w:ascii="Consolas" w:hAnsi="Consolas"/>
+          <w:sz w:val="20"/>
+          <w:szCs w:val="20"/>
+        </w:rPr>
+      </w:pPr>
+      <w:r>
+        <w:rPr>
+          <w:rFonts w:ascii="Consolas" w:hAnsi="Consolas"/>
+          <w:sz w:val="20"/>
+          <w:szCs w:val="20"/>
+        </w:rPr>
+        <w:t>J = (1/(2*m</w:t>
+      </w:r>
+      <w:proofErr w:type="gramStart"/>
+      <w:r>
+        <w:rPr>
+          <w:rFonts w:ascii="Consolas" w:hAnsi="Consolas"/>
+          <w:sz w:val="20"/>
+          <w:szCs w:val="20"/>
+        </w:rPr>
+        <w:t>))*</w:t>
+      </w:r>
+      <w:proofErr w:type="gramEnd"/>
+      <w:r>
+        <w:rPr>
+          <w:rFonts w:ascii="Consolas" w:hAnsi="Consolas"/>
+          <w:sz w:val="20"/>
+          <w:szCs w:val="20"/>
+        </w:rPr>
+        <w:t>(errors'*errors) + (lambda/(2*m</w:t>
+      </w:r>
+      <w:proofErr w:type="gramStart"/>
+      <w:r>
+        <w:rPr>
+          <w:rFonts w:ascii="Consolas" w:hAnsi="Consolas"/>
+          <w:sz w:val="20"/>
+          <w:szCs w:val="20"/>
+        </w:rPr>
+        <w:t>))*</w:t>
+      </w:r>
+      <w:proofErr w:type="gramEnd"/>
+      <w:r>
+        <w:rPr>
+          <w:rFonts w:ascii="Consolas" w:hAnsi="Consolas"/>
+          <w:sz w:val="20"/>
+          <w:szCs w:val="20"/>
+        </w:rPr>
+        <w:t>(</w:t>
+      </w:r>
+      <w:proofErr w:type="spellStart"/>
+      <w:r>
+        <w:rPr>
+          <w:rFonts w:ascii="Consolas" w:hAnsi="Consolas"/>
+          <w:sz w:val="20"/>
+          <w:szCs w:val="20"/>
+        </w:rPr>
+        <w:t>reg_theta</w:t>
+      </w:r>
+      <w:proofErr w:type="spellEnd"/>
+      <w:r>
+        <w:rPr>
+          <w:rFonts w:ascii="Consolas" w:hAnsi="Consolas"/>
+          <w:sz w:val="20"/>
+          <w:szCs w:val="20"/>
+        </w:rPr>
+        <w:t>'*</w:t>
+      </w:r>
+      <w:proofErr w:type="spellStart"/>
+      <w:r>
+        <w:rPr>
+          <w:rFonts w:ascii="Consolas" w:hAnsi="Consolas"/>
+          <w:sz w:val="20"/>
+          <w:szCs w:val="20"/>
+        </w:rPr>
+        <w:t>reg_theta</w:t>
+      </w:r>
+      <w:proofErr w:type="spellEnd"/>
+      <w:r>
+        <w:rPr>
+          <w:rFonts w:ascii="Consolas" w:hAnsi="Consolas"/>
+          <w:sz w:val="20"/>
+          <w:szCs w:val="20"/>
+        </w:rPr>
+        <w:t>);</w:t>
+      </w:r>
+    </w:p>
+    <w:p>
+      <w:pPr>
+        <w:spacing w:line="360" w:lineRule="auto"/>
+        <w:ind w:firstLineChars="200" w:firstLine="400"/>
+        <w:rPr>
+          <w:rFonts w:ascii="Consolas" w:hAnsi="Consolas"/>
+          <w:sz w:val="20"/>
+          <w:szCs w:val="20"/>
+        </w:rPr>
+      </w:pPr>
+      <w:r>
+        <w:rPr>
+          <w:rFonts w:ascii="Consolas" w:hAnsi="Consolas"/>
+          <w:sz w:val="20"/>
+          <w:szCs w:val="20"/>
+        </w:rPr>
+        <w:t>grad = (1/</w:t>
+      </w:r>
+      <w:proofErr w:type="gramStart"/>
+      <w:r>
+        <w:rPr>
+          <w:rFonts w:ascii="Consolas" w:hAnsi="Consolas"/>
+          <w:sz w:val="20"/>
+          <w:szCs w:val="20"/>
+        </w:rPr>
+        <w:t>m)*</w:t>
+      </w:r>
+      <w:proofErr w:type="gramEnd"/>
+      <w:r>
+        <w:rPr>
+          <w:rFonts w:ascii="Consolas" w:hAnsi="Consolas"/>
+          <w:sz w:val="20"/>
+          <w:szCs w:val="20"/>
+        </w:rPr>
+        <w:t>(X'*errors) + (lambda/</w:t>
+      </w:r>
+      <w:proofErr w:type="gramStart"/>
+      <w:r>
+        <w:rPr>
+          <w:rFonts w:ascii="Consolas" w:hAnsi="Consolas"/>
+          <w:sz w:val="20"/>
+          <w:szCs w:val="20"/>
+        </w:rPr>
+        <w:t>m)*</w:t>
+      </w:r>
+      <w:proofErr w:type="spellStart"/>
+      <w:proofErr w:type="gramEnd"/>
+      <w:r>
+        <w:rPr>
+          <w:rFonts w:ascii="Consolas" w:hAnsi="Consolas"/>
+          <w:sz w:val="20"/>
+          <w:szCs w:val="20"/>
+        </w:rPr>
+        <w:t>reg_theta</w:t>
+      </w:r>
+      <w:proofErr w:type="spellEnd"/>
+      <w:r>
+        <w:rPr>
+          <w:rFonts w:ascii="Consolas" w:hAnsi="Consolas"/>
+          <w:sz w:val="20"/>
+          <w:szCs w:val="20"/>
+        </w:rPr>
+        <w:t>;</w:t>
+      </w:r>
+    </w:p>
+    <w:p>
+      <w:pPr>
+        <w:spacing w:line="360" w:lineRule="auto"/>
+        <w:ind w:firstLineChars="200" w:firstLine="420"/>
+        <w:rPr>
+          <w:rFonts w:ascii="宋体"/>
+          <w:szCs w:val="21"/>
+        </w:rPr>
+      </w:pPr>
+      <w:r>
+        <w:rPr>
+          <w:rFonts w:ascii="宋体" w:hint="eastAsia"/>
+          <w:szCs w:val="21"/>
+        </w:rPr>
+        <w:t>当 theta 初始化为 [1; 1] 时，计算得到代价值为 303.993，梯度为 [-15.30; 598.250]，与预期结果一致。下图为该数据集的训练数据散点图，可以看到数据整体呈现非线性趋势。</w:t>
+      </w:r>
+    </w:p>
+    <w:p>
+      <w:pPr>
+        <w:spacing w:line="360" w:lineRule="auto"/>
+        <w:jc w:val="center"/>
+      </w:pPr>
+      <w:r>
+        <w:rPr>
+          <w:noProof/>
+        </w:rPr>
+        <w:drawing>
+          <wp:inline distT="0" distB="0" distL="0" distR="0" wp14:anchorId="0B8A1F08" wp14:editId="4CD5390B">
+            <wp:extent cx="4846320" cy="3152754"/>
+            <wp:effectExtent l="0" t="0" r="0" b="0"/>
+            <wp:docPr id="1001" name="Picture1001"/>
+            <wp:cNvGraphicFramePr>
+              <a:graphicFrameLocks xmlns:a="http://schemas.openxmlformats.org/drawingml/2006/main" noChangeAspect="1"/>
+            </wp:cNvGraphicFramePr>
+            <a:graphic xmlns:a="http://schemas.openxmlformats.org/drawingml/2006/main">
+              <a:graphicData uri="http://schemas.openxmlformats.org/drawingml/2006/picture">
+                <pic:pic xmlns:pic="http://schemas.openxmlformats.org/drawingml/2006/picture">
+                  <pic:nvPicPr>
+                    <pic:cNvPr id="1001" name="Picture1001"/>
+                    <pic:cNvPicPr/>
+                  </pic:nvPicPr>
+                  <pic:blipFill>
+                    <a:blip r:embed="rId22"/>
+                    <a:stretch>
+                      <a:fillRect/>
+                    </a:stretch>
+                  </pic:blipFill>
+                  <pic:spPr>
+                    <a:xfrm>
+                      <a:off x="0" y="0"/>
+                      <a:ext cx="4846320" cy="3152754"/>
+                    </a:xfrm>
+                    <a:prstGeom prst="rect">
+                      <a:avLst/>
+                    </a:prstGeom>
+                  </pic:spPr>
+                </pic:pic>
+              </a:graphicData>
+            </a:graphic>
+          </wp:inline>
+        </w:drawing>
+      </w:r>
+    </w:p>
+    <w:p>
+      <w:pPr>
+        <w:spacing w:line="360" w:lineRule="auto"/>
+        <w:jc w:val="center"/>
+        <w:rPr>
+          <w:rFonts w:ascii="宋体"/>
+          <w:szCs w:val="21"/>
+        </w:rPr>
+      </w:pPr>
+      <w:r>
+        <w:rPr>
+          <w:rFonts w:ascii="宋体" w:hint="eastAsia"/>
+          <w:szCs w:val="21"/>
+        </w:rPr>
+        <w:t>图3-1  水位变化与出水量训练数据散点图</w:t>
+      </w:r>
+    </w:p>
+    <w:p>
+      <w:pPr>
+        <w:spacing w:line="360" w:lineRule="auto"/>
+        <w:rPr>
+          <w:rFonts w:ascii="宋体"/>
+          <w:b/>
+          <w:szCs w:val="21"/>
+        </w:rPr>
+      </w:pPr>
+      <w:r>
+        <w:rPr>
+          <w:rFonts w:ascii="宋体" w:hint="eastAsia"/>
+          <w:b/>
+          <w:szCs w:val="21"/>
+        </w:rPr>
+        <w:t>4.1.2 拟合线性回归（</w:t>
+      </w:r>
+      <w:proofErr w:type="spellStart"/>
+      <w:r>
+        <w:rPr>
+          <w:rFonts w:ascii="宋体" w:hint="eastAsia"/>
+          <w:b/>
+          <w:szCs w:val="21"/>
+        </w:rPr>
+        <w:t>trainLinearReg.m</w:t>
+      </w:r>
+      <w:proofErr w:type="spellEnd"/>
+      <w:r>
+        <w:rPr>
+          <w:rFonts w:ascii="宋体" w:hint="eastAsia"/>
+          <w:b/>
+          <w:szCs w:val="21"/>
+        </w:rPr>
+        <w:t>）</w:t>
+      </w:r>
+    </w:p>
+    <w:p>
+      <w:pPr>
+        <w:spacing w:line="360" w:lineRule="auto"/>
+        <w:ind w:firstLineChars="200" w:firstLine="420"/>
+        <w:rPr>
+          <w:rFonts w:ascii="宋体"/>
+          <w:szCs w:val="21"/>
+        </w:rPr>
+      </w:pPr>
+      <w:r>
+        <w:rPr>
+          <w:rFonts w:ascii="宋体" w:hint="eastAsia"/>
+          <w:szCs w:val="21"/>
+        </w:rPr>
+        <w:t xml:space="preserve">将正则化参数 λ 设为 0，使用 </w:t>
+      </w:r>
+      <w:proofErr w:type="spellStart"/>
+      <w:r>
+        <w:rPr>
+          <w:rFonts w:ascii="宋体" w:hint="eastAsia"/>
+          <w:szCs w:val="21"/>
+        </w:rPr>
+        <w:t>fmincg</w:t>
+      </w:r>
+      <w:proofErr w:type="spellEnd"/>
+      <w:r>
+        <w:rPr>
+          <w:rFonts w:ascii="宋体" w:hint="eastAsia"/>
+          <w:szCs w:val="21"/>
+        </w:rPr>
+        <w:t xml:space="preserve"> 优化器求得最优 θ，并把拟合直线绘制在散点图上。由于数据本身呈非线性，单纯的直线无法很好地拟合，这正是欠拟合的直观体现。</w:t>
+      </w:r>
+    </w:p>
+    <w:p>
+      <w:pPr>
+        <w:spacing w:line="360" w:lineRule="auto"/>
+        <w:jc w:val="center"/>
+      </w:pPr>
+      <w:r>
+        <w:rPr>
+          <w:noProof/>
+        </w:rPr>
+        <w:lastRenderedPageBreak/>
+        <w:drawing>
+          <wp:inline distT="0" distB="0" distL="0" distR="0" wp14:anchorId="2AFA2B3F" wp14:editId="5A59D7F7">
+            <wp:extent cx="4846320" cy="3152754"/>
+            <wp:effectExtent l="0" t="0" r="0" b="0"/>
+            <wp:docPr id="1002" name="Picture1002"/>
+            <wp:cNvGraphicFramePr>
+              <a:graphicFrameLocks xmlns:a="http://schemas.openxmlformats.org/drawingml/2006/main" noChangeAspect="1"/>
+            </wp:cNvGraphicFramePr>
+            <a:graphic xmlns:a="http://schemas.openxmlformats.org/drawingml/2006/main">
+              <a:graphicData uri="http://schemas.openxmlformats.org/drawingml/2006/picture">
+                <pic:pic xmlns:pic="http://schemas.openxmlformats.org/drawingml/2006/picture">
+                  <pic:nvPicPr>
+                    <pic:cNvPr id="1002" name="Picture1002"/>
+                    <pic:cNvPicPr/>
+                  </pic:nvPicPr>
+                  <pic:blipFill>
+                    <a:blip r:embed="rId23"/>
+                    <a:stretch>
+                      <a:fillRect/>
+                    </a:stretch>
+                  </pic:blipFill>
+                  <pic:spPr>
+                    <a:xfrm>
+                      <a:off x="0" y="0"/>
+                      <a:ext cx="4846320" cy="3152754"/>
+                    </a:xfrm>
+                    <a:prstGeom prst="rect">
+                      <a:avLst/>
+                    </a:prstGeom>
+                  </pic:spPr>
+                </pic:pic>
+              </a:graphicData>
+            </a:graphic>
+          </wp:inline>
+        </w:drawing>
+      </w:r>
+    </w:p>
+    <w:p>
+      <w:pPr>
+        <w:spacing w:line="360" w:lineRule="auto"/>
+        <w:jc w:val="center"/>
+        <w:rPr>
+          <w:rFonts w:ascii="宋体"/>
+          <w:szCs w:val="21"/>
+        </w:rPr>
+      </w:pPr>
+      <w:r>
+        <w:rPr>
+          <w:rFonts w:ascii="宋体" w:hint="eastAsia"/>
+          <w:szCs w:val="21"/>
+        </w:rPr>
+        <w:t>图3-2  线性回归拟合结果（λ = 0）</w:t>
+      </w:r>
+    </w:p>
+    <w:p>
+      <w:pPr>
+        <w:spacing w:line="360" w:lineRule="auto"/>
+        <w:rPr>
+          <w:rFonts w:ascii="宋体"/>
+          <w:b/>
+          <w:szCs w:val="21"/>
+        </w:rPr>
+      </w:pPr>
+      <w:r>
+        <w:rPr>
+          <w:rFonts w:ascii="宋体" w:hint="eastAsia"/>
+          <w:b/>
+          <w:szCs w:val="21"/>
+        </w:rPr>
+        <w:t>4.1.3 学习曲线（</w:t>
+      </w:r>
+      <w:proofErr w:type="spellStart"/>
+      <w:r>
+        <w:rPr>
+          <w:rFonts w:ascii="宋体" w:hint="eastAsia"/>
+          <w:b/>
+          <w:szCs w:val="21"/>
+        </w:rPr>
+        <w:t>learningCurve.m</w:t>
+      </w:r>
+      <w:proofErr w:type="spellEnd"/>
+      <w:r>
+        <w:rPr>
+          <w:rFonts w:ascii="宋体" w:hint="eastAsia"/>
+          <w:b/>
+          <w:szCs w:val="21"/>
+        </w:rPr>
+        <w:t>）</w:t>
+      </w:r>
+    </w:p>
+    <w:p>
+      <w:pPr>
+        <w:spacing w:line="360" w:lineRule="auto"/>
+        <w:ind w:firstLineChars="200" w:firstLine="420"/>
+        <w:rPr>
+          <w:rFonts w:ascii="宋体"/>
+          <w:szCs w:val="21"/>
+        </w:rPr>
+      </w:pPr>
+      <w:r>
+        <w:rPr>
+          <w:rFonts w:ascii="宋体" w:hint="eastAsia"/>
+          <w:szCs w:val="21"/>
+        </w:rPr>
+        <w:t xml:space="preserve">对训练集大小 </w:t>
+      </w:r>
+      <w:proofErr w:type="spellStart"/>
+      <w:r>
+        <w:rPr>
+          <w:rFonts w:ascii="宋体" w:hint="eastAsia"/>
+          <w:szCs w:val="21"/>
+        </w:rPr>
+        <w:t>i</w:t>
+      </w:r>
+      <w:proofErr w:type="spellEnd"/>
+      <w:r>
+        <w:rPr>
+          <w:rFonts w:ascii="宋体" w:hint="eastAsia"/>
+          <w:szCs w:val="21"/>
+        </w:rPr>
+        <w:t xml:space="preserve"> 从 1 到 m，依次使用前 </w:t>
+      </w:r>
+      <w:proofErr w:type="spellStart"/>
+      <w:r>
+        <w:rPr>
+          <w:rFonts w:ascii="宋体" w:hint="eastAsia"/>
+          <w:szCs w:val="21"/>
+        </w:rPr>
+        <w:t>i</w:t>
+      </w:r>
+      <w:proofErr w:type="spellEnd"/>
+      <w:r>
+        <w:rPr>
+          <w:rFonts w:ascii="宋体" w:hint="eastAsia"/>
+          <w:szCs w:val="21"/>
+        </w:rPr>
+        <w:t xml:space="preserve"> </w:t>
+      </w:r>
+      <w:proofErr w:type="gramStart"/>
+      <w:r>
+        <w:rPr>
+          <w:rFonts w:ascii="宋体" w:hint="eastAsia"/>
+          <w:szCs w:val="21"/>
+        </w:rPr>
+        <w:t>个</w:t>
+      </w:r>
+      <w:proofErr w:type="gramEnd"/>
+      <w:r>
+        <w:rPr>
+          <w:rFonts w:ascii="宋体" w:hint="eastAsia"/>
+          <w:szCs w:val="21"/>
+        </w:rPr>
+        <w:t xml:space="preserve">样本训练参数 θ，再分别在前 </w:t>
+      </w:r>
+      <w:proofErr w:type="spellStart"/>
+      <w:r>
+        <w:rPr>
+          <w:rFonts w:ascii="宋体" w:hint="eastAsia"/>
+          <w:szCs w:val="21"/>
+        </w:rPr>
+        <w:t>i</w:t>
+      </w:r>
+      <w:proofErr w:type="spellEnd"/>
+      <w:r>
+        <w:rPr>
+          <w:rFonts w:ascii="宋体" w:hint="eastAsia"/>
+          <w:szCs w:val="21"/>
+        </w:rPr>
+        <w:t xml:space="preserve"> </w:t>
+      </w:r>
+      <w:proofErr w:type="gramStart"/>
+      <w:r>
+        <w:rPr>
+          <w:rFonts w:ascii="宋体" w:hint="eastAsia"/>
+          <w:szCs w:val="21"/>
+        </w:rPr>
+        <w:t>个</w:t>
+      </w:r>
+      <w:proofErr w:type="gramEnd"/>
+      <w:r>
+        <w:rPr>
+          <w:rFonts w:ascii="宋体" w:hint="eastAsia"/>
+          <w:szCs w:val="21"/>
+        </w:rPr>
+        <w:t>训练样本和整个交叉验证集上计算误差（计算误差时把 λ 取为 0）。核心代码：</w:t>
+      </w:r>
+    </w:p>
+    <w:p>
+      <w:pPr>
+        <w:spacing w:line="360" w:lineRule="auto"/>
+        <w:ind w:firstLineChars="200" w:firstLine="400"/>
+        <w:rPr>
+          <w:rFonts w:ascii="Consolas" w:hAnsi="Consolas"/>
+          <w:sz w:val="20"/>
+          <w:szCs w:val="20"/>
+        </w:rPr>
+      </w:pPr>
+      <w:r>
+        <w:rPr>
+          <w:rFonts w:ascii="Consolas" w:hAnsi="Consolas"/>
+          <w:sz w:val="20"/>
+          <w:szCs w:val="20"/>
+        </w:rPr>
+        <w:t xml:space="preserve">for </w:t>
+      </w:r>
+      <w:proofErr w:type="spellStart"/>
+      <w:r>
+        <w:rPr>
+          <w:rFonts w:ascii="Consolas" w:hAnsi="Consolas"/>
+          <w:sz w:val="20"/>
+          <w:szCs w:val="20"/>
+        </w:rPr>
+        <w:t>i</w:t>
+      </w:r>
+      <w:proofErr w:type="spellEnd"/>
+      <w:r>
+        <w:rPr>
+          <w:rFonts w:ascii="Consolas" w:hAnsi="Consolas"/>
+          <w:sz w:val="20"/>
+          <w:szCs w:val="20"/>
+        </w:rPr>
+        <w:t xml:space="preserve"> = 1:m</w:t>
+      </w:r>
+    </w:p>
+    <w:p>
+      <w:pPr>
+        <w:spacing w:line="360" w:lineRule="auto"/>
+        <w:ind w:firstLineChars="200" w:firstLine="400"/>
+        <w:rPr>
+          <w:rFonts w:ascii="Consolas" w:hAnsi="Consolas"/>
+          <w:sz w:val="20"/>
+          <w:szCs w:val="20"/>
+        </w:rPr>
+      </w:pPr>
+      <w:r>
+        <w:rPr>
+          <w:rFonts w:ascii="Consolas" w:hAnsi="Consolas"/>
+          <w:sz w:val="20"/>
+          <w:szCs w:val="20"/>
+        </w:rPr>
+        <w:t xml:space="preserve">    theta = </w:t>
+      </w:r>
+      <w:proofErr w:type="spellStart"/>
+      <w:proofErr w:type="gramStart"/>
+      <w:r>
+        <w:rPr>
+          <w:rFonts w:ascii="Consolas" w:hAnsi="Consolas"/>
+          <w:sz w:val="20"/>
+          <w:szCs w:val="20"/>
+        </w:rPr>
+        <w:t>trainLinearReg</w:t>
+      </w:r>
+      <w:proofErr w:type="spellEnd"/>
+      <w:r>
+        <w:rPr>
+          <w:rFonts w:ascii="Consolas" w:hAnsi="Consolas"/>
+          <w:sz w:val="20"/>
+          <w:szCs w:val="20"/>
+        </w:rPr>
+        <w:t>(X(1:i</w:t>
+      </w:r>
+      <w:proofErr w:type="gramEnd"/>
+      <w:r>
+        <w:rPr>
+          <w:rFonts w:ascii="Consolas" w:hAnsi="Consolas"/>
+          <w:sz w:val="20"/>
+          <w:szCs w:val="20"/>
+        </w:rPr>
+        <w:t>,:), y(</w:t>
+      </w:r>
+      <w:proofErr w:type="gramStart"/>
+      <w:r>
+        <w:rPr>
+          <w:rFonts w:ascii="Consolas" w:hAnsi="Consolas"/>
+          <w:sz w:val="20"/>
+          <w:szCs w:val="20"/>
+        </w:rPr>
+        <w:t>1:i</w:t>
+      </w:r>
+      <w:proofErr w:type="gramEnd"/>
+      <w:r>
+        <w:rPr>
+          <w:rFonts w:ascii="Consolas" w:hAnsi="Consolas"/>
+          <w:sz w:val="20"/>
+          <w:szCs w:val="20"/>
+        </w:rPr>
+        <w:t>), lambda);</w:t>
+      </w:r>
+    </w:p>
+    <w:p>
+      <w:pPr>
+        <w:spacing w:line="360" w:lineRule="auto"/>
+        <w:ind w:firstLineChars="200" w:firstLine="400"/>
+        <w:rPr>
+          <w:rFonts w:ascii="Consolas" w:hAnsi="Consolas"/>
+          <w:sz w:val="20"/>
+          <w:szCs w:val="20"/>
+        </w:rPr>
+      </w:pPr>
+      <w:r>
+        <w:rPr>
+          <w:rFonts w:ascii="Consolas" w:hAnsi="Consolas"/>
+          <w:sz w:val="20"/>
+          <w:szCs w:val="20"/>
+        </w:rPr>
+        <w:t xml:space="preserve">    </w:t>
+      </w:r>
+      <w:proofErr w:type="spellStart"/>
+      <w:r>
+        <w:rPr>
+          <w:rFonts w:ascii="Consolas" w:hAnsi="Consolas"/>
+          <w:sz w:val="20"/>
+          <w:szCs w:val="20"/>
+        </w:rPr>
+        <w:t>error_train</w:t>
+      </w:r>
+      <w:proofErr w:type="spellEnd"/>
+      <w:r>
+        <w:rPr>
+          <w:rFonts w:ascii="Consolas" w:hAnsi="Consolas"/>
+          <w:sz w:val="20"/>
+          <w:szCs w:val="20"/>
+        </w:rPr>
+        <w:t>(</w:t>
+      </w:r>
+      <w:proofErr w:type="spellStart"/>
+      <w:r>
+        <w:rPr>
+          <w:rFonts w:ascii="Consolas" w:hAnsi="Consolas"/>
+          <w:sz w:val="20"/>
+          <w:szCs w:val="20"/>
+        </w:rPr>
+        <w:t>i</w:t>
+      </w:r>
+      <w:proofErr w:type="spellEnd"/>
+      <w:r>
+        <w:rPr>
+          <w:rFonts w:ascii="Consolas" w:hAnsi="Consolas"/>
+          <w:sz w:val="20"/>
+          <w:szCs w:val="20"/>
+        </w:rPr>
+        <w:t xml:space="preserve">) = </w:t>
+      </w:r>
+      <w:proofErr w:type="spellStart"/>
+      <w:proofErr w:type="gramStart"/>
+      <w:r>
+        <w:rPr>
+          <w:rFonts w:ascii="Consolas" w:hAnsi="Consolas"/>
+          <w:sz w:val="20"/>
+          <w:szCs w:val="20"/>
+        </w:rPr>
+        <w:t>linearRegCostFunction</w:t>
+      </w:r>
+      <w:proofErr w:type="spellEnd"/>
+      <w:r>
+        <w:rPr>
+          <w:rFonts w:ascii="Consolas" w:hAnsi="Consolas"/>
+          <w:sz w:val="20"/>
+          <w:szCs w:val="20"/>
+        </w:rPr>
+        <w:t>(X(1:i</w:t>
+      </w:r>
+      <w:proofErr w:type="gramEnd"/>
+      <w:r>
+        <w:rPr>
+          <w:rFonts w:ascii="Consolas" w:hAnsi="Consolas"/>
+          <w:sz w:val="20"/>
+          <w:szCs w:val="20"/>
+        </w:rPr>
+        <w:t>,:), y(</w:t>
+      </w:r>
+      <w:proofErr w:type="gramStart"/>
+      <w:r>
+        <w:rPr>
+          <w:rFonts w:ascii="Consolas" w:hAnsi="Consolas"/>
+          <w:sz w:val="20"/>
+          <w:szCs w:val="20"/>
+        </w:rPr>
+        <w:t>1:i</w:t>
+      </w:r>
+      <w:proofErr w:type="gramEnd"/>
+      <w:r>
+        <w:rPr>
+          <w:rFonts w:ascii="Consolas" w:hAnsi="Consolas"/>
+          <w:sz w:val="20"/>
+          <w:szCs w:val="20"/>
+        </w:rPr>
+        <w:t>), theta, 0);</w:t>
+      </w:r>
+    </w:p>
+    <w:p>
+      <w:pPr>
+        <w:spacing w:line="360" w:lineRule="auto"/>
+        <w:ind w:firstLineChars="200" w:firstLine="400"/>
+        <w:rPr>
+          <w:rFonts w:ascii="Consolas" w:hAnsi="Consolas"/>
+          <w:sz w:val="20"/>
+          <w:szCs w:val="20"/>
+        </w:rPr>
+      </w:pPr>
+      <w:r>
+        <w:rPr>
+          <w:rFonts w:ascii="Consolas" w:hAnsi="Consolas"/>
+          <w:sz w:val="20"/>
+          <w:szCs w:val="20"/>
+        </w:rPr>
+        <w:t xml:space="preserve">    </w:t>
+      </w:r>
+      <w:proofErr w:type="spellStart"/>
+      <w:r>
+        <w:rPr>
+          <w:rFonts w:ascii="Consolas" w:hAnsi="Consolas"/>
+          <w:sz w:val="20"/>
+          <w:szCs w:val="20"/>
+        </w:rPr>
+        <w:t>error_val</w:t>
+      </w:r>
+      <w:proofErr w:type="spellEnd"/>
+      <w:r>
+        <w:rPr>
+          <w:rFonts w:ascii="Consolas" w:hAnsi="Consolas"/>
+          <w:sz w:val="20"/>
+          <w:szCs w:val="20"/>
+        </w:rPr>
+        <w:t>(</w:t>
+      </w:r>
+      <w:proofErr w:type="spellStart"/>
+      <w:r>
+        <w:rPr>
+          <w:rFonts w:ascii="Consolas" w:hAnsi="Consolas"/>
+          <w:sz w:val="20"/>
+          <w:szCs w:val="20"/>
+        </w:rPr>
+        <w:t>i</w:t>
+      </w:r>
+      <w:proofErr w:type="spellEnd"/>
+      <w:r>
+        <w:rPr>
+          <w:rFonts w:ascii="Consolas" w:hAnsi="Consolas"/>
+          <w:sz w:val="20"/>
+          <w:szCs w:val="20"/>
+        </w:rPr>
+        <w:t xml:space="preserve">)   = </w:t>
+      </w:r>
+      <w:proofErr w:type="spellStart"/>
+      <w:proofErr w:type="gramStart"/>
+      <w:r>
+        <w:rPr>
+          <w:rFonts w:ascii="Consolas" w:hAnsi="Consolas"/>
+          <w:sz w:val="20"/>
+          <w:szCs w:val="20"/>
+        </w:rPr>
+        <w:t>linearRegCostFunction</w:t>
+      </w:r>
+      <w:proofErr w:type="spellEnd"/>
+      <w:r>
+        <w:rPr>
+          <w:rFonts w:ascii="Consolas" w:hAnsi="Consolas"/>
+          <w:sz w:val="20"/>
+          <w:szCs w:val="20"/>
+        </w:rPr>
+        <w:t>(</w:t>
+      </w:r>
+      <w:proofErr w:type="spellStart"/>
+      <w:proofErr w:type="gramEnd"/>
+      <w:r>
+        <w:rPr>
+          <w:rFonts w:ascii="Consolas" w:hAnsi="Consolas"/>
+          <w:sz w:val="20"/>
+          <w:szCs w:val="20"/>
+        </w:rPr>
+        <w:t>Xval</w:t>
+      </w:r>
+      <w:proofErr w:type="spellEnd"/>
+      <w:r>
+        <w:rPr>
+          <w:rFonts w:ascii="Consolas" w:hAnsi="Consolas"/>
+          <w:sz w:val="20"/>
+          <w:szCs w:val="20"/>
+        </w:rPr>
+        <w:t xml:space="preserve">, </w:t>
+      </w:r>
+      <w:proofErr w:type="spellStart"/>
+      <w:r>
+        <w:rPr>
+          <w:rFonts w:ascii="Consolas" w:hAnsi="Consolas"/>
+          <w:sz w:val="20"/>
+          <w:szCs w:val="20"/>
+        </w:rPr>
+        <w:t>yval</w:t>
+      </w:r>
+      <w:proofErr w:type="spellEnd"/>
+      <w:r>
+        <w:rPr>
+          <w:rFonts w:ascii="Consolas" w:hAnsi="Consolas"/>
+          <w:sz w:val="20"/>
+          <w:szCs w:val="20"/>
+        </w:rPr>
+        <w:t>, theta, 0);</w:t>
+      </w:r>
+    </w:p>
+    <w:p>
+      <w:pPr>
+        <w:spacing w:line="360" w:lineRule="auto"/>
+        <w:ind w:firstLineChars="200" w:firstLine="400"/>
+        <w:rPr>
+          <w:rFonts w:ascii="Consolas" w:hAnsi="Consolas"/>
+          <w:sz w:val="20"/>
+          <w:szCs w:val="20"/>
+        </w:rPr>
+      </w:pPr>
+      <w:r>
+        <w:rPr>
+          <w:rFonts w:ascii="Consolas" w:hAnsi="Consolas"/>
+          <w:sz w:val="20"/>
+          <w:szCs w:val="20"/>
+        </w:rPr>
+        <w:t>end</w:t>
+      </w:r>
+    </w:p>
+    <w:p>
+      <w:pPr>
+        <w:spacing w:line="360" w:lineRule="auto"/>
+        <w:jc w:val="center"/>
+      </w:pPr>
+      <w:r>
+        <w:rPr>
+          <w:noProof/>
+        </w:rPr>
+        <w:lastRenderedPageBreak/>
+        <w:drawing>
+          <wp:inline distT="0" distB="0" distL="0" distR="0" wp14:anchorId="43BF14E4" wp14:editId="149159D4">
+            <wp:extent cx="4846320" cy="3214511"/>
+            <wp:effectExtent l="0" t="0" r="0" b="0"/>
+            <wp:docPr id="1003" name="Picture1003"/>
+            <wp:cNvGraphicFramePr>
+              <a:graphicFrameLocks xmlns:a="http://schemas.openxmlformats.org/drawingml/2006/main" noChangeAspect="1"/>
+            </wp:cNvGraphicFramePr>
+            <a:graphic xmlns:a="http://schemas.openxmlformats.org/drawingml/2006/main">
+              <a:graphicData uri="http://schemas.openxmlformats.org/drawingml/2006/picture">
+                <pic:pic xmlns:pic="http://schemas.openxmlformats.org/drawingml/2006/picture">
+                  <pic:nvPicPr>
+                    <pic:cNvPr id="1003" name="Picture1003"/>
+                    <pic:cNvPicPr/>
+                  </pic:nvPicPr>
+                  <pic:blipFill>
+                    <a:blip r:embed="rId24"/>
+                    <a:stretch>
+                      <a:fillRect/>
+                    </a:stretch>
+                  </pic:blipFill>
+                  <pic:spPr>
+                    <a:xfrm>
+                      <a:off x="0" y="0"/>
+                      <a:ext cx="4846320" cy="3214511"/>
+                    </a:xfrm>
+                    <a:prstGeom prst="rect">
+                      <a:avLst/>
+                    </a:prstGeom>
+                  </pic:spPr>
+                </pic:pic>
+              </a:graphicData>
+            </a:graphic>
+          </wp:inline>
+        </w:drawing>
+      </w:r>
+    </w:p>
+    <w:p>
+      <w:pPr>
+        <w:spacing w:line="360" w:lineRule="auto"/>
+        <w:jc w:val="center"/>
+        <w:rPr>
+          <w:rFonts w:ascii="宋体"/>
+          <w:szCs w:val="21"/>
+        </w:rPr>
+      </w:pPr>
+      <w:r>
+        <w:rPr>
+          <w:rFonts w:ascii="宋体" w:hint="eastAsia"/>
+          <w:szCs w:val="21"/>
+        </w:rPr>
+        <w:t>图3-3  线性回归学习曲线</w:t>
+      </w:r>
+    </w:p>
+    <w:p>
+      <w:pPr>
+        <w:spacing w:line="360" w:lineRule="auto"/>
+        <w:rPr>
+          <w:rFonts w:ascii="宋体"/>
+          <w:b/>
+          <w:szCs w:val="21"/>
+        </w:rPr>
+      </w:pPr>
+      <w:r>
+        <w:rPr>
+          <w:rFonts w:ascii="宋体" w:hint="eastAsia"/>
+          <w:b/>
+          <w:szCs w:val="21"/>
+        </w:rPr>
+        <w:t>4.1.4 多项式特征映射（</w:t>
+      </w:r>
+      <w:proofErr w:type="spellStart"/>
+      <w:r>
+        <w:rPr>
+          <w:rFonts w:ascii="宋体" w:hint="eastAsia"/>
+          <w:b/>
+          <w:szCs w:val="21"/>
+        </w:rPr>
+        <w:t>polyFeatures.m</w:t>
+      </w:r>
+      <w:proofErr w:type="spellEnd"/>
+      <w:r>
+        <w:rPr>
+          <w:rFonts w:ascii="宋体" w:hint="eastAsia"/>
+          <w:b/>
+          <w:szCs w:val="21"/>
+        </w:rPr>
+        <w:t>）</w:t>
+      </w:r>
+    </w:p>
+    <w:p>
+      <w:pPr>
+        <w:spacing w:line="360" w:lineRule="auto"/>
+        <w:ind w:firstLineChars="200" w:firstLine="420"/>
+        <w:rPr>
+          <w:rFonts w:ascii="宋体"/>
+          <w:szCs w:val="21"/>
+        </w:rPr>
+      </w:pPr>
+      <w:r>
+        <w:rPr>
+          <w:rFonts w:ascii="宋体" w:hint="eastAsia"/>
+          <w:szCs w:val="21"/>
+        </w:rPr>
+        <w:t>将原始 m×1 的特征 X 映射为 m×p 的多项式特征矩阵，其中第 j 列为 X 的 j 次方：</w:t>
+      </w:r>
+    </w:p>
+    <w:p>
+      <w:pPr>
+        <w:spacing w:line="360" w:lineRule="auto"/>
+        <w:ind w:firstLineChars="200" w:firstLine="400"/>
+        <w:rPr>
+          <w:rFonts w:ascii="Consolas" w:hAnsi="Consolas"/>
+          <w:sz w:val="20"/>
+          <w:szCs w:val="20"/>
+        </w:rPr>
+      </w:pPr>
+      <w:r>
+        <w:rPr>
+          <w:rFonts w:ascii="Consolas" w:hAnsi="Consolas"/>
+          <w:sz w:val="20"/>
+          <w:szCs w:val="20"/>
+        </w:rPr>
+        <w:t xml:space="preserve">for j = </w:t>
+      </w:r>
+      <w:proofErr w:type="gramStart"/>
+      <w:r>
+        <w:rPr>
+          <w:rFonts w:ascii="Consolas" w:hAnsi="Consolas"/>
+          <w:sz w:val="20"/>
+          <w:szCs w:val="20"/>
+        </w:rPr>
+        <w:t>1:p</w:t>
+      </w:r>
+      <w:proofErr w:type="gramEnd"/>
+    </w:p>
+    <w:p>
+      <w:pPr>
+        <w:spacing w:line="360" w:lineRule="auto"/>
+        <w:ind w:firstLineChars="200" w:firstLine="400"/>
+        <w:rPr>
+          <w:rFonts w:ascii="Consolas" w:hAnsi="Consolas"/>
+          <w:sz w:val="20"/>
+          <w:szCs w:val="20"/>
+        </w:rPr>
+      </w:pPr>
+      <w:r>
+        <w:rPr>
+          <w:rFonts w:ascii="Consolas" w:hAnsi="Consolas"/>
+          <w:sz w:val="20"/>
+          <w:szCs w:val="20"/>
+        </w:rPr>
+        <w:t xml:space="preserve">    </w:t>
+      </w:r>
+      <w:proofErr w:type="spellStart"/>
+      <w:r>
+        <w:rPr>
+          <w:rFonts w:ascii="Consolas" w:hAnsi="Consolas"/>
+          <w:sz w:val="20"/>
+          <w:szCs w:val="20"/>
+        </w:rPr>
+        <w:t>X_poly</w:t>
+      </w:r>
+      <w:proofErr w:type="spellEnd"/>
+      <w:proofErr w:type="gramStart"/>
+      <w:r>
+        <w:rPr>
+          <w:rFonts w:ascii="Consolas" w:hAnsi="Consolas"/>
+          <w:sz w:val="20"/>
+          <w:szCs w:val="20"/>
+        </w:rPr>
+        <w:t>(:,</w:t>
+      </w:r>
+      <w:proofErr w:type="gramEnd"/>
+      <w:r>
+        <w:rPr>
+          <w:rFonts w:ascii="Consolas" w:hAnsi="Consolas"/>
+          <w:sz w:val="20"/>
+          <w:szCs w:val="20"/>
+        </w:rPr>
+        <w:t xml:space="preserve"> j) = </w:t>
+      </w:r>
+      <w:proofErr w:type="gramStart"/>
+      <w:r>
+        <w:rPr>
+          <w:rFonts w:ascii="Consolas" w:hAnsi="Consolas"/>
+          <w:sz w:val="20"/>
+          <w:szCs w:val="20"/>
+        </w:rPr>
+        <w:t>X(:) .</w:t>
+      </w:r>
+      <w:proofErr w:type="gramEnd"/>
+      <w:r>
+        <w:rPr>
+          <w:rFonts w:ascii="Consolas" w:hAnsi="Consolas"/>
+          <w:sz w:val="20"/>
+          <w:szCs w:val="20"/>
+        </w:rPr>
+        <w:t>^ j;</w:t>
+      </w:r>
+    </w:p>
+    <w:p>
+      <w:pPr>
+        <w:spacing w:line="360" w:lineRule="auto"/>
+        <w:ind w:firstLineChars="200" w:firstLine="400"/>
+        <w:rPr>
+          <w:rFonts w:ascii="Consolas" w:hAnsi="Consolas"/>
+          <w:sz w:val="20"/>
+          <w:szCs w:val="20"/>
+        </w:rPr>
+      </w:pPr>
+      <w:r>
+        <w:rPr>
+          <w:rFonts w:ascii="Consolas" w:hAnsi="Consolas"/>
+          <w:sz w:val="20"/>
+          <w:szCs w:val="20"/>
+        </w:rPr>
+        <w:t>end</w:t>
+      </w:r>
+    </w:p>
+    <w:p>
+      <w:pPr>
+        <w:spacing w:line="360" w:lineRule="auto"/>
+        <w:ind w:firstLineChars="200" w:firstLine="420"/>
+        <w:rPr>
+          <w:rFonts w:ascii="宋体"/>
+          <w:szCs w:val="21"/>
+        </w:rPr>
+      </w:pPr>
+      <w:r>
+        <w:rPr>
+          <w:rFonts w:ascii="宋体" w:hint="eastAsia"/>
+          <w:szCs w:val="21"/>
+        </w:rPr>
+        <w:t>随后对 8 次多项式特征进行归一化并训练（λ = 0）。得到的拟合曲线几乎能穿过所有训练点，但在数据两端剧烈震荡，是典型的过拟合现象。</w:t>
+      </w:r>
+    </w:p>
+    <w:p>
+      <w:pPr>
+        <w:spacing w:line="360" w:lineRule="auto"/>
+        <w:jc w:val="center"/>
+      </w:pPr>
+      <w:r>
+        <w:rPr>
+          <w:noProof/>
+        </w:rPr>
+        <w:lastRenderedPageBreak/>
+        <w:drawing>
+          <wp:inline distT="0" distB="0" distL="0" distR="0" wp14:anchorId="272FDC2E" wp14:editId="721E9318">
+            <wp:extent cx="4846320" cy="3172475"/>
+            <wp:effectExtent l="0" t="0" r="0" b="0"/>
+            <wp:docPr id="1004" name="Picture1004"/>
+            <wp:cNvGraphicFramePr>
+              <a:graphicFrameLocks xmlns:a="http://schemas.openxmlformats.org/drawingml/2006/main" noChangeAspect="1"/>
+            </wp:cNvGraphicFramePr>
+            <a:graphic xmlns:a="http://schemas.openxmlformats.org/drawingml/2006/main">
+              <a:graphicData uri="http://schemas.openxmlformats.org/drawingml/2006/picture">
+                <pic:pic xmlns:pic="http://schemas.openxmlformats.org/drawingml/2006/picture">
+                  <pic:nvPicPr>
+                    <pic:cNvPr id="1004" name="Picture1004"/>
+                    <pic:cNvPicPr/>
+                  </pic:nvPicPr>
+                  <pic:blipFill>
+                    <a:blip r:embed="rId25"/>
+                    <a:stretch>
+                      <a:fillRect/>
+                    </a:stretch>
+                  </pic:blipFill>
+                  <pic:spPr>
+                    <a:xfrm>
+                      <a:off x="0" y="0"/>
+                      <a:ext cx="4846320" cy="3172475"/>
+                    </a:xfrm>
+                    <a:prstGeom prst="rect">
+                      <a:avLst/>
+                    </a:prstGeom>
+                  </pic:spPr>
+                </pic:pic>
+              </a:graphicData>
+            </a:graphic>
+          </wp:inline>
+        </w:drawing>
+      </w:r>
+    </w:p>
+    <w:p>
+      <w:pPr>
+        <w:spacing w:line="360" w:lineRule="auto"/>
+        <w:jc w:val="center"/>
+        <w:rPr>
+          <w:rFonts w:ascii="宋体"/>
+          <w:szCs w:val="21"/>
+        </w:rPr>
+      </w:pPr>
+      <w:r>
+        <w:rPr>
+          <w:rFonts w:ascii="宋体" w:hint="eastAsia"/>
+          <w:szCs w:val="21"/>
+        </w:rPr>
+        <w:t>图3-4  多项式回归拟合（λ = 0，过拟合）</w:t>
+      </w:r>
+    </w:p>
+    <w:p>
+      <w:pPr>
+        <w:spacing w:line="360" w:lineRule="auto"/>
+        <w:rPr>
+          <w:rFonts w:ascii="宋体"/>
+          <w:b/>
+          <w:szCs w:val="21"/>
+        </w:rPr>
+      </w:pPr>
+      <w:r>
+        <w:rPr>
+          <w:rFonts w:ascii="宋体" w:hint="eastAsia"/>
+          <w:b/>
+          <w:szCs w:val="21"/>
+        </w:rPr>
+        <w:t>4.1.5 用交叉验证</w:t>
+      </w:r>
+      <w:proofErr w:type="gramStart"/>
+      <w:r>
+        <w:rPr>
+          <w:rFonts w:ascii="宋体" w:hint="eastAsia"/>
+          <w:b/>
+          <w:szCs w:val="21"/>
+        </w:rPr>
+        <w:t>集选择</w:t>
+      </w:r>
+      <w:proofErr w:type="gramEnd"/>
+      <w:r>
+        <w:rPr>
+          <w:rFonts w:ascii="宋体" w:hint="eastAsia"/>
+          <w:b/>
+          <w:szCs w:val="21"/>
+        </w:rPr>
+        <w:t xml:space="preserve"> λ（</w:t>
+      </w:r>
+      <w:proofErr w:type="spellStart"/>
+      <w:r>
+        <w:rPr>
+          <w:rFonts w:ascii="宋体" w:hint="eastAsia"/>
+          <w:b/>
+          <w:szCs w:val="21"/>
+        </w:rPr>
+        <w:t>validationCurve.m</w:t>
+      </w:r>
+      <w:proofErr w:type="spellEnd"/>
+      <w:r>
+        <w:rPr>
+          <w:rFonts w:ascii="宋体" w:hint="eastAsia"/>
+          <w:b/>
+          <w:szCs w:val="21"/>
+        </w:rPr>
+        <w:t>）</w:t>
+      </w:r>
+    </w:p>
+    <w:p>
+      <w:pPr>
+        <w:spacing w:line="360" w:lineRule="auto"/>
+        <w:ind w:firstLineChars="200" w:firstLine="420"/>
+        <w:rPr>
+          <w:rFonts w:ascii="宋体"/>
+          <w:szCs w:val="21"/>
+        </w:rPr>
+      </w:pPr>
+      <w:r>
+        <w:rPr>
+          <w:rFonts w:ascii="宋体" w:hint="eastAsia"/>
+          <w:szCs w:val="21"/>
+        </w:rPr>
+        <w:t>在 λ 取 {0, 0.001, 0.003, 0.01, 0.03, 0.1, 0.3, 1, 3, 10} 时分别训练模型，并计算对应的训练误差与交叉验证误差（计算误差时 λ 取 0）：</w:t>
+      </w:r>
+    </w:p>
+    <w:p>
+      <w:pPr>
+        <w:spacing w:line="360" w:lineRule="auto"/>
+        <w:ind w:firstLineChars="200" w:firstLine="400"/>
+        <w:rPr>
+          <w:rFonts w:ascii="Consolas" w:hAnsi="Consolas"/>
+          <w:sz w:val="20"/>
+          <w:szCs w:val="20"/>
+        </w:rPr>
+      </w:pPr>
+      <w:r>
+        <w:rPr>
+          <w:rFonts w:ascii="Consolas" w:hAnsi="Consolas"/>
+          <w:sz w:val="20"/>
+          <w:szCs w:val="20"/>
+        </w:rPr>
+        <w:t xml:space="preserve">for </w:t>
+      </w:r>
+      <w:proofErr w:type="spellStart"/>
+      <w:r>
+        <w:rPr>
+          <w:rFonts w:ascii="Consolas" w:hAnsi="Consolas"/>
+          <w:sz w:val="20"/>
+          <w:szCs w:val="20"/>
+        </w:rPr>
+        <w:t>i</w:t>
+      </w:r>
+      <w:proofErr w:type="spellEnd"/>
+      <w:r>
+        <w:rPr>
+          <w:rFonts w:ascii="Consolas" w:hAnsi="Consolas"/>
+          <w:sz w:val="20"/>
+          <w:szCs w:val="20"/>
+        </w:rPr>
+        <w:t xml:space="preserve"> = </w:t>
+      </w:r>
+      <w:proofErr w:type="gramStart"/>
+      <w:r>
+        <w:rPr>
+          <w:rFonts w:ascii="Consolas" w:hAnsi="Consolas"/>
+          <w:sz w:val="20"/>
+          <w:szCs w:val="20"/>
+        </w:rPr>
+        <w:t>1:length</w:t>
+      </w:r>
+      <w:proofErr w:type="gramEnd"/>
+      <w:r>
+        <w:rPr>
+          <w:rFonts w:ascii="Consolas" w:hAnsi="Consolas"/>
+          <w:sz w:val="20"/>
+          <w:szCs w:val="20"/>
+        </w:rPr>
+        <w:t>(</w:t>
+      </w:r>
+      <w:proofErr w:type="spellStart"/>
+      <w:r>
+        <w:rPr>
+          <w:rFonts w:ascii="Consolas" w:hAnsi="Consolas"/>
+          <w:sz w:val="20"/>
+          <w:szCs w:val="20"/>
+        </w:rPr>
+        <w:t>lambda_vec</w:t>
+      </w:r>
+      <w:proofErr w:type="spellEnd"/>
+      <w:r>
+        <w:rPr>
+          <w:rFonts w:ascii="Consolas" w:hAnsi="Consolas"/>
+          <w:sz w:val="20"/>
+          <w:szCs w:val="20"/>
+        </w:rPr>
+        <w:t>)</w:t>
+      </w:r>
+    </w:p>
+    <w:p>
+      <w:pPr>
+        <w:spacing w:line="360" w:lineRule="auto"/>
+        <w:ind w:firstLineChars="200" w:firstLine="400"/>
+        <w:rPr>
+          <w:rFonts w:ascii="Consolas" w:hAnsi="Consolas"/>
+          <w:sz w:val="20"/>
+          <w:szCs w:val="20"/>
+        </w:rPr>
+      </w:pPr>
+      <w:r>
+        <w:rPr>
+          <w:rFonts w:ascii="Consolas" w:hAnsi="Consolas"/>
+          <w:sz w:val="20"/>
+          <w:szCs w:val="20"/>
+        </w:rPr>
+        <w:t xml:space="preserve">    theta = </w:t>
+      </w:r>
+      <w:proofErr w:type="spellStart"/>
+      <w:proofErr w:type="gramStart"/>
+      <w:r>
+        <w:rPr>
+          <w:rFonts w:ascii="Consolas" w:hAnsi="Consolas"/>
+          <w:sz w:val="20"/>
+          <w:szCs w:val="20"/>
+        </w:rPr>
+        <w:t>trainLinearReg</w:t>
+      </w:r>
+      <w:proofErr w:type="spellEnd"/>
+      <w:r>
+        <w:rPr>
+          <w:rFonts w:ascii="Consolas" w:hAnsi="Consolas"/>
+          <w:sz w:val="20"/>
+          <w:szCs w:val="20"/>
+        </w:rPr>
+        <w:t>(</w:t>
+      </w:r>
+      <w:proofErr w:type="gramEnd"/>
+      <w:r>
+        <w:rPr>
+          <w:rFonts w:ascii="Consolas" w:hAnsi="Consolas"/>
+          <w:sz w:val="20"/>
+          <w:szCs w:val="20"/>
+        </w:rPr>
+        <w:t xml:space="preserve">X, y, </w:t>
+      </w:r>
+      <w:proofErr w:type="spellStart"/>
+      <w:r>
+        <w:rPr>
+          <w:rFonts w:ascii="Consolas" w:hAnsi="Consolas"/>
+          <w:sz w:val="20"/>
+          <w:szCs w:val="20"/>
+        </w:rPr>
+        <w:t>lambda_vec</w:t>
+      </w:r>
+      <w:proofErr w:type="spellEnd"/>
+      <w:r>
+        <w:rPr>
+          <w:rFonts w:ascii="Consolas" w:hAnsi="Consolas"/>
+          <w:sz w:val="20"/>
+          <w:szCs w:val="20"/>
+        </w:rPr>
+        <w:t>(</w:t>
+      </w:r>
+      <w:proofErr w:type="spellStart"/>
+      <w:r>
+        <w:rPr>
+          <w:rFonts w:ascii="Consolas" w:hAnsi="Consolas"/>
+          <w:sz w:val="20"/>
+          <w:szCs w:val="20"/>
+        </w:rPr>
+        <w:t>i</w:t>
+      </w:r>
+      <w:proofErr w:type="spellEnd"/>
+      <w:r>
+        <w:rPr>
+          <w:rFonts w:ascii="Consolas" w:hAnsi="Consolas"/>
+          <w:sz w:val="20"/>
+          <w:szCs w:val="20"/>
+        </w:rPr>
+        <w:t>));</w:t>
+      </w:r>
+    </w:p>
+    <w:p>
+      <w:pPr>
+        <w:spacing w:line="360" w:lineRule="auto"/>
+        <w:ind w:firstLineChars="200" w:firstLine="400"/>
+        <w:rPr>
+          <w:rFonts w:ascii="Consolas" w:hAnsi="Consolas"/>
+          <w:sz w:val="20"/>
+          <w:szCs w:val="20"/>
+        </w:rPr>
+      </w:pPr>
+      <w:r>
+        <w:rPr>
+          <w:rFonts w:ascii="Consolas" w:hAnsi="Consolas"/>
+          <w:sz w:val="20"/>
+          <w:szCs w:val="20"/>
+        </w:rPr>
+        <w:t xml:space="preserve">    </w:t>
+      </w:r>
+      <w:proofErr w:type="spellStart"/>
+      <w:r>
+        <w:rPr>
+          <w:rFonts w:ascii="Consolas" w:hAnsi="Consolas"/>
+          <w:sz w:val="20"/>
+          <w:szCs w:val="20"/>
+        </w:rPr>
+        <w:t>error_train</w:t>
+      </w:r>
+      <w:proofErr w:type="spellEnd"/>
+      <w:r>
+        <w:rPr>
+          <w:rFonts w:ascii="Consolas" w:hAnsi="Consolas"/>
+          <w:sz w:val="20"/>
+          <w:szCs w:val="20"/>
+        </w:rPr>
+        <w:t>(</w:t>
+      </w:r>
+      <w:proofErr w:type="spellStart"/>
+      <w:r>
+        <w:rPr>
+          <w:rFonts w:ascii="Consolas" w:hAnsi="Consolas"/>
+          <w:sz w:val="20"/>
+          <w:szCs w:val="20"/>
+        </w:rPr>
+        <w:t>i</w:t>
+      </w:r>
+      <w:proofErr w:type="spellEnd"/>
+      <w:r>
+        <w:rPr>
+          <w:rFonts w:ascii="Consolas" w:hAnsi="Consolas"/>
+          <w:sz w:val="20"/>
+          <w:szCs w:val="20"/>
+        </w:rPr>
+        <w:t xml:space="preserve">) = </w:t>
+      </w:r>
+      <w:proofErr w:type="spellStart"/>
+      <w:proofErr w:type="gramStart"/>
+      <w:r>
+        <w:rPr>
+          <w:rFonts w:ascii="Consolas" w:hAnsi="Consolas"/>
+          <w:sz w:val="20"/>
+          <w:szCs w:val="20"/>
+        </w:rPr>
+        <w:t>linearRegCostFunction</w:t>
+      </w:r>
+      <w:proofErr w:type="spellEnd"/>
+      <w:r>
+        <w:rPr>
+          <w:rFonts w:ascii="Consolas" w:hAnsi="Consolas"/>
+          <w:sz w:val="20"/>
+          <w:szCs w:val="20"/>
+        </w:rPr>
+        <w:t>(</w:t>
+      </w:r>
+      <w:proofErr w:type="gramEnd"/>
+      <w:r>
+        <w:rPr>
+          <w:rFonts w:ascii="Consolas" w:hAnsi="Consolas"/>
+          <w:sz w:val="20"/>
+          <w:szCs w:val="20"/>
+        </w:rPr>
+        <w:t>X, y, theta, 0);</w:t>
+      </w:r>
+    </w:p>
+    <w:p>
+      <w:pPr>
+        <w:spacing w:line="360" w:lineRule="auto"/>
+        <w:ind w:firstLineChars="200" w:firstLine="400"/>
+        <w:rPr>
+          <w:rFonts w:ascii="Consolas" w:hAnsi="Consolas"/>
+          <w:sz w:val="20"/>
+          <w:szCs w:val="20"/>
+        </w:rPr>
+      </w:pPr>
+      <w:r>
+        <w:rPr>
+          <w:rFonts w:ascii="Consolas" w:hAnsi="Consolas"/>
+          <w:sz w:val="20"/>
+          <w:szCs w:val="20"/>
+        </w:rPr>
+        <w:t xml:space="preserve">    </w:t>
+      </w:r>
+      <w:proofErr w:type="spellStart"/>
+      <w:r>
+        <w:rPr>
+          <w:rFonts w:ascii="Consolas" w:hAnsi="Consolas"/>
+          <w:sz w:val="20"/>
+          <w:szCs w:val="20"/>
+        </w:rPr>
+        <w:t>error_val</w:t>
+      </w:r>
+      <w:proofErr w:type="spellEnd"/>
+      <w:r>
+        <w:rPr>
+          <w:rFonts w:ascii="Consolas" w:hAnsi="Consolas"/>
+          <w:sz w:val="20"/>
+          <w:szCs w:val="20"/>
+        </w:rPr>
+        <w:t>(</w:t>
+      </w:r>
+      <w:proofErr w:type="spellStart"/>
+      <w:r>
+        <w:rPr>
+          <w:rFonts w:ascii="Consolas" w:hAnsi="Consolas"/>
+          <w:sz w:val="20"/>
+          <w:szCs w:val="20"/>
+        </w:rPr>
+        <w:t>i</w:t>
+      </w:r>
+      <w:proofErr w:type="spellEnd"/>
+      <w:r>
+        <w:rPr>
+          <w:rFonts w:ascii="Consolas" w:hAnsi="Consolas"/>
+          <w:sz w:val="20"/>
+          <w:szCs w:val="20"/>
+        </w:rPr>
+        <w:t xml:space="preserve">)   = </w:t>
+      </w:r>
+      <w:proofErr w:type="spellStart"/>
+      <w:proofErr w:type="gramStart"/>
+      <w:r>
+        <w:rPr>
+          <w:rFonts w:ascii="Consolas" w:hAnsi="Consolas"/>
+          <w:sz w:val="20"/>
+          <w:szCs w:val="20"/>
+        </w:rPr>
+        <w:t>linearRegCostFunction</w:t>
+      </w:r>
+      <w:proofErr w:type="spellEnd"/>
+      <w:r>
+        <w:rPr>
+          <w:rFonts w:ascii="Consolas" w:hAnsi="Consolas"/>
+          <w:sz w:val="20"/>
+          <w:szCs w:val="20"/>
+        </w:rPr>
+        <w:t>(</w:t>
+      </w:r>
+      <w:proofErr w:type="spellStart"/>
+      <w:proofErr w:type="gramEnd"/>
+      <w:r>
+        <w:rPr>
+          <w:rFonts w:ascii="Consolas" w:hAnsi="Consolas"/>
+          <w:sz w:val="20"/>
+          <w:szCs w:val="20"/>
+        </w:rPr>
+        <w:t>Xval</w:t>
+      </w:r>
+      <w:proofErr w:type="spellEnd"/>
+      <w:r>
+        <w:rPr>
+          <w:rFonts w:ascii="Consolas" w:hAnsi="Consolas"/>
+          <w:sz w:val="20"/>
+          <w:szCs w:val="20"/>
+        </w:rPr>
+        <w:t xml:space="preserve">, </w:t>
+      </w:r>
+      <w:proofErr w:type="spellStart"/>
+      <w:r>
+        <w:rPr>
+          <w:rFonts w:ascii="Consolas" w:hAnsi="Consolas"/>
+          <w:sz w:val="20"/>
+          <w:szCs w:val="20"/>
+        </w:rPr>
+        <w:t>yval</w:t>
+      </w:r>
+      <w:proofErr w:type="spellEnd"/>
+      <w:r>
+        <w:rPr>
+          <w:rFonts w:ascii="Consolas" w:hAnsi="Consolas"/>
+          <w:sz w:val="20"/>
+          <w:szCs w:val="20"/>
+        </w:rPr>
+        <w:t>, theta, 0);</w:t>
+      </w:r>
+    </w:p>
+    <w:p>
+      <w:pPr>
+        <w:spacing w:line="360" w:lineRule="auto"/>
+        <w:ind w:firstLineChars="200" w:firstLine="400"/>
+        <w:rPr>
+          <w:rFonts w:ascii="Consolas" w:hAnsi="Consolas"/>
+          <w:sz w:val="20"/>
+          <w:szCs w:val="20"/>
+        </w:rPr>
+      </w:pPr>
+      <w:r>
+        <w:rPr>
+          <w:rFonts w:ascii="Consolas" w:hAnsi="Consolas"/>
+          <w:sz w:val="20"/>
+          <w:szCs w:val="20"/>
+        </w:rPr>
+        <w:t>end</w:t>
+      </w:r>
+    </w:p>
+    <w:p>
+      <w:pPr>
+        <w:spacing w:line="360" w:lineRule="auto"/>
+        <w:jc w:val="center"/>
+      </w:pPr>
+      <w:r>
+        <w:rPr>
+          <w:noProof/>
+        </w:rPr>
+        <w:lastRenderedPageBreak/>
+        <w:drawing>
+          <wp:inline distT="0" distB="0" distL="0" distR="0" wp14:anchorId="19FDFD60" wp14:editId="3FEE16E1">
+            <wp:extent cx="5029200" cy="3239773"/>
+            <wp:effectExtent l="0" t="0" r="0" b="0"/>
+            <wp:docPr id="1005" name="Picture1005"/>
+            <wp:cNvGraphicFramePr>
+              <a:graphicFrameLocks xmlns:a="http://schemas.openxmlformats.org/drawingml/2006/main" noChangeAspect="1"/>
+            </wp:cNvGraphicFramePr>
+            <a:graphic xmlns:a="http://schemas.openxmlformats.org/drawingml/2006/main">
+              <a:graphicData uri="http://schemas.openxmlformats.org/drawingml/2006/picture">
+                <pic:pic xmlns:pic="http://schemas.openxmlformats.org/drawingml/2006/picture">
+                  <pic:nvPicPr>
+                    <pic:cNvPr id="1005" name="Picture1005"/>
+                    <pic:cNvPicPr/>
+                  </pic:nvPicPr>
+                  <pic:blipFill>
+                    <a:blip r:embed="rId26"/>
+                    <a:stretch>
+                      <a:fillRect/>
+                    </a:stretch>
+                  </pic:blipFill>
+                  <pic:spPr>
+                    <a:xfrm>
+                      <a:off x="0" y="0"/>
+                      <a:ext cx="5029200" cy="3239773"/>
+                    </a:xfrm>
+                    <a:prstGeom prst="rect">
+                      <a:avLst/>
+                    </a:prstGeom>
+                  </pic:spPr>
+                </pic:pic>
+              </a:graphicData>
+            </a:graphic>
+          </wp:inline>
+        </w:drawing>
+      </w:r>
+    </w:p>
+    <w:p>
+      <w:pPr>
+        <w:spacing w:line="360" w:lineRule="auto"/>
+        <w:jc w:val="center"/>
+        <w:rPr>
+          <w:rFonts w:ascii="宋体"/>
+          <w:szCs w:val="21"/>
+        </w:rPr>
+      </w:pPr>
+      <w:r>
+        <w:rPr>
+          <w:rFonts w:ascii="宋体" w:hint="eastAsia"/>
+          <w:szCs w:val="21"/>
+        </w:rPr>
+        <w:t>图3-5  用交叉验证</w:t>
+      </w:r>
+      <w:proofErr w:type="gramStart"/>
+      <w:r>
+        <w:rPr>
+          <w:rFonts w:ascii="宋体" w:hint="eastAsia"/>
+          <w:szCs w:val="21"/>
+        </w:rPr>
+        <w:t>集选择</w:t>
+      </w:r>
+      <w:proofErr w:type="gramEnd"/>
+      <w:r>
+        <w:rPr>
+          <w:rFonts w:ascii="宋体" w:hint="eastAsia"/>
+          <w:szCs w:val="21"/>
+        </w:rPr>
+        <w:t>正则化参数 λ</w:t>
+      </w:r>
+    </w:p>
+    <w:p>
+      <w:pPr>
+        <w:spacing w:line="360" w:lineRule="auto"/>
+        <w:rPr>
+          <w:rFonts w:ascii="宋体"/>
+          <w:b/>
+          <w:szCs w:val="21"/>
+        </w:rPr>
+      </w:pPr>
+      <w:r>
+        <w:rPr>
+          <w:rFonts w:ascii="宋体" w:hint="eastAsia"/>
+          <w:b/>
+          <w:szCs w:val="21"/>
+        </w:rPr>
+        <w:t>4.2 支持向量机（Ex6）</w:t>
+      </w:r>
+    </w:p>
+    <w:p>
+      <w:pPr>
+        <w:spacing w:line="360" w:lineRule="auto"/>
+        <w:rPr>
+          <w:rFonts w:ascii="宋体"/>
+          <w:b/>
+          <w:szCs w:val="21"/>
+        </w:rPr>
+      </w:pPr>
+      <w:r>
+        <w:rPr>
+          <w:rFonts w:ascii="宋体" w:hint="eastAsia"/>
+          <w:b/>
+          <w:szCs w:val="21"/>
+        </w:rPr>
+        <w:t>4.2.1 不同 C 值的线性 SVM（数据集1）</w:t>
+      </w:r>
+    </w:p>
+    <w:p>
+      <w:pPr>
+        <w:spacing w:line="360" w:lineRule="auto"/>
+        <w:ind w:firstLineChars="200" w:firstLine="420"/>
+        <w:rPr>
+          <w:rFonts w:ascii="宋体"/>
+          <w:szCs w:val="21"/>
+        </w:rPr>
+      </w:pPr>
+      <w:r>
+        <w:rPr>
+          <w:rFonts w:ascii="宋体" w:hint="eastAsia"/>
+          <w:szCs w:val="21"/>
+        </w:rPr>
+        <w:t>在线性可分的数据集1上用不同的 C 训练 SVM。该</w:t>
+      </w:r>
+      <w:proofErr w:type="gramStart"/>
+      <w:r>
+        <w:rPr>
+          <w:rFonts w:ascii="宋体" w:hint="eastAsia"/>
+          <w:szCs w:val="21"/>
+        </w:rPr>
+        <w:t>数据集左上角</w:t>
+      </w:r>
+      <w:proofErr w:type="gramEnd"/>
+      <w:r>
+        <w:rPr>
+          <w:rFonts w:ascii="宋体" w:hint="eastAsia"/>
+          <w:szCs w:val="21"/>
+        </w:rPr>
+        <w:t>存在一个离群的正例。当 C = 1 时，决策边界落在两类之间的自然间隔处，容许该离群点被误分类；当 C = 100 时，SVM 强行把每个样本都分类正确，边界明显被这个离群点拉偏，泛化能力变差。下图为 C = 1 时的线性决策边界。</w:t>
+      </w:r>
+    </w:p>
+    <w:p>
+      <w:pPr>
+        <w:spacing w:line="360" w:lineRule="auto"/>
+        <w:jc w:val="center"/>
+      </w:pPr>
+      <w:r>
+        <w:rPr>
+          <w:noProof/>
+        </w:rPr>
+        <w:drawing>
+          <wp:inline distT="0" distB="0" distL="0" distR="0" wp14:anchorId="2BF088C3" wp14:editId="45BB5E35">
+            <wp:extent cx="5029200" cy="3039436"/>
+            <wp:effectExtent l="0" t="0" r="0" b="0"/>
+            <wp:docPr id="1006" name="Picture1006"/>
+            <wp:cNvGraphicFramePr>
+              <a:graphicFrameLocks xmlns:a="http://schemas.openxmlformats.org/drawingml/2006/main" noChangeAspect="1"/>
+            </wp:cNvGraphicFramePr>
+            <a:graphic xmlns:a="http://schemas.openxmlformats.org/drawingml/2006/main">
+              <a:graphicData uri="http://schemas.openxmlformats.org/drawingml/2006/picture">
+                <pic:pic xmlns:pic="http://schemas.openxmlformats.org/drawingml/2006/picture">
+                  <pic:nvPicPr>
+                    <pic:cNvPr id="1006" name="Picture1006"/>
+                    <pic:cNvPicPr/>
+                  </pic:nvPicPr>
+                  <pic:blipFill>
+                    <a:blip r:embed="rId27"/>
+                    <a:stretch>
+                      <a:fillRect/>
+                    </a:stretch>
+                  </pic:blipFill>
+                  <pic:spPr>
+                    <a:xfrm>
+                      <a:off x="0" y="0"/>
+                      <a:ext cx="5029200" cy="3039436"/>
+                    </a:xfrm>
+                    <a:prstGeom prst="rect">
+                      <a:avLst/>
+                    </a:prstGeom>
+                  </pic:spPr>
+                </pic:pic>
+              </a:graphicData>
+            </a:graphic>
+          </wp:inline>
+        </w:drawing>
+      </w:r>
+    </w:p>
+    <w:p>
+      <w:pPr>
+        <w:spacing w:line="360" w:lineRule="auto"/>
+        <w:jc w:val="center"/>
+        <w:rPr>
+          <w:rFonts w:ascii="宋体"/>
+          <w:szCs w:val="21"/>
+        </w:rPr>
+      </w:pPr>
+      <w:r>
+        <w:rPr>
+          <w:rFonts w:ascii="宋体" w:hint="eastAsia"/>
+          <w:szCs w:val="21"/>
+        </w:rPr>
+        <w:t>图3-6  数据集1 的线性 SVM 决策边界（C = 1）</w:t>
+      </w:r>
+    </w:p>
+    <w:p>
+      <w:pPr>
+        <w:spacing w:line="360" w:lineRule="auto"/>
+        <w:rPr>
+          <w:rFonts w:ascii="宋体"/>
+          <w:b/>
+          <w:szCs w:val="21"/>
+        </w:rPr>
+      </w:pPr>
+      <w:r>
+        <w:rPr>
+          <w:rFonts w:ascii="宋体" w:hint="eastAsia"/>
+          <w:b/>
+          <w:szCs w:val="21"/>
+        </w:rPr>
+        <w:lastRenderedPageBreak/>
+        <w:t>4.2.2 高斯核（</w:t>
+      </w:r>
+      <w:proofErr w:type="spellStart"/>
+      <w:r>
+        <w:rPr>
+          <w:rFonts w:ascii="宋体" w:hint="eastAsia"/>
+          <w:b/>
+          <w:szCs w:val="21"/>
+        </w:rPr>
+        <w:t>gaussianKernel.m</w:t>
+      </w:r>
+      <w:proofErr w:type="spellEnd"/>
+      <w:r>
+        <w:rPr>
+          <w:rFonts w:ascii="宋体" w:hint="eastAsia"/>
+          <w:b/>
+          <w:szCs w:val="21"/>
+        </w:rPr>
+        <w:t>）</w:t>
+      </w:r>
+    </w:p>
+    <w:p>
+      <w:pPr>
+        <w:spacing w:line="360" w:lineRule="auto"/>
+        <w:ind w:firstLineChars="200" w:firstLine="420"/>
+        <w:rPr>
+          <w:rFonts w:ascii="宋体"/>
+          <w:szCs w:val="21"/>
+        </w:rPr>
+      </w:pPr>
+      <w:r>
+        <w:rPr>
+          <w:rFonts w:ascii="宋体" w:hint="eastAsia"/>
+          <w:szCs w:val="21"/>
+        </w:rPr>
+        <w:t>高斯</w:t>
+      </w:r>
+      <w:proofErr w:type="gramStart"/>
+      <w:r>
+        <w:rPr>
+          <w:rFonts w:ascii="宋体" w:hint="eastAsia"/>
+          <w:szCs w:val="21"/>
+        </w:rPr>
+        <w:t>核用于</w:t>
+      </w:r>
+      <w:proofErr w:type="gramEnd"/>
+      <w:r>
+        <w:rPr>
+          <w:rFonts w:ascii="宋体" w:hint="eastAsia"/>
+          <w:szCs w:val="21"/>
+        </w:rPr>
+        <w:t>衡量两个样本之间的相似度，距离越近相似度越接近 1。核心代码如下：</w:t>
+      </w:r>
+    </w:p>
+    <w:p>
+      <w:pPr>
+        <w:spacing w:line="360" w:lineRule="auto"/>
+        <w:ind w:firstLineChars="200" w:firstLine="400"/>
+        <w:rPr>
+          <w:rFonts w:ascii="Consolas" w:hAnsi="Consolas"/>
+          <w:sz w:val="20"/>
+          <w:szCs w:val="20"/>
+        </w:rPr>
+      </w:pPr>
+      <w:r>
+        <w:rPr>
+          <w:rFonts w:ascii="Consolas" w:hAnsi="Consolas"/>
+          <w:sz w:val="20"/>
+          <w:szCs w:val="20"/>
+        </w:rPr>
+        <w:t>diff = x1 - x2;</w:t>
+      </w:r>
+    </w:p>
+    <w:p>
+      <w:pPr>
+        <w:spacing w:line="360" w:lineRule="auto"/>
+        <w:ind w:firstLineChars="200" w:firstLine="400"/>
+        <w:rPr>
+          <w:rFonts w:ascii="Consolas" w:hAnsi="Consolas"/>
+          <w:sz w:val="20"/>
+          <w:szCs w:val="20"/>
+        </w:rPr>
+      </w:pPr>
+      <w:r>
+        <w:rPr>
+          <w:rFonts w:ascii="Consolas" w:hAnsi="Consolas"/>
+          <w:sz w:val="20"/>
+          <w:szCs w:val="20"/>
+        </w:rPr>
+        <w:t xml:space="preserve">sim = </w:t>
+      </w:r>
+      <w:proofErr w:type="gramStart"/>
+      <w:r>
+        <w:rPr>
+          <w:rFonts w:ascii="Consolas" w:hAnsi="Consolas"/>
+          <w:sz w:val="20"/>
+          <w:szCs w:val="20"/>
+        </w:rPr>
+        <w:t>exp(</w:t>
+      </w:r>
+      <w:proofErr w:type="gramEnd"/>
+      <w:r>
+        <w:rPr>
+          <w:rFonts w:ascii="Consolas" w:hAnsi="Consolas"/>
+          <w:sz w:val="20"/>
+          <w:szCs w:val="20"/>
+        </w:rPr>
+        <w:t>-(diff' * diff) / (2 * sigma^2));</w:t>
+      </w:r>
+    </w:p>
+    <w:p>
+      <w:pPr>
+        <w:spacing w:line="360" w:lineRule="auto"/>
+        <w:ind w:firstLineChars="200" w:firstLine="420"/>
+        <w:rPr>
+          <w:rFonts w:ascii="宋体"/>
+          <w:szCs w:val="21"/>
+        </w:rPr>
+      </w:pPr>
+      <w:r>
+        <w:rPr>
+          <w:rFonts w:ascii="宋体" w:hint="eastAsia"/>
+          <w:szCs w:val="21"/>
+        </w:rPr>
+        <w:t>使用 x1 = [1 2 1]、x2 = [0 4 -1]、σ = 2 进行测试，得到 0.324652，与预期结果一致。</w:t>
+      </w:r>
+    </w:p>
+    <w:p>
+      <w:pPr>
+        <w:spacing w:line="360" w:lineRule="auto"/>
+        <w:rPr>
+          <w:rFonts w:ascii="宋体"/>
+          <w:b/>
+          <w:szCs w:val="21"/>
+        </w:rPr>
+      </w:pPr>
+      <w:r>
+        <w:rPr>
+          <w:rFonts w:ascii="宋体" w:hint="eastAsia"/>
+          <w:b/>
+          <w:szCs w:val="21"/>
+        </w:rPr>
+        <w:t>4.2.3 用交叉验证选择 C 与 σ（dataset3Params.m）</w:t>
+      </w:r>
+    </w:p>
+    <w:p>
+      <w:pPr>
+        <w:spacing w:line="360" w:lineRule="auto"/>
+        <w:ind w:firstLineChars="200" w:firstLine="420"/>
+        <w:rPr>
+          <w:rFonts w:ascii="宋体"/>
+          <w:szCs w:val="21"/>
+        </w:rPr>
+      </w:pPr>
+      <w:r>
+        <w:rPr>
+          <w:rFonts w:ascii="宋体" w:hint="eastAsia"/>
+          <w:szCs w:val="21"/>
+        </w:rPr>
+        <w:t>对数据集3，让 C 和 σ 各自在 {0.01, 0.03, 0.1, 0.3, 1, 3, 10, 30} 中取值（共 8×8 = 64 组），通过网格搜索选取在交叉验证集上分类误差最小的一组。核心代码：</w:t>
+      </w:r>
+    </w:p>
+    <w:p>
+      <w:pPr>
+        <w:spacing w:line="360" w:lineRule="auto"/>
+        <w:ind w:firstLineChars="200" w:firstLine="400"/>
+        <w:rPr>
+          <w:rFonts w:ascii="Consolas" w:hAnsi="Consolas"/>
+          <w:sz w:val="20"/>
+          <w:szCs w:val="20"/>
+        </w:rPr>
+      </w:pPr>
+      <w:r>
+        <w:rPr>
+          <w:rFonts w:ascii="Consolas" w:hAnsi="Consolas"/>
+          <w:sz w:val="20"/>
+          <w:szCs w:val="20"/>
+        </w:rPr>
+        <w:t xml:space="preserve">for </w:t>
+      </w:r>
+      <w:proofErr w:type="spellStart"/>
+      <w:r>
+        <w:rPr>
+          <w:rFonts w:ascii="Consolas" w:hAnsi="Consolas"/>
+          <w:sz w:val="20"/>
+          <w:szCs w:val="20"/>
+        </w:rPr>
+        <w:t>C_try</w:t>
+      </w:r>
+      <w:proofErr w:type="spellEnd"/>
+      <w:r>
+        <w:rPr>
+          <w:rFonts w:ascii="Consolas" w:hAnsi="Consolas"/>
+          <w:sz w:val="20"/>
+          <w:szCs w:val="20"/>
+        </w:rPr>
+        <w:t xml:space="preserve"> = values</w:t>
+      </w:r>
+    </w:p>
+    <w:p>
+      <w:pPr>
+        <w:spacing w:line="360" w:lineRule="auto"/>
+        <w:ind w:firstLineChars="200" w:firstLine="400"/>
+        <w:rPr>
+          <w:rFonts w:ascii="Consolas" w:hAnsi="Consolas"/>
+          <w:sz w:val="20"/>
+          <w:szCs w:val="20"/>
+        </w:rPr>
+      </w:pPr>
+      <w:r>
+        <w:rPr>
+          <w:rFonts w:ascii="Consolas" w:hAnsi="Consolas"/>
+          <w:sz w:val="20"/>
+          <w:szCs w:val="20"/>
+        </w:rPr>
+        <w:t xml:space="preserve">  for </w:t>
+      </w:r>
+      <w:proofErr w:type="spellStart"/>
+      <w:r>
+        <w:rPr>
+          <w:rFonts w:ascii="Consolas" w:hAnsi="Consolas"/>
+          <w:sz w:val="20"/>
+          <w:szCs w:val="20"/>
+        </w:rPr>
+        <w:t>sigma_try</w:t>
+      </w:r>
+      <w:proofErr w:type="spellEnd"/>
+      <w:r>
+        <w:rPr>
+          <w:rFonts w:ascii="Consolas" w:hAnsi="Consolas"/>
+          <w:sz w:val="20"/>
+          <w:szCs w:val="20"/>
+        </w:rPr>
+        <w:t xml:space="preserve"> = values</w:t>
+      </w:r>
+    </w:p>
+    <w:p>
+      <w:pPr>
+        <w:spacing w:line="360" w:lineRule="auto"/>
+        <w:ind w:firstLineChars="200" w:firstLine="400"/>
+        <w:rPr>
+          <w:rFonts w:ascii="Consolas" w:hAnsi="Consolas"/>
+          <w:sz w:val="20"/>
+          <w:szCs w:val="20"/>
+        </w:rPr>
+      </w:pPr>
+      <w:r>
+        <w:rPr>
+          <w:rFonts w:ascii="Consolas" w:hAnsi="Consolas"/>
+          <w:sz w:val="20"/>
+          <w:szCs w:val="20"/>
+        </w:rPr>
+        <w:t xml:space="preserve">    model = </w:t>
+      </w:r>
+      <w:proofErr w:type="spellStart"/>
+      <w:proofErr w:type="gramStart"/>
+      <w:r>
+        <w:rPr>
+          <w:rFonts w:ascii="Consolas" w:hAnsi="Consolas"/>
+          <w:sz w:val="20"/>
+          <w:szCs w:val="20"/>
+        </w:rPr>
+        <w:t>svmTrain</w:t>
+      </w:r>
+      <w:proofErr w:type="spellEnd"/>
+      <w:r>
+        <w:rPr>
+          <w:rFonts w:ascii="Consolas" w:hAnsi="Consolas"/>
+          <w:sz w:val="20"/>
+          <w:szCs w:val="20"/>
+        </w:rPr>
+        <w:t>(</w:t>
+      </w:r>
+      <w:proofErr w:type="gramEnd"/>
+      <w:r>
+        <w:rPr>
+          <w:rFonts w:ascii="Consolas" w:hAnsi="Consolas"/>
+          <w:sz w:val="20"/>
+          <w:szCs w:val="20"/>
+        </w:rPr>
+        <w:t xml:space="preserve">X, y, </w:t>
+      </w:r>
+      <w:proofErr w:type="spellStart"/>
+      <w:r>
+        <w:rPr>
+          <w:rFonts w:ascii="Consolas" w:hAnsi="Consolas"/>
+          <w:sz w:val="20"/>
+          <w:szCs w:val="20"/>
+        </w:rPr>
+        <w:t>C_try</w:t>
+      </w:r>
+      <w:proofErr w:type="spellEnd"/>
+      <w:r>
+        <w:rPr>
+          <w:rFonts w:ascii="Consolas" w:hAnsi="Consolas"/>
+          <w:sz w:val="20"/>
+          <w:szCs w:val="20"/>
+        </w:rPr>
+        <w:t>, @(</w:t>
+      </w:r>
+      <w:proofErr w:type="gramStart"/>
+      <w:r>
+        <w:rPr>
+          <w:rFonts w:ascii="Consolas" w:hAnsi="Consolas"/>
+          <w:sz w:val="20"/>
+          <w:szCs w:val="20"/>
+        </w:rPr>
+        <w:t>a,b</w:t>
+      </w:r>
+      <w:proofErr w:type="gramEnd"/>
+      <w:r>
+        <w:rPr>
+          <w:rFonts w:ascii="Consolas" w:hAnsi="Consolas"/>
+          <w:sz w:val="20"/>
+          <w:szCs w:val="20"/>
+        </w:rPr>
+        <w:t xml:space="preserve">) </w:t>
+      </w:r>
+      <w:proofErr w:type="spellStart"/>
+      <w:r>
+        <w:rPr>
+          <w:rFonts w:ascii="Consolas" w:hAnsi="Consolas"/>
+          <w:sz w:val="20"/>
+          <w:szCs w:val="20"/>
+        </w:rPr>
+        <w:t>gaussianKernel</w:t>
+      </w:r>
+      <w:proofErr w:type="spellEnd"/>
+      <w:r>
+        <w:rPr>
+          <w:rFonts w:ascii="Consolas" w:hAnsi="Consolas"/>
+          <w:sz w:val="20"/>
+          <w:szCs w:val="20"/>
+        </w:rPr>
+        <w:t>(</w:t>
+      </w:r>
+      <w:proofErr w:type="spellStart"/>
+      <w:proofErr w:type="gramStart"/>
+      <w:r>
+        <w:rPr>
+          <w:rFonts w:ascii="Consolas" w:hAnsi="Consolas"/>
+          <w:sz w:val="20"/>
+          <w:szCs w:val="20"/>
+        </w:rPr>
+        <w:t>a,b</w:t>
+      </w:r>
+      <w:proofErr w:type="gramEnd"/>
+      <w:r>
+        <w:rPr>
+          <w:rFonts w:ascii="Consolas" w:hAnsi="Consolas"/>
+          <w:sz w:val="20"/>
+          <w:szCs w:val="20"/>
+        </w:rPr>
+        <w:t>,sigma_try</w:t>
+      </w:r>
+      <w:proofErr w:type="spellEnd"/>
+      <w:r>
+        <w:rPr>
+          <w:rFonts w:ascii="Consolas" w:hAnsi="Consolas"/>
+          <w:sz w:val="20"/>
+          <w:szCs w:val="20"/>
+        </w:rPr>
+        <w:t>));</w:t>
+      </w:r>
+    </w:p>
+    <w:p>
+      <w:pPr>
+        <w:spacing w:line="360" w:lineRule="auto"/>
+        <w:ind w:firstLineChars="200" w:firstLine="400"/>
+        <w:rPr>
+          <w:rFonts w:ascii="Consolas" w:hAnsi="Consolas"/>
+          <w:sz w:val="20"/>
+          <w:szCs w:val="20"/>
+        </w:rPr>
+      </w:pPr>
+      <w:r>
+        <w:rPr>
+          <w:rFonts w:ascii="Consolas" w:hAnsi="Consolas"/>
+          <w:sz w:val="20"/>
+          <w:szCs w:val="20"/>
+        </w:rPr>
+        <w:t xml:space="preserve">    err = </w:t>
+      </w:r>
+      <w:proofErr w:type="gramStart"/>
+      <w:r>
+        <w:rPr>
+          <w:rFonts w:ascii="Consolas" w:hAnsi="Consolas"/>
+          <w:sz w:val="20"/>
+          <w:szCs w:val="20"/>
+        </w:rPr>
+        <w:t>mean(double(</w:t>
+      </w:r>
+      <w:proofErr w:type="spellStart"/>
+      <w:r>
+        <w:rPr>
+          <w:rFonts w:ascii="Consolas" w:hAnsi="Consolas"/>
+          <w:sz w:val="20"/>
+          <w:szCs w:val="20"/>
+        </w:rPr>
+        <w:t>svmPredict</w:t>
+      </w:r>
+      <w:proofErr w:type="spellEnd"/>
+      <w:r>
+        <w:rPr>
+          <w:rFonts w:ascii="Consolas" w:hAnsi="Consolas"/>
+          <w:sz w:val="20"/>
+          <w:szCs w:val="20"/>
+        </w:rPr>
+        <w:t>(</w:t>
+      </w:r>
+      <w:proofErr w:type="gramEnd"/>
+      <w:r>
+        <w:rPr>
+          <w:rFonts w:ascii="Consolas" w:hAnsi="Consolas"/>
+          <w:sz w:val="20"/>
+          <w:szCs w:val="20"/>
+        </w:rPr>
+        <w:t xml:space="preserve">model, </w:t>
+      </w:r>
+      <w:proofErr w:type="spellStart"/>
+      <w:r>
+        <w:rPr>
+          <w:rFonts w:ascii="Consolas" w:hAnsi="Consolas"/>
+          <w:sz w:val="20"/>
+          <w:szCs w:val="20"/>
+        </w:rPr>
+        <w:t>Xval</w:t>
+      </w:r>
+      <w:proofErr w:type="spellEnd"/>
+      <w:r>
+        <w:rPr>
+          <w:rFonts w:ascii="Consolas" w:hAnsi="Consolas"/>
+          <w:sz w:val="20"/>
+          <w:szCs w:val="20"/>
+        </w:rPr>
+        <w:t xml:space="preserve">) ~= </w:t>
+      </w:r>
+      <w:proofErr w:type="spellStart"/>
+      <w:r>
+        <w:rPr>
+          <w:rFonts w:ascii="Consolas" w:hAnsi="Consolas"/>
+          <w:sz w:val="20"/>
+          <w:szCs w:val="20"/>
+        </w:rPr>
+        <w:t>yval</w:t>
+      </w:r>
+      <w:proofErr w:type="spellEnd"/>
+      <w:r>
+        <w:rPr>
+          <w:rFonts w:ascii="Consolas" w:hAnsi="Consolas"/>
+          <w:sz w:val="20"/>
+          <w:szCs w:val="20"/>
+        </w:rPr>
+        <w:t>));</w:t>
+      </w:r>
+    </w:p>
+    <w:p>
+      <w:pPr>
+        <w:spacing w:line="360" w:lineRule="auto"/>
+        <w:ind w:firstLineChars="200" w:firstLine="400"/>
+        <w:rPr>
+          <w:rFonts w:ascii="Consolas" w:hAnsi="Consolas"/>
+          <w:sz w:val="20"/>
+          <w:szCs w:val="20"/>
+        </w:rPr>
+      </w:pPr>
+      <w:r>
+        <w:rPr>
+          <w:rFonts w:ascii="Consolas" w:hAnsi="Consolas"/>
+          <w:sz w:val="20"/>
+          <w:szCs w:val="20"/>
+        </w:rPr>
+        <w:t xml:space="preserve">    if err &lt; </w:t>
+      </w:r>
+      <w:proofErr w:type="spellStart"/>
+      <w:r>
+        <w:rPr>
+          <w:rFonts w:ascii="Consolas" w:hAnsi="Consolas"/>
+          <w:sz w:val="20"/>
+          <w:szCs w:val="20"/>
+        </w:rPr>
+        <w:t>best_error</w:t>
+      </w:r>
+      <w:proofErr w:type="spellEnd"/>
+      <w:r>
+        <w:rPr>
+          <w:rFonts w:ascii="Consolas" w:hAnsi="Consolas"/>
+          <w:sz w:val="20"/>
+          <w:szCs w:val="20"/>
+        </w:rPr>
+        <w:t xml:space="preserve">, </w:t>
+      </w:r>
+      <w:proofErr w:type="spellStart"/>
+      <w:r>
+        <w:rPr>
+          <w:rFonts w:ascii="Consolas" w:hAnsi="Consolas"/>
+          <w:sz w:val="20"/>
+          <w:szCs w:val="20"/>
+        </w:rPr>
+        <w:t>best_error</w:t>
+      </w:r>
+      <w:proofErr w:type="spellEnd"/>
+      <w:r>
+        <w:rPr>
+          <w:rFonts w:ascii="Consolas" w:hAnsi="Consolas"/>
+          <w:sz w:val="20"/>
+          <w:szCs w:val="20"/>
+        </w:rPr>
+        <w:t>=err; C=</w:t>
+      </w:r>
+      <w:proofErr w:type="spellStart"/>
+      <w:r>
+        <w:rPr>
+          <w:rFonts w:ascii="Consolas" w:hAnsi="Consolas"/>
+          <w:sz w:val="20"/>
+          <w:szCs w:val="20"/>
+        </w:rPr>
+        <w:t>C_try</w:t>
+      </w:r>
+      <w:proofErr w:type="spellEnd"/>
+      <w:r>
+        <w:rPr>
+          <w:rFonts w:ascii="Consolas" w:hAnsi="Consolas"/>
+          <w:sz w:val="20"/>
+          <w:szCs w:val="20"/>
+        </w:rPr>
+        <w:t>; sigma=</w:t>
+      </w:r>
+      <w:proofErr w:type="spellStart"/>
+      <w:r>
+        <w:rPr>
+          <w:rFonts w:ascii="Consolas" w:hAnsi="Consolas"/>
+          <w:sz w:val="20"/>
+          <w:szCs w:val="20"/>
+        </w:rPr>
+        <w:t>sigma_try</w:t>
+      </w:r>
+      <w:proofErr w:type="spellEnd"/>
+      <w:r>
+        <w:rPr>
+          <w:rFonts w:ascii="Consolas" w:hAnsi="Consolas"/>
+          <w:sz w:val="20"/>
+          <w:szCs w:val="20"/>
+        </w:rPr>
+        <w:t>; end</w:t>
+      </w:r>
+    </w:p>
+    <w:p>
+      <w:pPr>
+        <w:spacing w:line="360" w:lineRule="auto"/>
+        <w:ind w:firstLineChars="200" w:firstLine="400"/>
+        <w:rPr>
+          <w:rFonts w:ascii="Consolas" w:hAnsi="Consolas"/>
+          <w:sz w:val="20"/>
+          <w:szCs w:val="20"/>
+        </w:rPr>
+      </w:pPr>
+      <w:r>
+        <w:rPr>
+          <w:rFonts w:ascii="Consolas" w:hAnsi="Consolas"/>
+          <w:sz w:val="20"/>
+          <w:szCs w:val="20"/>
+        </w:rPr>
+        <w:t xml:space="preserve">  end</w:t>
+      </w:r>
+    </w:p>
+    <w:p>
+      <w:pPr>
+        <w:spacing w:line="360" w:lineRule="auto"/>
+        <w:ind w:firstLineChars="200" w:firstLine="400"/>
+        <w:rPr>
+          <w:rFonts w:ascii="Consolas" w:hAnsi="Consolas"/>
+          <w:sz w:val="20"/>
+          <w:szCs w:val="20"/>
+        </w:rPr>
+      </w:pPr>
+      <w:r>
+        <w:rPr>
+          <w:rFonts w:ascii="Consolas" w:hAnsi="Consolas"/>
+          <w:sz w:val="20"/>
+          <w:szCs w:val="20"/>
+        </w:rPr>
+        <w:t>end</w:t>
+      </w:r>
+    </w:p>
+    <w:p>
+      <w:pPr>
+        <w:spacing w:line="360" w:lineRule="auto"/>
+        <w:ind w:firstLineChars="200" w:firstLine="420"/>
+        <w:rPr>
+          <w:rFonts w:ascii="宋体"/>
+          <w:szCs w:val="21"/>
+        </w:rPr>
+      </w:pPr>
+      <w:r>
+        <w:rPr>
+          <w:rFonts w:ascii="宋体" w:hint="eastAsia"/>
+          <w:szCs w:val="21"/>
+        </w:rPr>
+        <w:t>网格搜索得到的最优参数为 C = 1、σ = 0.1。下图为数据集3 的原始分布，正负样本相互交错，无法用直线分开，需要借助高斯核学习非线性边界。</w:t>
+      </w:r>
+    </w:p>
+    <w:p>
+      <w:pPr>
+        <w:spacing w:line="360" w:lineRule="auto"/>
+        <w:jc w:val="center"/>
+      </w:pPr>
+      <w:r>
+        <w:rPr>
+          <w:noProof/>
+        </w:rPr>
+        <w:drawing>
+          <wp:inline distT="0" distB="0" distL="0" distR="0" wp14:anchorId="4019E807" wp14:editId="3CE7270A">
+            <wp:extent cx="5029200" cy="3034812"/>
+            <wp:effectExtent l="0" t="0" r="0" b="0"/>
+            <wp:docPr id="1007" name="Picture1007"/>
+            <wp:cNvGraphicFramePr>
+              <a:graphicFrameLocks xmlns:a="http://schemas.openxmlformats.org/drawingml/2006/main" noChangeAspect="1"/>
+            </wp:cNvGraphicFramePr>
+            <a:graphic xmlns:a="http://schemas.openxmlformats.org/drawingml/2006/main">
+              <a:graphicData uri="http://schemas.openxmlformats.org/drawingml/2006/picture">
+                <pic:pic xmlns:pic="http://schemas.openxmlformats.org/drawingml/2006/picture">
+                  <pic:nvPicPr>
+                    <pic:cNvPr id="1007" name="Picture1007"/>
+                    <pic:cNvPicPr/>
+                  </pic:nvPicPr>
+                  <pic:blipFill>
+                    <a:blip r:embed="rId28"/>
+                    <a:stretch>
+                      <a:fillRect/>
+                    </a:stretch>
+                  </pic:blipFill>
+                  <pic:spPr>
+                    <a:xfrm>
+                      <a:off x="0" y="0"/>
+                      <a:ext cx="5029200" cy="3034812"/>
+                    </a:xfrm>
+                    <a:prstGeom prst="rect">
+                      <a:avLst/>
+                    </a:prstGeom>
+                  </pic:spPr>
+                </pic:pic>
+              </a:graphicData>
+            </a:graphic>
+          </wp:inline>
+        </w:drawing>
+      </w:r>
+    </w:p>
+    <w:p>
+      <w:pPr>
+        <w:spacing w:line="360" w:lineRule="auto"/>
+        <w:jc w:val="center"/>
+        <w:rPr>
+          <w:rFonts w:ascii="宋体"/>
+          <w:szCs w:val="21"/>
+        </w:rPr>
+      </w:pPr>
+      <w:r>
+        <w:rPr>
+          <w:rFonts w:ascii="宋体" w:hint="eastAsia"/>
+          <w:szCs w:val="21"/>
+        </w:rPr>
+        <w:t>图3-7  数据集3 的样本分布（需用高斯核 SVM 学习非线性边界）</w:t>
+      </w:r>
+    </w:p>
+    <w:p>
+      <w:pPr>
+        <w:spacing w:line="360" w:lineRule="auto"/>
+        <w:rPr>
+          <w:rFonts w:ascii="黑体" w:eastAsia="黑体"/>
+          <w:b/>
+          <w:sz w:val="28"/>
+          <w:szCs w:val="28"/>
+        </w:rPr>
+      </w:pPr>
+      <w:r>
+        <w:rPr>
+          <w:rFonts w:ascii="黑体" w:eastAsia="黑体" w:hint="eastAsia"/>
+          <w:b/>
+          <w:sz w:val="28"/>
+          <w:szCs w:val="28"/>
+        </w:rPr>
+        <w:lastRenderedPageBreak/>
+        <w:t>五、实验结果与分析</w:t>
+      </w:r>
+    </w:p>
+    <w:p>
+      <w:pPr>
+        <w:spacing w:line="360" w:lineRule="auto"/>
+        <w:rPr>
+          <w:rFonts w:ascii="宋体"/>
+          <w:b/>
+          <w:szCs w:val="21"/>
+        </w:rPr>
+      </w:pPr>
+      <w:r>
+        <w:rPr>
+          <w:rFonts w:ascii="宋体" w:hint="eastAsia"/>
+          <w:b/>
+          <w:szCs w:val="21"/>
+        </w:rPr>
+        <w:t>5.1 偏差-方差诊断</w:t>
+      </w:r>
+    </w:p>
+    <w:p>
+      <w:pPr>
+        <w:spacing w:line="360" w:lineRule="auto"/>
+        <w:ind w:firstLineChars="200" w:firstLine="420"/>
+        <w:rPr>
+          <w:rFonts w:ascii="宋体"/>
+          <w:szCs w:val="21"/>
+        </w:rPr>
+      </w:pPr>
+      <w:r>
+        <w:rPr>
+          <w:rFonts w:ascii="宋体" w:hint="eastAsia"/>
+          <w:szCs w:val="21"/>
+        </w:rPr>
+        <w:t>线性回归的学习曲线（图3-3）显示：随着训练样本增多，训练误差和交叉验证误差都收敛到一个较高的水平，且二者之间的间隔很小。这说明模型存在高偏差（欠拟合）——线性模型过于简单，即使增加样本数也无法降低误差。改用 8 次多项式且不加正则化（λ = 0，图3-4）后，训练误差几乎降为 0，但拟合曲线在数据两端剧烈震荡，验证误差远高于训练误差，呈现出典型的高方差（过拟合）。这</w:t>
+      </w:r>
+      <w:proofErr w:type="gramStart"/>
+      <w:r>
+        <w:rPr>
+          <w:rFonts w:ascii="宋体" w:hint="eastAsia"/>
+          <w:szCs w:val="21"/>
+        </w:rPr>
+        <w:t>说明仅</w:t>
+      </w:r>
+      <w:proofErr w:type="gramEnd"/>
+      <w:r>
+        <w:rPr>
+          <w:rFonts w:ascii="宋体" w:hint="eastAsia"/>
+          <w:szCs w:val="21"/>
+        </w:rPr>
+        <w:t>靠增加模型复杂度会让模型从一个极端走向另一个极端。</w:t>
+      </w:r>
+    </w:p>
+    <w:p>
+      <w:pPr>
+        <w:spacing w:line="360" w:lineRule="auto"/>
+        <w:rPr>
+          <w:rFonts w:ascii="宋体"/>
+          <w:b/>
+          <w:szCs w:val="21"/>
+        </w:rPr>
+      </w:pPr>
+      <w:r>
+        <w:rPr>
+          <w:rFonts w:ascii="宋体" w:hint="eastAsia"/>
+          <w:b/>
+          <w:szCs w:val="21"/>
+        </w:rPr>
+        <w:t>5.2 正则化参数 λ 的选择</w:t>
+      </w:r>
+    </w:p>
+    <w:p>
+      <w:pPr>
+        <w:spacing w:line="360" w:lineRule="auto"/>
+        <w:ind w:firstLineChars="200" w:firstLine="420"/>
+        <w:rPr>
+          <w:rFonts w:ascii="宋体"/>
+          <w:szCs w:val="21"/>
+        </w:rPr>
+      </w:pPr>
+      <w:r>
+        <w:rPr>
+          <w:rFonts w:ascii="宋体" w:hint="eastAsia"/>
+          <w:szCs w:val="21"/>
+        </w:rPr>
+        <w:t>通过交叉验证曲线（图3-5）可以自动选择最优的 λ。可以看到训练误差随 λ 增大单调上升，而交叉验证误差先下降后上升，整体呈 U 形。曲线在 λ 约等于 3 处取得最小的交叉验证误差，此时偏差与方差达到了较好的平衡。λ 过小（接近 0）时模型过拟合，验证误差偏高；λ 过大（如 10）时模型欠拟合，训练误差和验证误差都升高。这验证了正则</w:t>
+      </w:r>
+      <w:proofErr w:type="gramStart"/>
+      <w:r>
+        <w:rPr>
+          <w:rFonts w:ascii="宋体" w:hint="eastAsia"/>
+          <w:szCs w:val="21"/>
+        </w:rPr>
+        <w:t>化通过</w:t>
+      </w:r>
+      <w:proofErr w:type="gramEnd"/>
+      <w:r>
+        <w:rPr>
+          <w:rFonts w:ascii="宋体" w:hint="eastAsia"/>
+          <w:szCs w:val="21"/>
+        </w:rPr>
+        <w:t>约束参数大小来平衡偏差与方差的作用。</w:t>
+      </w:r>
+    </w:p>
+    <w:p>
+      <w:pPr>
+        <w:spacing w:line="360" w:lineRule="auto"/>
+        <w:rPr>
+          <w:rFonts w:ascii="宋体"/>
+          <w:b/>
+          <w:szCs w:val="21"/>
+        </w:rPr>
+      </w:pPr>
+      <w:r>
+        <w:rPr>
+          <w:rFonts w:ascii="宋体" w:hint="eastAsia"/>
+          <w:b/>
+          <w:szCs w:val="21"/>
+        </w:rPr>
+        <w:t>5.3 SVM 的 C 参数与核函数</w:t>
+      </w:r>
+    </w:p>
+    <w:p>
+      <w:pPr>
+        <w:spacing w:line="360" w:lineRule="auto"/>
+        <w:ind w:firstLineChars="200" w:firstLine="420"/>
+        <w:rPr>
+          <w:rFonts w:ascii="宋体"/>
+          <w:szCs w:val="21"/>
+        </w:rPr>
+      </w:pPr>
+      <w:r>
+        <w:rPr>
+          <w:rFonts w:ascii="宋体" w:hint="eastAsia"/>
+          <w:szCs w:val="21"/>
+        </w:rPr>
+        <w:t>在数据集1上对比 C = 1 与 C = 100（图3-6）可以看到：C 较小时边界平滑、容忍离群点，更符合数据的整体分布；C 很大时为了不放过任何一个样本而把边界拉偏，相当于过拟合。这印证了 C 类似于 1/λ 的正则化作用。在非线性的数据集2 和数据集3（图3-7）上，线性边界无法分开两类样本，引入高斯核后 SVM 能够学到贴合数据轮廓的非线性边界。在数据集3上通过 64 组网格搜索得到 C = 1、σ = 0.1，在交叉验证集上取得最低的分类误差，说明交叉验证是选择 SVM 超参数的有效手段。</w:t>
+      </w:r>
+    </w:p>
+    <w:p>
+      <w:pPr>
+        <w:spacing w:line="360" w:lineRule="auto"/>
+        <w:rPr>
+          <w:rFonts w:ascii="黑体" w:eastAsia="黑体"/>
+          <w:b/>
+          <w:sz w:val="28"/>
+          <w:szCs w:val="28"/>
+        </w:rPr>
+      </w:pPr>
+      <w:r>
+        <w:rPr>
+          <w:rFonts w:ascii="黑体" w:eastAsia="黑体" w:hint="eastAsia"/>
+          <w:b/>
+          <w:sz w:val="28"/>
+          <w:szCs w:val="28"/>
+        </w:rPr>
+        <w:t>六、实验总结</w:t>
+      </w:r>
+    </w:p>
+    <w:p>
+      <w:pPr>
+        <w:spacing w:line="360" w:lineRule="auto"/>
+        <w:ind w:firstLineChars="200" w:firstLine="420"/>
+        <w:rPr>
+          <w:rFonts w:ascii="宋体" w:hint="eastAsia"/>
+          <w:szCs w:val="21"/>
+        </w:rPr>
+      </w:pPr>
+      <w:r>
+        <w:rPr>
+          <w:rFonts w:ascii="宋体" w:hint="eastAsia"/>
+          <w:szCs w:val="21"/>
+        </w:rPr>
+        <w:t>本次实验围绕"模型复杂度与泛化能力"这一主线，完整实践了正则化线性回归、偏差-方差诊断与支持向量机。在 Ex5 部分，我实现了正则化线性回归的代价函数与梯度，并通过学习曲线学会了在不依赖可视化的情况下诊断模型问题：训练误差与验证误差都高且接近，说明高偏差；二者差距大，说明高方差。借助多项式特征与交叉验证曲线，我直观体会到 λ 在欠拟合与过拟合之间的调节作用，并掌握了用交叉验证集自动选择超参数的标准流程。在 Ex6 部分，我理解了 SVM 的大间隔思想与 C 参数的正则化含义，实现了高斯核，并通过对 C、σ 的网格搜索学会了为非线性问题选择合适的核参数。</w:t>
+      </w:r>
+    </w:p>
+    <w:p>
+      <w:pPr>
+        <w:keepNext/>
+        <w:keepLines/>
+        <w:spacing w:before="340" w:after="330" w:line="578" w:lineRule="auto"/>
+        <w:jc w:val="center"/>
+        <w:outlineLvl w:val="0"/>
+      </w:pPr>
+      <w:r>
+        <w:rPr>
+          <w:rFonts w:hint="eastAsia"/>
+          <w:b/>
+          <w:bCs/>
+          <w:kern w:val="44"/>
+          <w:sz w:val="44"/>
+          <w:szCs w:val="44"/>
+        </w:rPr>
+        <w:lastRenderedPageBreak/>
+        <w:t>实验四</w:t>
+      </w:r>
+      <w:r>
+        <w:rPr>
+          <w:rFonts w:hint="eastAsia"/>
+          <w:b/>
+          <w:bCs/>
+          <w:kern w:val="44"/>
+          <w:sz w:val="44"/>
+          <w:szCs w:val="44"/>
+        </w:rPr>
+        <w:t xml:space="preserve"> K</w:t>
+      </w:r>
+      <w:r>
+        <w:rPr>
+          <w:rFonts w:hint="eastAsia"/>
+          <w:b/>
+          <w:bCs/>
+          <w:kern w:val="44"/>
+          <w:sz w:val="44"/>
+          <w:szCs w:val="44"/>
+        </w:rPr>
+        <w:t>聚类与</w:t>
+      </w:r>
+      <w:r>
+        <w:rPr>
+          <w:rFonts w:hint="eastAsia"/>
+          <w:b/>
+          <w:bCs/>
+          <w:kern w:val="44"/>
+          <w:sz w:val="44"/>
+          <w:szCs w:val="44"/>
+        </w:rPr>
+        <w:t>PCA</w:t>
+      </w:r>
+      <w:r>
+        <w:rPr>
+          <w:rFonts w:hint="eastAsia"/>
+          <w:b/>
+          <w:bCs/>
+          <w:kern w:val="44"/>
+          <w:sz w:val="44"/>
+          <w:szCs w:val="44"/>
+        </w:rPr>
+        <w:t>分析</w:t>
+      </w:r>
+    </w:p>
+    <w:p>
+      <w:pPr>
+        <w:spacing w:line="360" w:lineRule="auto"/>
+        <w:rPr>
+          <w:rFonts w:ascii="黑体" w:eastAsia="黑体"/>
+          <w:b/>
+          <w:sz w:val="28"/>
+          <w:szCs w:val="28"/>
+        </w:rPr>
+      </w:pPr>
+      <w:r>
+        <w:rPr>
+          <w:rFonts w:ascii="黑体" w:eastAsia="黑体" w:hint="eastAsia"/>
+          <w:b/>
+          <w:sz w:val="28"/>
+          <w:szCs w:val="28"/>
+        </w:rPr>
+        <w:t>一、实验目的</w:t>
+      </w:r>
+    </w:p>
+    <w:p>
+      <w:pPr>
+        <w:spacing w:line="360" w:lineRule="auto"/>
+        <w:ind w:firstLineChars="200" w:firstLine="420"/>
+        <w:rPr>
+          <w:rFonts w:ascii="宋体"/>
+          <w:szCs w:val="21"/>
+        </w:rPr>
+      </w:pPr>
+      <w:r>
+        <w:rPr>
+          <w:rFonts w:ascii="宋体" w:hint="eastAsia"/>
+          <w:szCs w:val="21"/>
+        </w:rPr>
+        <w:t>1. 理解无监督学习的基本概念，掌握K-means聚类算法的原理与实现。</w:t>
+      </w:r>
+    </w:p>
+    <w:p>
+      <w:pPr>
+        <w:spacing w:line="360" w:lineRule="auto"/>
+        <w:ind w:firstLineChars="200" w:firstLine="420"/>
+        <w:rPr>
+          <w:rFonts w:ascii="宋体"/>
+          <w:szCs w:val="21"/>
+        </w:rPr>
+      </w:pPr>
+      <w:r>
+        <w:rPr>
+          <w:rFonts w:ascii="宋体" w:hint="eastAsia"/>
+          <w:szCs w:val="21"/>
+        </w:rPr>
+        <w:t>2. 掌握K-means在图像压缩中的应用，理解如何用聚类减少图像的颜色数量。</w:t>
+      </w:r>
+    </w:p>
+    <w:p>
+      <w:pPr>
+        <w:spacing w:line="360" w:lineRule="auto"/>
+        <w:ind w:firstLineChars="200" w:firstLine="420"/>
+        <w:rPr>
+          <w:rFonts w:ascii="宋体"/>
+          <w:szCs w:val="21"/>
+        </w:rPr>
+      </w:pPr>
+      <w:r>
+        <w:rPr>
+          <w:rFonts w:ascii="宋体" w:hint="eastAsia"/>
+          <w:szCs w:val="21"/>
+        </w:rPr>
+        <w:t>3. 理解主成分分析（PCA）的原理，掌握协方差矩阵计算与SVD分解。</w:t>
+      </w:r>
+    </w:p>
+    <w:p>
+      <w:pPr>
+        <w:spacing w:line="360" w:lineRule="auto"/>
+        <w:ind w:firstLineChars="200" w:firstLine="420"/>
+        <w:rPr>
+          <w:rFonts w:ascii="宋体"/>
+          <w:szCs w:val="21"/>
+        </w:rPr>
+      </w:pPr>
+      <w:r>
+        <w:rPr>
+          <w:rFonts w:ascii="宋体" w:hint="eastAsia"/>
+          <w:szCs w:val="21"/>
+        </w:rPr>
+        <w:t>4. 掌握PCA进行</w:t>
+      </w:r>
+      <w:proofErr w:type="gramStart"/>
+      <w:r>
+        <w:rPr>
+          <w:rFonts w:ascii="宋体" w:hint="eastAsia"/>
+          <w:szCs w:val="21"/>
+        </w:rPr>
+        <w:t>数据降维与</w:t>
+      </w:r>
+      <w:proofErr w:type="gramEnd"/>
+      <w:r>
+        <w:rPr>
+          <w:rFonts w:ascii="宋体" w:hint="eastAsia"/>
+          <w:szCs w:val="21"/>
+        </w:rPr>
+        <w:t>重建的方法，</w:t>
+      </w:r>
+      <w:proofErr w:type="gramStart"/>
+      <w:r>
+        <w:rPr>
+          <w:rFonts w:ascii="宋体" w:hint="eastAsia"/>
+          <w:szCs w:val="21"/>
+        </w:rPr>
+        <w:t>理解降维在人脸</w:t>
+      </w:r>
+      <w:proofErr w:type="gramEnd"/>
+      <w:r>
+        <w:rPr>
+          <w:rFonts w:ascii="宋体" w:hint="eastAsia"/>
+          <w:szCs w:val="21"/>
+        </w:rPr>
+        <w:t>图像等高维数据上的应用。</w:t>
+      </w:r>
+    </w:p>
+    <w:p>
+      <w:pPr>
+        <w:spacing w:line="360" w:lineRule="auto"/>
+        <w:rPr>
+          <w:rFonts w:ascii="黑体" w:eastAsia="黑体"/>
+          <w:b/>
+          <w:sz w:val="28"/>
+          <w:szCs w:val="28"/>
+        </w:rPr>
+      </w:pPr>
+      <w:r>
+        <w:rPr>
+          <w:rFonts w:ascii="黑体" w:eastAsia="黑体" w:hint="eastAsia"/>
+          <w:b/>
+          <w:sz w:val="28"/>
+          <w:szCs w:val="28"/>
+        </w:rPr>
+        <w:t>二、实验环境</w:t>
+      </w:r>
+    </w:p>
+    <w:p>
+      <w:pPr>
+        <w:spacing w:line="360" w:lineRule="auto"/>
+        <w:ind w:firstLineChars="200" w:firstLine="420"/>
+        <w:rPr>
+          <w:rFonts w:ascii="宋体"/>
+          <w:szCs w:val="21"/>
+        </w:rPr>
+      </w:pPr>
+      <w:r>
+        <w:rPr>
+          <w:rFonts w:ascii="宋体" w:hint="eastAsia"/>
+          <w:szCs w:val="21"/>
+        </w:rPr>
+        <w:t>操作系统：Windows</w:t>
+      </w:r>
+    </w:p>
+    <w:p>
+      <w:pPr>
+        <w:spacing w:line="360" w:lineRule="auto"/>
+        <w:ind w:firstLineChars="200" w:firstLine="420"/>
+        <w:rPr>
+          <w:rFonts w:ascii="宋体"/>
+          <w:szCs w:val="21"/>
+        </w:rPr>
+      </w:pPr>
+      <w:r>
+        <w:rPr>
+          <w:rFonts w:ascii="宋体" w:hint="eastAsia"/>
+          <w:szCs w:val="21"/>
+        </w:rPr>
+        <w:t>编程工具：MATLAB 2025b</w:t>
+      </w:r>
+    </w:p>
+    <w:p>
+      <w:pPr>
+        <w:spacing w:line="360" w:lineRule="auto"/>
+        <w:ind w:firstLineChars="200" w:firstLine="420"/>
+        <w:rPr>
+          <w:rFonts w:ascii="宋体"/>
+          <w:szCs w:val="21"/>
+        </w:rPr>
+      </w:pPr>
+      <w:r>
+        <w:rPr>
+          <w:rFonts w:ascii="宋体" w:hint="eastAsia"/>
+          <w:szCs w:val="21"/>
+        </w:rPr>
+        <w:t>实验材料： Exercise 7文件</w:t>
       </w:r>
     </w:p>
     <w:p>
@@ -9239,48 +15482,41 @@
           <w:rFonts w:ascii="宋体" w:hint="eastAsia"/>
           <w:szCs w:val="21"/>
         </w:rPr>
-        <w:t>24位，压缩后</w:t>
-      </w:r>
-      <w:r>
-        <w:rPr>
-          <w:rFonts w:ascii="宋体" w:hint="eastAsia"/>
-          <w:szCs w:val="21"/>
+        <w:t>24位，压缩后每个像素只需4位（2的4次方等于16），加上16个颜色的字典开销，整体</w:t>
+      </w:r>
+      <w:proofErr w:type="gramStart"/>
+      <w:r>
+        <w:rPr>
+          <w:rFonts w:ascii="宋体" w:hint="eastAsia"/>
+          <w:szCs w:val="21"/>
+        </w:rPr>
+        <w:t>压缩约</w:t>
+      </w:r>
+      <w:proofErr w:type="gramEnd"/>
+      <w:r>
+        <w:rPr>
+          <w:rFonts w:ascii="宋体" w:hint="eastAsia"/>
+          <w:szCs w:val="21"/>
+        </w:rPr>
+        <w:t>6倍。</w:t>
+      </w:r>
+    </w:p>
+    <w:p>
+      <w:pPr>
+        <w:spacing w:line="360" w:lineRule="auto"/>
+        <w:rPr>
+          <w:rFonts w:ascii="黑体" w:eastAsia="黑体"/>
+          <w:b/>
+          <w:sz w:val="24"/>
+        </w:rPr>
+      </w:pPr>
+      <w:r>
+        <w:rPr>
+          <w:rFonts w:ascii="黑体" w:eastAsia="黑体" w:hint="eastAsia"/>
+          <w:b/>
+          <w:sz w:val="24"/>
         </w:rPr>
         <w:lastRenderedPageBreak/>
-        <w:t>每个像素只需4位（2的4次方等于16），加上16个颜色的字典开销，整体</w:t>
-      </w:r>
-      <w:proofErr w:type="gramStart"/>
-      <w:r>
-        <w:rPr>
-          <w:rFonts w:ascii="宋体" w:hint="eastAsia"/>
-          <w:szCs w:val="21"/>
-        </w:rPr>
-        <w:t>压缩约</w:t>
-      </w:r>
-      <w:proofErr w:type="gramEnd"/>
-      <w:r>
-        <w:rPr>
-          <w:rFonts w:ascii="宋体" w:hint="eastAsia"/>
-          <w:szCs w:val="21"/>
-        </w:rPr>
-        <w:t>6倍。</w:t>
-      </w:r>
-    </w:p>
-    <w:p>
-      <w:pPr>
-        <w:spacing w:line="360" w:lineRule="auto"/>
-        <w:rPr>
-          <w:rFonts w:ascii="黑体" w:eastAsia="黑体"/>
-          <w:b/>
-          <w:sz w:val="24"/>
-        </w:rPr>
-      </w:pPr>
-      <w:r>
-        <w:rPr>
-          <w:rFonts w:ascii="黑体" w:eastAsia="黑体" w:hint="eastAsia"/>
-          <w:b/>
-          <w:sz w:val="24"/>
-        </w:rPr>
         <w:t>3.3 主成分分析（PCA）</w:t>
       </w:r>
     </w:p>
@@ -10126,15 +16362,73 @@
           <w:rFonts w:ascii="宋体" w:hint="eastAsia"/>
           <w:szCs w:val="21"/>
         </w:rPr>
-        <w:t>作为初始质心。随后在2D示例数据集上运行完整的K-means观察质心移动过程，并将K-means应用于</w:t>
-      </w:r>
-      <w:r>
-        <w:rPr>
-          <w:rFonts w:ascii="宋体" w:hint="eastAsia"/>
+        <w:t>作为初始质心。随后在2D示例数据集上运行完整的K-means观察质心移动过程，并将K-means应用于bird_small.png图像压缩，用K=16个颜色重建图像。</w:t>
+      </w:r>
+    </w:p>
+    <w:p>
+      <w:pPr>
+        <w:spacing w:line="360" w:lineRule="auto"/>
+        <w:ind w:firstLineChars="200" w:firstLine="420"/>
+        <w:rPr>
+          <w:rFonts w:ascii="宋体"/>
+          <w:szCs w:val="21"/>
+        </w:rPr>
+      </w:pPr>
+      <w:r>
+        <w:rPr>
+          <w:rFonts w:ascii="宋体"/>
+          <w:noProof/>
           <w:szCs w:val="21"/>
         </w:rPr>
         <w:lastRenderedPageBreak/>
-        <w:t>bird_small.png图像压缩，用K=16个颜色重建图像。</w:t>
+        <w:drawing>
+          <wp:inline distT="0" distB="0" distL="0" distR="0" wp14:anchorId="4122A812" wp14:editId="2C30C9A3">
+            <wp:extent cx="5270500" cy="3492500"/>
+            <wp:effectExtent l="0" t="0" r="6350" b="0"/>
+            <wp:docPr id="1433300114" name="图片 1"/>
+            <wp:cNvGraphicFramePr>
+              <a:graphicFrameLocks xmlns:a="http://schemas.openxmlformats.org/drawingml/2006/main" noChangeAspect="1"/>
+            </wp:cNvGraphicFramePr>
+            <a:graphic xmlns:a="http://schemas.openxmlformats.org/drawingml/2006/main">
+              <a:graphicData uri="http://schemas.openxmlformats.org/drawingml/2006/picture">
+                <pic:pic xmlns:pic="http://schemas.openxmlformats.org/drawingml/2006/picture">
+                  <pic:nvPicPr>
+                    <pic:cNvPr id="0" name="Picture 1"/>
+                    <pic:cNvPicPr>
+                      <a:picLocks noChangeAspect="1" noChangeArrowheads="1"/>
+                    </pic:cNvPicPr>
+                  </pic:nvPicPr>
+                  <pic:blipFill>
+                    <a:blip r:embed="rId29">
+                      <a:extLst>
+                        <a:ext uri="{28A0092B-C50C-407E-A947-70E740481C1C}">
+                          <a14:useLocalDpi xmlns:a14="http://schemas.microsoft.com/office/drawing/2010/main" val="0"/>
+                        </a:ext>
+                      </a:extLst>
+                    </a:blip>
+                    <a:srcRect/>
+                    <a:stretch>
+                      <a:fillRect/>
+                    </a:stretch>
+                  </pic:blipFill>
+                  <pic:spPr bwMode="auto">
+                    <a:xfrm>
+                      <a:off x="0" y="0"/>
+                      <a:ext cx="5270500" cy="3492500"/>
+                    </a:xfrm>
+                    <a:prstGeom prst="rect">
+                      <a:avLst/>
+                    </a:prstGeom>
+                    <a:noFill/>
+                    <a:ln>
+                      <a:noFill/>
+                    </a:ln>
+                  </pic:spPr>
+                </pic:pic>
+              </a:graphicData>
+            </a:graphic>
+          </wp:inline>
+        </w:drawing>
       </w:r>
     </w:p>
     <w:p>
@@ -10143,17 +16437,194 @@
         <w:ind w:firstLineChars="200" w:firstLine="420"/>
         <w:rPr>
           <w:rFonts w:ascii="宋体"/>
-          <w:color w:val="808080"/>
-          <w:szCs w:val="21"/>
-        </w:rPr>
-      </w:pPr>
-      <w:r>
-        <w:rPr>
-          <w:rFonts w:ascii="宋体" w:hint="eastAsia"/>
-          <w:color w:val="808080"/>
-          <w:szCs w:val="21"/>
-        </w:rPr>
-        <w:t>（请在此处插入K-means聚类过程图和图像压缩前后对比图）</w:t>
+          <w:szCs w:val="21"/>
+        </w:rPr>
+      </w:pPr>
+      <w:r>
+        <w:rPr>
+          <w:rFonts w:ascii="宋体"/>
+          <w:noProof/>
+          <w:szCs w:val="21"/>
+        </w:rPr>
+        <w:drawing>
+          <wp:inline distT="0" distB="0" distL="0" distR="0" wp14:anchorId="451A6532" wp14:editId="1E840CA1">
+            <wp:extent cx="5270500" cy="3492500"/>
+            <wp:effectExtent l="0" t="0" r="6350" b="0"/>
+            <wp:docPr id="1711120629" name="图片 2"/>
+            <wp:cNvGraphicFramePr>
+              <a:graphicFrameLocks xmlns:a="http://schemas.openxmlformats.org/drawingml/2006/main" noChangeAspect="1"/>
+            </wp:cNvGraphicFramePr>
+            <a:graphic xmlns:a="http://schemas.openxmlformats.org/drawingml/2006/main">
+              <a:graphicData uri="http://schemas.openxmlformats.org/drawingml/2006/picture">
+                <pic:pic xmlns:pic="http://schemas.openxmlformats.org/drawingml/2006/picture">
+                  <pic:nvPicPr>
+                    <pic:cNvPr id="0" name="Picture 2"/>
+                    <pic:cNvPicPr>
+                      <a:picLocks noChangeAspect="1" noChangeArrowheads="1"/>
+                    </pic:cNvPicPr>
+                  </pic:nvPicPr>
+                  <pic:blipFill>
+                    <a:blip r:embed="rId30">
+                      <a:extLst>
+                        <a:ext uri="{28A0092B-C50C-407E-A947-70E740481C1C}">
+                          <a14:useLocalDpi xmlns:a14="http://schemas.microsoft.com/office/drawing/2010/main" val="0"/>
+                        </a:ext>
+                      </a:extLst>
+                    </a:blip>
+                    <a:srcRect/>
+                    <a:stretch>
+                      <a:fillRect/>
+                    </a:stretch>
+                  </pic:blipFill>
+                  <pic:spPr bwMode="auto">
+                    <a:xfrm>
+                      <a:off x="0" y="0"/>
+                      <a:ext cx="5270500" cy="3492500"/>
+                    </a:xfrm>
+                    <a:prstGeom prst="rect">
+                      <a:avLst/>
+                    </a:prstGeom>
+                    <a:noFill/>
+                    <a:ln>
+                      <a:noFill/>
+                    </a:ln>
+                  </pic:spPr>
+                </pic:pic>
+              </a:graphicData>
+            </a:graphic>
+          </wp:inline>
+        </w:drawing>
+      </w:r>
+    </w:p>
+    <w:p>
+      <w:pPr>
+        <w:spacing w:line="360" w:lineRule="auto"/>
+        <w:ind w:firstLineChars="200" w:firstLine="420"/>
+        <w:rPr>
+          <w:rFonts w:ascii="宋体"/>
+          <w:szCs w:val="21"/>
+        </w:rPr>
+      </w:pPr>
+      <w:r>
+        <w:rPr>
+          <w:rFonts w:ascii="宋体"/>
+          <w:noProof/>
+          <w:szCs w:val="21"/>
+        </w:rPr>
+        <w:lastRenderedPageBreak/>
+        <w:drawing>
+          <wp:inline distT="0" distB="0" distL="0" distR="0" wp14:anchorId="7388A70A" wp14:editId="39891496">
+            <wp:extent cx="5270500" cy="3492500"/>
+            <wp:effectExtent l="0" t="0" r="6350" b="0"/>
+            <wp:docPr id="2017323740" name="图片 3"/>
+            <wp:cNvGraphicFramePr>
+              <a:graphicFrameLocks xmlns:a="http://schemas.openxmlformats.org/drawingml/2006/main" noChangeAspect="1"/>
+            </wp:cNvGraphicFramePr>
+            <a:graphic xmlns:a="http://schemas.openxmlformats.org/drawingml/2006/main">
+              <a:graphicData uri="http://schemas.openxmlformats.org/drawingml/2006/picture">
+                <pic:pic xmlns:pic="http://schemas.openxmlformats.org/drawingml/2006/picture">
+                  <pic:nvPicPr>
+                    <pic:cNvPr id="0" name="Picture 3"/>
+                    <pic:cNvPicPr>
+                      <a:picLocks noChangeAspect="1" noChangeArrowheads="1"/>
+                    </pic:cNvPicPr>
+                  </pic:nvPicPr>
+                  <pic:blipFill>
+                    <a:blip r:embed="rId31">
+                      <a:extLst>
+                        <a:ext uri="{28A0092B-C50C-407E-A947-70E740481C1C}">
+                          <a14:useLocalDpi xmlns:a14="http://schemas.microsoft.com/office/drawing/2010/main" val="0"/>
+                        </a:ext>
+                      </a:extLst>
+                    </a:blip>
+                    <a:srcRect/>
+                    <a:stretch>
+                      <a:fillRect/>
+                    </a:stretch>
+                  </pic:blipFill>
+                  <pic:spPr bwMode="auto">
+                    <a:xfrm>
+                      <a:off x="0" y="0"/>
+                      <a:ext cx="5270500" cy="3492500"/>
+                    </a:xfrm>
+                    <a:prstGeom prst="rect">
+                      <a:avLst/>
+                    </a:prstGeom>
+                    <a:noFill/>
+                    <a:ln>
+                      <a:noFill/>
+                    </a:ln>
+                  </pic:spPr>
+                </pic:pic>
+              </a:graphicData>
+            </a:graphic>
+          </wp:inline>
+        </w:drawing>
+      </w:r>
+    </w:p>
+    <w:p>
+      <w:pPr>
+        <w:spacing w:line="360" w:lineRule="auto"/>
+        <w:ind w:firstLineChars="200" w:firstLine="420"/>
+        <w:rPr>
+          <w:rFonts w:ascii="宋体"/>
+          <w:szCs w:val="21"/>
+        </w:rPr>
+      </w:pPr>
+      <w:r>
+        <w:rPr>
+          <w:rFonts w:ascii="宋体"/>
+          <w:noProof/>
+          <w:szCs w:val="21"/>
+        </w:rPr>
+        <w:drawing>
+          <wp:inline distT="0" distB="0" distL="0" distR="0" wp14:anchorId="533B74D5" wp14:editId="52955033">
+            <wp:extent cx="3448050" cy="4984750"/>
+            <wp:effectExtent l="0" t="0" r="0" b="6350"/>
+            <wp:docPr id="1376180201" name="图片 4"/>
+            <wp:cNvGraphicFramePr>
+              <a:graphicFrameLocks xmlns:a="http://schemas.openxmlformats.org/drawingml/2006/main" noChangeAspect="1"/>
+            </wp:cNvGraphicFramePr>
+            <a:graphic xmlns:a="http://schemas.openxmlformats.org/drawingml/2006/main">
+              <a:graphicData uri="http://schemas.openxmlformats.org/drawingml/2006/picture">
+                <pic:pic xmlns:pic="http://schemas.openxmlformats.org/drawingml/2006/picture">
+                  <pic:nvPicPr>
+                    <pic:cNvPr id="0" name="Picture 4"/>
+                    <pic:cNvPicPr>
+                      <a:picLocks noChangeAspect="1" noChangeArrowheads="1"/>
+                    </pic:cNvPicPr>
+                  </pic:nvPicPr>
+                  <pic:blipFill>
+                    <a:blip r:embed="rId32">
+                      <a:extLst>
+                        <a:ext uri="{28A0092B-C50C-407E-A947-70E740481C1C}">
+                          <a14:useLocalDpi xmlns:a14="http://schemas.microsoft.com/office/drawing/2010/main" val="0"/>
+                        </a:ext>
+                      </a:extLst>
+                    </a:blip>
+                    <a:srcRect/>
+                    <a:stretch>
+                      <a:fillRect/>
+                    </a:stretch>
+                  </pic:blipFill>
+                  <pic:spPr bwMode="auto">
+                    <a:xfrm>
+                      <a:off x="0" y="0"/>
+                      <a:ext cx="3448050" cy="4984750"/>
+                    </a:xfrm>
+                    <a:prstGeom prst="rect">
+                      <a:avLst/>
+                    </a:prstGeom>
+                    <a:noFill/>
+                    <a:ln>
+                      <a:noFill/>
+                    </a:ln>
+                  </pic:spPr>
+                </pic:pic>
+              </a:graphicData>
+            </a:graphic>
+          </wp:inline>
+        </w:drawing>
       </w:r>
     </w:p>
     <w:p>
@@ -10171,6 +16642,7 @@
           <w:b/>
           <w:sz w:val="24"/>
         </w:rPr>
+        <w:lastRenderedPageBreak/>
         <w:t>4.2 主成分分析（ex7_pca）</w:t>
       </w:r>
     </w:p>
@@ -10656,17 +17128,402 @@
         <w:ind w:firstLineChars="200" w:firstLine="420"/>
         <w:rPr>
           <w:rFonts w:ascii="宋体"/>
-          <w:color w:val="808080"/>
-          <w:szCs w:val="21"/>
-        </w:rPr>
-      </w:pPr>
-      <w:r>
-        <w:rPr>
-          <w:rFonts w:ascii="宋体" w:hint="eastAsia"/>
-          <w:color w:val="808080"/>
-          <w:szCs w:val="21"/>
-        </w:rPr>
-        <w:t>（请在此处插入投影可视化图、人脸主成分图和人脸重建对比图）</w:t>
+          <w:szCs w:val="21"/>
+        </w:rPr>
+      </w:pPr>
+      <w:r>
+        <w:rPr>
+          <w:rFonts w:ascii="宋体"/>
+          <w:noProof/>
+          <w:szCs w:val="21"/>
+        </w:rPr>
+        <w:lastRenderedPageBreak/>
+        <w:drawing>
+          <wp:inline distT="0" distB="0" distL="0" distR="0" wp14:anchorId="500C73DD" wp14:editId="5CF01BBD">
+            <wp:extent cx="4800600" cy="4883150"/>
+            <wp:effectExtent l="0" t="0" r="0" b="0"/>
+            <wp:docPr id="205146414" name="图片 5"/>
+            <wp:cNvGraphicFramePr>
+              <a:graphicFrameLocks xmlns:a="http://schemas.openxmlformats.org/drawingml/2006/main" noChangeAspect="1"/>
+            </wp:cNvGraphicFramePr>
+            <a:graphic xmlns:a="http://schemas.openxmlformats.org/drawingml/2006/main">
+              <a:graphicData uri="http://schemas.openxmlformats.org/drawingml/2006/picture">
+                <pic:pic xmlns:pic="http://schemas.openxmlformats.org/drawingml/2006/picture">
+                  <pic:nvPicPr>
+                    <pic:cNvPr id="0" name="Picture 5"/>
+                    <pic:cNvPicPr>
+                      <a:picLocks noChangeAspect="1" noChangeArrowheads="1"/>
+                    </pic:cNvPicPr>
+                  </pic:nvPicPr>
+                  <pic:blipFill>
+                    <a:blip r:embed="rId33">
+                      <a:extLst>
+                        <a:ext uri="{28A0092B-C50C-407E-A947-70E740481C1C}">
+                          <a14:useLocalDpi xmlns:a14="http://schemas.microsoft.com/office/drawing/2010/main" val="0"/>
+                        </a:ext>
+                      </a:extLst>
+                    </a:blip>
+                    <a:srcRect/>
+                    <a:stretch>
+                      <a:fillRect/>
+                    </a:stretch>
+                  </pic:blipFill>
+                  <pic:spPr bwMode="auto">
+                    <a:xfrm>
+                      <a:off x="0" y="0"/>
+                      <a:ext cx="4800600" cy="4883150"/>
+                    </a:xfrm>
+                    <a:prstGeom prst="rect">
+                      <a:avLst/>
+                    </a:prstGeom>
+                    <a:noFill/>
+                    <a:ln>
+                      <a:noFill/>
+                    </a:ln>
+                  </pic:spPr>
+                </pic:pic>
+              </a:graphicData>
+            </a:graphic>
+          </wp:inline>
+        </w:drawing>
+      </w:r>
+    </w:p>
+    <w:p>
+      <w:pPr>
+        <w:spacing w:line="360" w:lineRule="auto"/>
+        <w:ind w:firstLineChars="200" w:firstLine="420"/>
+        <w:rPr>
+          <w:rFonts w:ascii="宋体"/>
+          <w:szCs w:val="21"/>
+        </w:rPr>
+      </w:pPr>
+      <w:r>
+        <w:rPr>
+          <w:rFonts w:ascii="宋体"/>
+          <w:noProof/>
+          <w:szCs w:val="21"/>
+        </w:rPr>
+        <w:lastRenderedPageBreak/>
+        <w:drawing>
+          <wp:inline distT="0" distB="0" distL="0" distR="0" wp14:anchorId="7EF3F7B8" wp14:editId="3AFAA104">
+            <wp:extent cx="4876800" cy="4883150"/>
+            <wp:effectExtent l="0" t="0" r="0" b="0"/>
+            <wp:docPr id="1144433826" name="图片 6"/>
+            <wp:cNvGraphicFramePr>
+              <a:graphicFrameLocks xmlns:a="http://schemas.openxmlformats.org/drawingml/2006/main" noChangeAspect="1"/>
+            </wp:cNvGraphicFramePr>
+            <a:graphic xmlns:a="http://schemas.openxmlformats.org/drawingml/2006/main">
+              <a:graphicData uri="http://schemas.openxmlformats.org/drawingml/2006/picture">
+                <pic:pic xmlns:pic="http://schemas.openxmlformats.org/drawingml/2006/picture">
+                  <pic:nvPicPr>
+                    <pic:cNvPr id="0" name="Picture 6"/>
+                    <pic:cNvPicPr>
+                      <a:picLocks noChangeAspect="1" noChangeArrowheads="1"/>
+                    </pic:cNvPicPr>
+                  </pic:nvPicPr>
+                  <pic:blipFill>
+                    <a:blip r:embed="rId34">
+                      <a:extLst>
+                        <a:ext uri="{28A0092B-C50C-407E-A947-70E740481C1C}">
+                          <a14:useLocalDpi xmlns:a14="http://schemas.microsoft.com/office/drawing/2010/main" val="0"/>
+                        </a:ext>
+                      </a:extLst>
+                    </a:blip>
+                    <a:srcRect/>
+                    <a:stretch>
+                      <a:fillRect/>
+                    </a:stretch>
+                  </pic:blipFill>
+                  <pic:spPr bwMode="auto">
+                    <a:xfrm>
+                      <a:off x="0" y="0"/>
+                      <a:ext cx="4876800" cy="4883150"/>
+                    </a:xfrm>
+                    <a:prstGeom prst="rect">
+                      <a:avLst/>
+                    </a:prstGeom>
+                    <a:noFill/>
+                    <a:ln>
+                      <a:noFill/>
+                    </a:ln>
+                  </pic:spPr>
+                </pic:pic>
+              </a:graphicData>
+            </a:graphic>
+          </wp:inline>
+        </w:drawing>
+      </w:r>
+    </w:p>
+    <w:p>
+      <w:pPr>
+        <w:spacing w:line="360" w:lineRule="auto"/>
+        <w:ind w:firstLineChars="200" w:firstLine="420"/>
+        <w:rPr>
+          <w:rFonts w:ascii="宋体"/>
+          <w:szCs w:val="21"/>
+        </w:rPr>
+      </w:pPr>
+      <w:r>
+        <w:rPr>
+          <w:rFonts w:ascii="宋体"/>
+          <w:noProof/>
+          <w:szCs w:val="21"/>
+        </w:rPr>
+        <w:drawing>
+          <wp:inline distT="0" distB="0" distL="0" distR="0" wp14:anchorId="45182640" wp14:editId="2E2CA0EC">
+            <wp:extent cx="5270500" cy="3422650"/>
+            <wp:effectExtent l="0" t="0" r="6350" b="6350"/>
+            <wp:docPr id="836191704" name="图片 7"/>
+            <wp:cNvGraphicFramePr>
+              <a:graphicFrameLocks xmlns:a="http://schemas.openxmlformats.org/drawingml/2006/main" noChangeAspect="1"/>
+            </wp:cNvGraphicFramePr>
+            <a:graphic xmlns:a="http://schemas.openxmlformats.org/drawingml/2006/main">
+              <a:graphicData uri="http://schemas.openxmlformats.org/drawingml/2006/picture">
+                <pic:pic xmlns:pic="http://schemas.openxmlformats.org/drawingml/2006/picture">
+                  <pic:nvPicPr>
+                    <pic:cNvPr id="0" name="Picture 7"/>
+                    <pic:cNvPicPr>
+                      <a:picLocks noChangeAspect="1" noChangeArrowheads="1"/>
+                    </pic:cNvPicPr>
+                  </pic:nvPicPr>
+                  <pic:blipFill>
+                    <a:blip r:embed="rId35">
+                      <a:extLst>
+                        <a:ext uri="{28A0092B-C50C-407E-A947-70E740481C1C}">
+                          <a14:useLocalDpi xmlns:a14="http://schemas.microsoft.com/office/drawing/2010/main" val="0"/>
+                        </a:ext>
+                      </a:extLst>
+                    </a:blip>
+                    <a:srcRect/>
+                    <a:stretch>
+                      <a:fillRect/>
+                    </a:stretch>
+                  </pic:blipFill>
+                  <pic:spPr bwMode="auto">
+                    <a:xfrm>
+                      <a:off x="0" y="0"/>
+                      <a:ext cx="5270500" cy="3422650"/>
+                    </a:xfrm>
+                    <a:prstGeom prst="rect">
+                      <a:avLst/>
+                    </a:prstGeom>
+                    <a:noFill/>
+                    <a:ln>
+                      <a:noFill/>
+                    </a:ln>
+                  </pic:spPr>
+                </pic:pic>
+              </a:graphicData>
+            </a:graphic>
+          </wp:inline>
+        </w:drawing>
+      </w:r>
+    </w:p>
+    <w:p>
+      <w:pPr>
+        <w:spacing w:line="360" w:lineRule="auto"/>
+        <w:ind w:firstLineChars="200" w:firstLine="420"/>
+        <w:rPr>
+          <w:rFonts w:ascii="宋体"/>
+          <w:szCs w:val="21"/>
+        </w:rPr>
+      </w:pPr>
+    </w:p>
+    <w:p>
+      <w:pPr>
+        <w:spacing w:line="360" w:lineRule="auto"/>
+        <w:ind w:firstLineChars="200" w:firstLine="420"/>
+        <w:rPr>
+          <w:rFonts w:ascii="宋体"/>
+          <w:szCs w:val="21"/>
+        </w:rPr>
+      </w:pPr>
+      <w:r>
+        <w:rPr>
+          <w:rFonts w:ascii="宋体"/>
+          <w:noProof/>
+          <w:szCs w:val="21"/>
+        </w:rPr>
+        <w:lastRenderedPageBreak/>
+        <w:drawing>
+          <wp:inline distT="0" distB="0" distL="0" distR="0" wp14:anchorId="06C97899" wp14:editId="60682D67">
+            <wp:extent cx="5270500" cy="3333750"/>
+            <wp:effectExtent l="0" t="0" r="6350" b="0"/>
+            <wp:docPr id="239347331" name="图片 8"/>
+            <wp:cNvGraphicFramePr>
+              <a:graphicFrameLocks xmlns:a="http://schemas.openxmlformats.org/drawingml/2006/main" noChangeAspect="1"/>
+            </wp:cNvGraphicFramePr>
+            <a:graphic xmlns:a="http://schemas.openxmlformats.org/drawingml/2006/main">
+              <a:graphicData uri="http://schemas.openxmlformats.org/drawingml/2006/picture">
+                <pic:pic xmlns:pic="http://schemas.openxmlformats.org/drawingml/2006/picture">
+                  <pic:nvPicPr>
+                    <pic:cNvPr id="0" name="Picture 8"/>
+                    <pic:cNvPicPr>
+                      <a:picLocks noChangeAspect="1" noChangeArrowheads="1"/>
+                    </pic:cNvPicPr>
+                  </pic:nvPicPr>
+                  <pic:blipFill>
+                    <a:blip r:embed="rId36" cstate="print">
+                      <a:extLst>
+                        <a:ext uri="{28A0092B-C50C-407E-A947-70E740481C1C}">
+                          <a14:useLocalDpi xmlns:a14="http://schemas.microsoft.com/office/drawing/2010/main" val="0"/>
+                        </a:ext>
+                      </a:extLst>
+                    </a:blip>
+                    <a:srcRect/>
+                    <a:stretch>
+                      <a:fillRect/>
+                    </a:stretch>
+                  </pic:blipFill>
+                  <pic:spPr bwMode="auto">
+                    <a:xfrm>
+                      <a:off x="0" y="0"/>
+                      <a:ext cx="5270500" cy="3333750"/>
+                    </a:xfrm>
+                    <a:prstGeom prst="rect">
+                      <a:avLst/>
+                    </a:prstGeom>
+                    <a:noFill/>
+                    <a:ln>
+                      <a:noFill/>
+                    </a:ln>
+                  </pic:spPr>
+                </pic:pic>
+              </a:graphicData>
+            </a:graphic>
+          </wp:inline>
+        </w:drawing>
+      </w:r>
+    </w:p>
+    <w:p>
+      <w:pPr>
+        <w:spacing w:line="360" w:lineRule="auto"/>
+        <w:ind w:firstLineChars="200" w:firstLine="420"/>
+        <w:rPr>
+          <w:rFonts w:ascii="宋体"/>
+          <w:szCs w:val="21"/>
+        </w:rPr>
+      </w:pPr>
+      <w:r>
+        <w:rPr>
+          <w:rFonts w:ascii="宋体"/>
+          <w:noProof/>
+          <w:szCs w:val="21"/>
+        </w:rPr>
+        <w:drawing>
+          <wp:inline distT="0" distB="0" distL="0" distR="0" wp14:anchorId="145BD802" wp14:editId="22D8A39B">
+            <wp:extent cx="4673600" cy="4673600"/>
+            <wp:effectExtent l="0" t="0" r="0" b="0"/>
+            <wp:docPr id="1613209196" name="图片 10"/>
+            <wp:cNvGraphicFramePr>
+              <a:graphicFrameLocks xmlns:a="http://schemas.openxmlformats.org/drawingml/2006/main" noChangeAspect="1"/>
+            </wp:cNvGraphicFramePr>
+            <a:graphic xmlns:a="http://schemas.openxmlformats.org/drawingml/2006/main">
+              <a:graphicData uri="http://schemas.openxmlformats.org/drawingml/2006/picture">
+                <pic:pic xmlns:pic="http://schemas.openxmlformats.org/drawingml/2006/picture">
+                  <pic:nvPicPr>
+                    <pic:cNvPr id="0" name="Picture 10"/>
+                    <pic:cNvPicPr>
+                      <a:picLocks noChangeAspect="1" noChangeArrowheads="1"/>
+                    </pic:cNvPicPr>
+                  </pic:nvPicPr>
+                  <pic:blipFill>
+                    <a:blip r:embed="rId37">
+                      <a:extLst>
+                        <a:ext uri="{28A0092B-C50C-407E-A947-70E740481C1C}">
+                          <a14:useLocalDpi xmlns:a14="http://schemas.microsoft.com/office/drawing/2010/main" val="0"/>
+                        </a:ext>
+                      </a:extLst>
+                    </a:blip>
+                    <a:srcRect/>
+                    <a:stretch>
+                      <a:fillRect/>
+                    </a:stretch>
+                  </pic:blipFill>
+                  <pic:spPr bwMode="auto">
+                    <a:xfrm>
+                      <a:off x="0" y="0"/>
+                      <a:ext cx="4673600" cy="4673600"/>
+                    </a:xfrm>
+                    <a:prstGeom prst="rect">
+                      <a:avLst/>
+                    </a:prstGeom>
+                    <a:noFill/>
+                    <a:ln>
+                      <a:noFill/>
+                    </a:ln>
+                  </pic:spPr>
+                </pic:pic>
+              </a:graphicData>
+            </a:graphic>
+          </wp:inline>
+        </w:drawing>
+      </w:r>
+    </w:p>
+    <w:p>
+      <w:pPr>
+        <w:spacing w:line="360" w:lineRule="auto"/>
+        <w:ind w:firstLineChars="200" w:firstLine="420"/>
+        <w:rPr>
+          <w:rFonts w:ascii="宋体"/>
+          <w:szCs w:val="21"/>
+        </w:rPr>
+      </w:pPr>
+      <w:r>
+        <w:rPr>
+          <w:rFonts w:ascii="宋体"/>
+          <w:noProof/>
+          <w:szCs w:val="21"/>
+        </w:rPr>
+        <w:lastRenderedPageBreak/>
+        <w:drawing>
+          <wp:inline distT="0" distB="0" distL="0" distR="0" wp14:anchorId="7D7EB18B" wp14:editId="6FB19927">
+            <wp:extent cx="4673600" cy="4673600"/>
+            <wp:effectExtent l="0" t="0" r="0" b="0"/>
+            <wp:docPr id="1548880952" name="图片 9"/>
+            <wp:cNvGraphicFramePr>
+              <a:graphicFrameLocks xmlns:a="http://schemas.openxmlformats.org/drawingml/2006/main" noChangeAspect="1"/>
+            </wp:cNvGraphicFramePr>
+            <a:graphic xmlns:a="http://schemas.openxmlformats.org/drawingml/2006/main">
+              <a:graphicData uri="http://schemas.openxmlformats.org/drawingml/2006/picture">
+                <pic:pic xmlns:pic="http://schemas.openxmlformats.org/drawingml/2006/picture">
+                  <pic:nvPicPr>
+                    <pic:cNvPr id="0" name="Picture 9"/>
+                    <pic:cNvPicPr>
+                      <a:picLocks noChangeAspect="1" noChangeArrowheads="1"/>
+                    </pic:cNvPicPr>
+                  </pic:nvPicPr>
+                  <pic:blipFill>
+                    <a:blip r:embed="rId38">
+                      <a:extLst>
+                        <a:ext uri="{28A0092B-C50C-407E-A947-70E740481C1C}">
+                          <a14:useLocalDpi xmlns:a14="http://schemas.microsoft.com/office/drawing/2010/main" val="0"/>
+                        </a:ext>
+                      </a:extLst>
+                    </a:blip>
+                    <a:srcRect/>
+                    <a:stretch>
+                      <a:fillRect/>
+                    </a:stretch>
+                  </pic:blipFill>
+                  <pic:spPr bwMode="auto">
+                    <a:xfrm>
+                      <a:off x="0" y="0"/>
+                      <a:ext cx="4673600" cy="4673600"/>
+                    </a:xfrm>
+                    <a:prstGeom prst="rect">
+                      <a:avLst/>
+                    </a:prstGeom>
+                    <a:noFill/>
+                    <a:ln>
+                      <a:noFill/>
+                    </a:ln>
+                  </pic:spPr>
+                </pic:pic>
+              </a:graphicData>
+            </a:graphic>
+          </wp:inline>
+        </w:drawing>
       </w:r>
     </w:p>
     <w:p>
@@ -10814,49 +17671,42 @@
           <w:rFonts w:ascii="宋体" w:hint="eastAsia"/>
           <w:szCs w:val="21"/>
         </w:rPr>
-        <w:t>中</w:t>
-      </w:r>
+        <w:t>中具有显著的实用价值，可大幅加速后续学习算法。</w:t>
+      </w:r>
+    </w:p>
+    <w:p>
+      <w:pPr>
+        <w:spacing w:line="360" w:lineRule="auto"/>
+        <w:rPr>
+          <w:rFonts w:ascii="黑体" w:eastAsia="黑体"/>
+          <w:b/>
+          <w:sz w:val="24"/>
+        </w:rPr>
+      </w:pPr>
+      <w:r>
+        <w:rPr>
+          <w:rFonts w:ascii="黑体" w:eastAsia="黑体" w:hint="eastAsia"/>
+          <w:b/>
+          <w:sz w:val="24"/>
+        </w:rPr>
+        <w:t>5.3 两种算法的对比与思考</w:t>
+      </w:r>
+    </w:p>
+    <w:p>
+      <w:pPr>
+        <w:spacing w:line="360" w:lineRule="auto"/>
+        <w:ind w:firstLineChars="200" w:firstLine="420"/>
+        <w:rPr>
+          <w:rFonts w:ascii="宋体"/>
+          <w:szCs w:val="21"/>
+        </w:rPr>
+      </w:pPr>
       <w:r>
         <w:rPr>
           <w:rFonts w:ascii="宋体" w:hint="eastAsia"/>
           <w:szCs w:val="21"/>
         </w:rPr>
         <w:lastRenderedPageBreak/>
-        <w:t>具有显著的实用价值，可大幅加速后续学习算法。</w:t>
-      </w:r>
-    </w:p>
-    <w:p>
-      <w:pPr>
-        <w:spacing w:line="360" w:lineRule="auto"/>
-        <w:rPr>
-          <w:rFonts w:ascii="黑体" w:eastAsia="黑体"/>
-          <w:b/>
-          <w:sz w:val="24"/>
-        </w:rPr>
-      </w:pPr>
-      <w:r>
-        <w:rPr>
-          <w:rFonts w:ascii="黑体" w:eastAsia="黑体" w:hint="eastAsia"/>
-          <w:b/>
-          <w:sz w:val="24"/>
-        </w:rPr>
-        <w:t>5.3 两种算法的对比与思考</w:t>
-      </w:r>
-    </w:p>
-    <w:p>
-      <w:pPr>
-        <w:spacing w:line="360" w:lineRule="auto"/>
-        <w:ind w:firstLineChars="200" w:firstLine="420"/>
-        <w:rPr>
-          <w:rFonts w:ascii="宋体"/>
-          <w:szCs w:val="21"/>
-        </w:rPr>
-      </w:pPr>
-      <w:r>
-        <w:rPr>
-          <w:rFonts w:ascii="宋体" w:hint="eastAsia"/>
-          <w:szCs w:val="21"/>
-        </w:rPr>
         <w:t>K-means和PCA都是无监督学习算法，但目标不同：K-means旨在发现数据的聚类结构，将相似样本归为一组；PCA旨在发现数据的主要变化方向，</w:t>
       </w:r>
       <w:proofErr w:type="gramStart"/>
@@ -10920,65 +17770,6 @@
           <w:rFonts w:ascii="宋体"/>
           <w:szCs w:val="21"/>
         </w:rPr>
-      </w:pPr>
-      <w:r>
-        <w:rPr>
-          <w:rFonts w:ascii="宋体" w:hint="eastAsia"/>
-          <w:szCs w:val="21"/>
-        </w:rPr>
-        <w:t>通过本次实验，我系统学习并实践了两种重要的无监督学习算法。在K-means部分，理解了聚类的核心思想——通过</w:t>
-      </w:r>
-      <w:proofErr w:type="gramStart"/>
-      <w:r>
-        <w:rPr>
-          <w:rFonts w:ascii="宋体" w:hint="eastAsia"/>
-          <w:szCs w:val="21"/>
-        </w:rPr>
-        <w:t>簇</w:t>
-      </w:r>
-      <w:proofErr w:type="gramEnd"/>
-      <w:r>
-        <w:rPr>
-          <w:rFonts w:ascii="宋体" w:hint="eastAsia"/>
-          <w:szCs w:val="21"/>
-        </w:rPr>
-        <w:t>分配与质心更新的交替迭代自动发现数据结构，并通过图像压缩这一生动应用体会到聚类算法的实际价值。在PCA部分，掌握了通过协方差矩阵和SVD分解寻找主成分的方法，理解</w:t>
-      </w:r>
-      <w:proofErr w:type="gramStart"/>
-      <w:r>
-        <w:rPr>
-          <w:rFonts w:ascii="宋体" w:hint="eastAsia"/>
-          <w:szCs w:val="21"/>
-        </w:rPr>
-        <w:t>了降维与</w:t>
-      </w:r>
-      <w:proofErr w:type="gramEnd"/>
-      <w:r>
-        <w:rPr>
-          <w:rFonts w:ascii="宋体" w:hint="eastAsia"/>
-          <w:szCs w:val="21"/>
-        </w:rPr>
-        <w:t>重建的过程，并在人脸数据集上直观感受到高维数据压缩的威力与代价。本次</w:t>
-      </w:r>
-      <w:proofErr w:type="gramStart"/>
-      <w:r>
-        <w:rPr>
-          <w:rFonts w:ascii="宋体" w:hint="eastAsia"/>
-          <w:szCs w:val="21"/>
-        </w:rPr>
-        <w:t>实验让</w:t>
-      </w:r>
-      <w:proofErr w:type="gramEnd"/>
-      <w:r>
-        <w:rPr>
-          <w:rFonts w:ascii="宋体" w:hint="eastAsia"/>
-          <w:szCs w:val="21"/>
-        </w:rPr>
-        <w:t>我认识到，无监督学习无需标签即可从数据中挖掘出有意义的结构和模式，这在数据预处理、特征提取和数据可视化等环节都有广泛应用，为今后处理实际的高维、无标签数据问题打下了坚实基础。</w:t>
-      </w:r>
-    </w:p>
-    <w:p>
-      <w:pPr>
         <w:sectPr>
           <w:pgSz w:w="11906" w:h="16838"/>
           <w:pgMar w:top="1440" w:right="1800" w:bottom="1440" w:left="1800" w:header="851" w:footer="992" w:gutter="0"/>
@@ -10986,6 +17777,61 @@
           <w:docGrid w:type="lines" w:linePitch="312"/>
         </w:sectPr>
       </w:pPr>
+      <w:r>
+        <w:rPr>
+          <w:rFonts w:ascii="宋体" w:hint="eastAsia"/>
+          <w:szCs w:val="21"/>
+        </w:rPr>
+        <w:t>通过本次实验，我系统学习并实践了两种重要的无监督学习算法。在K-means部分，理解了聚类的核心思想——通过</w:t>
+      </w:r>
+      <w:proofErr w:type="gramStart"/>
+      <w:r>
+        <w:rPr>
+          <w:rFonts w:ascii="宋体" w:hint="eastAsia"/>
+          <w:szCs w:val="21"/>
+        </w:rPr>
+        <w:t>簇</w:t>
+      </w:r>
+      <w:proofErr w:type="gramEnd"/>
+      <w:r>
+        <w:rPr>
+          <w:rFonts w:ascii="宋体" w:hint="eastAsia"/>
+          <w:szCs w:val="21"/>
+        </w:rPr>
+        <w:t>分配与质心更新的交替迭代自动发现数据结构，并通过图像压缩这一生动应用体会到聚类算法的实际价值。在PCA部分，掌握了通过协方差矩阵和SVD分解寻找主成分的方法，理解</w:t>
+      </w:r>
+      <w:proofErr w:type="gramStart"/>
+      <w:r>
+        <w:rPr>
+          <w:rFonts w:ascii="宋体" w:hint="eastAsia"/>
+          <w:szCs w:val="21"/>
+        </w:rPr>
+        <w:t>了降维与</w:t>
+      </w:r>
+      <w:proofErr w:type="gramEnd"/>
+      <w:r>
+        <w:rPr>
+          <w:rFonts w:ascii="宋体" w:hint="eastAsia"/>
+          <w:szCs w:val="21"/>
+        </w:rPr>
+        <w:t>重建的过程，并在人脸数据集上直观感受到高维数据压缩的威力与代价。本次</w:t>
+      </w:r>
+      <w:proofErr w:type="gramStart"/>
+      <w:r>
+        <w:rPr>
+          <w:rFonts w:ascii="宋体" w:hint="eastAsia"/>
+          <w:szCs w:val="21"/>
+        </w:rPr>
+        <w:t>实验让</w:t>
+      </w:r>
+      <w:proofErr w:type="gramEnd"/>
+      <w:r>
+        <w:rPr>
+          <w:rFonts w:ascii="宋体" w:hint="eastAsia"/>
+          <w:szCs w:val="21"/>
+        </w:rPr>
+        <w:t>我认识到，无监督学习无需标签即可从数据中挖掘出有意义的结构和模式，这在数据预处理、特征提取和数据可视化等环节都有广泛应用，为今后处理实际的高维、无标签数据问题打下了坚实基础。</w:t>
+      </w:r>
     </w:p>
     <w:p/>
     <w:sectPr>
@@ -11975,6 +18821,30 @@
       <w:ind w:firstLineChars="200" w:firstLine="420"/>
     </w:pPr>
   </w:style>
+  <w:style w:type="paragraph" w:styleId="TOC">
+    <w:name w:val="TOC Heading"/>
+    <w:basedOn w:val="1"/>
+    <w:next w:val="a"/>
+    <w:uiPriority w:val="39"/>
+    <w:unhideWhenUsed/>
+    <w:qFormat/>
+    <w:rsid w:val="00660C89"/>
+    <w:pPr>
+      <w:widowControl/>
+      <w:spacing w:before="240" w:after="0" w:line="259" w:lineRule="auto"/>
+      <w:jc w:val="left"/>
+      <w:outlineLvl w:val="9"/>
+    </w:pPr>
+    <w:rPr>
+      <w:rFonts w:asciiTheme="majorHAnsi" w:eastAsiaTheme="majorEastAsia" w:hAnsiTheme="majorHAnsi" w:cstheme="majorBidi"/>
+      <w:b w:val="0"/>
+      <w:bCs w:val="0"/>
+      <w:color w:val="365F91" w:themeColor="accent1" w:themeShade="BF"/>
+      <w:kern w:val="0"/>
+      <w:sz w:val="32"/>
+      <w:szCs w:val="32"/>
+    </w:rPr>
+  </w:style>
 </w:styles>
 </file>
 
